--- a/well_tools_1/webapp/data/templates/sample_2_4p5X3p5-7-9-13.docx
+++ b/well_tools_1/webapp/data/templates/sample_2_4p5X3p5-7-9-13.docx
@@ -1165,9 +1165,9 @@
       </w:sdtContent>
     </w:sdt>
     <w:bookmarkStart w:id="3" w:name="_Hlk207958089" w:displacedByCustomXml="next"/>
-    <w:bookmarkStart w:id="4" w:name="_Toc23528006" w:displacedByCustomXml="next"/>
+    <w:bookmarkStart w:id="4" w:name="_Toc436141478" w:displacedByCustomXml="next"/>
     <w:bookmarkStart w:id="5" w:name="_Toc5016962" w:displacedByCustomXml="next"/>
-    <w:bookmarkStart w:id="6" w:name="_Toc436141478" w:displacedByCustomXml="next"/>
+    <w:bookmarkStart w:id="6" w:name="_Toc23528006" w:displacedByCustomXml="next"/>
     <w:sdt>
       <w:sdtPr>
         <w:rPr>
@@ -2851,39 +2851,7 @@
                                 <w:sz w:val="16"/>
                                 <w:lang w:val="en-GB"/>
                               </w:rPr>
-                              <w:t xml:space="preserve">This report was prepared by </w:t>
-                            </w:r>
-                            <w:proofErr w:type="spellStart"/>
-                            <w:r>
-                              <w:rPr>
-                                <w:sz w:val="16"/>
-                                <w:lang w:val="en-GB"/>
-                              </w:rPr>
-                              <w:t>GOWell</w:t>
-                            </w:r>
-                            <w:proofErr w:type="spellEnd"/>
-                            <w:r>
-                              <w:rPr>
-                                <w:sz w:val="16"/>
-                                <w:lang w:val="en-GB"/>
-                              </w:rPr>
-                              <w:t xml:space="preserve"> Energy Solutions Inc. or by its affiliates or subsidiaries (“</w:t>
-                            </w:r>
-                            <w:proofErr w:type="spellStart"/>
-                            <w:r>
-                              <w:rPr>
-                                <w:sz w:val="16"/>
-                                <w:lang w:val="en-GB"/>
-                              </w:rPr>
-                              <w:t>GOWell</w:t>
-                            </w:r>
-                            <w:proofErr w:type="spellEnd"/>
-                            <w:r>
-                              <w:rPr>
-                                <w:sz w:val="16"/>
-                                <w:lang w:val="en-GB"/>
-                              </w:rPr>
-                              <w:t xml:space="preserve">”) at the request of </w:t>
+                              <w:t xml:space="preserve">This report was prepared by GOWell Energy Solutions Inc. or by its affiliates or subsidiaries (“GOWell”) at the request of </w:t>
                             </w:r>
                             <w:r>
                               <w:rPr>
@@ -2912,23 +2880,7 @@
                                 <w:sz w:val="16"/>
                                 <w:lang w:val="en-GB"/>
                               </w:rPr>
-                              <w:t xml:space="preserve">This report is </w:t>
-                            </w:r>
-                            <w:proofErr w:type="spellStart"/>
-                            <w:r>
-                              <w:rPr>
-                                <w:sz w:val="16"/>
-                                <w:lang w:val="en-GB"/>
-                              </w:rPr>
-                              <w:t>GOWell’s</w:t>
-                            </w:r>
-                            <w:proofErr w:type="spellEnd"/>
-                            <w:r>
-                              <w:rPr>
-                                <w:sz w:val="16"/>
-                                <w:lang w:val="en-GB"/>
-                              </w:rPr>
-                              <w:t xml:space="preserve"> interpretation of the information provided by You and the interpretation, analysis, recommendations, advise and conclusions contained in the report are opinions based on inferences from measurements, empirical relationships, assumptions and industry practice (the “Interpretations and/or Recommendations”), which inferences, assumptions and practices are not infallible, and with respect to which professional geologists, engineers, drilling consultants, and analysts may differ and there may be a number of possible interpretations and conclusions.</w:t>
+                              <w:t>This report is GOWell’s interpretation of the information provided by You and the interpretation, analysis, recommendations, advise and conclusions contained in the report are opinions based on inferences from measurements, empirical relationships, assumptions and industry practice (the “Interpretations and/or Recommendations”), which inferences, assumptions and practices are not infallible, and with respect to which professional geologists, engineers, drilling consultants, and analysts may differ and there may be a number of possible interpretations and conclusions.</w:t>
                             </w:r>
                           </w:p>
                           <w:p>
@@ -2943,23 +2895,7 @@
                                 <w:sz w:val="16"/>
                                 <w:lang w:val="en-CA"/>
                               </w:rPr>
-                              <w:t xml:space="preserve">Accordingly, </w:t>
-                            </w:r>
-                            <w:proofErr w:type="spellStart"/>
-                            <w:r>
-                              <w:rPr>
-                                <w:sz w:val="16"/>
-                                <w:lang w:val="en-CA"/>
-                              </w:rPr>
-                              <w:t>GOWell</w:t>
-                            </w:r>
-                            <w:proofErr w:type="spellEnd"/>
-                            <w:r>
-                              <w:rPr>
-                                <w:sz w:val="16"/>
-                                <w:lang w:val="en-CA"/>
-                              </w:rPr>
-                              <w:t xml:space="preserve"> does not warrant the accuracy, correctness, or completeness of any such Interpretations and/or Recommendations, or that Your reliance or any third party’s reliance on such Interpretations and/or Recommendations will accomplish any particular results. YOU ASSUME FULL RESPONSIBILITY FOR THE USE OF SUCH INTERPRETATIONS AND/OR RECOMMENDATIONS AND FOR ALL DECISIONS BASED THEREON (INCLUDING WITHOUT LIMITATION DECISIONS BASED ON ANY OIL AND GAS EVALUATIONS, PRODUCTION FORECASTS AND RESERVE ESTIMATES, FURNISHED BY GOWELL TO YOU HEREUNDER), AND YOU HEREBY AGREES TO RELEASE, DEFEND, INDEMNIFY AND HOLD HARMLESS GOWELL FROM ANY CLAIMS ARISING OUT OF THE USE OF SUCH INTERPRETATIONS AND/OR RECOMMENDATIONS.</w:t>
+                              <w:t>Accordingly, GOWell does not warrant the accuracy, correctness, or completeness of any such Interpretations and/or Recommendations, or that Your reliance or any third party’s reliance on such Interpretations and/or Recommendations will accomplish any particular results. YOU ASSUME FULL RESPONSIBILITY FOR THE USE OF SUCH INTERPRETATIONS AND/OR RECOMMENDATIONS AND FOR ALL DECISIONS BASED THEREON (INCLUDING WITHOUT LIMITATION DECISIONS BASED ON ANY OIL AND GAS EVALUATIONS, PRODUCTION FORECASTS AND RESERVE ESTIMATES, FURNISHED BY GOWELL TO YOU HEREUNDER), AND YOU HEREBY AGREES TO RELEASE, DEFEND, INDEMNIFY AND HOLD HARMLESS GOWELL FROM ANY CLAIMS ARISING OUT OF THE USE OF SUCH INTERPRETATIONS AND/OR RECOMMENDATIONS.</w:t>
                             </w:r>
                           </w:p>
                           <w:p>
@@ -5392,7 +5328,6 @@
           <w:lang w:val="en-GB"/>
         </w:rPr>
       </w:pPr>
-      <w:proofErr w:type="spellStart"/>
       <w:r>
         <w:rPr>
           <w:lang w:val="en-GB"/>
@@ -5405,7 +5340,6 @@
         </w:rPr>
         <w:t>less</w:t>
       </w:r>
-      <w:proofErr w:type="spellEnd"/>
       <w:r>
         <w:rPr>
           <w:lang w:val="en-GB"/>
@@ -5436,43 +5370,33 @@
         </w:rPr>
         <w:t xml:space="preserve">logged with </w:t>
       </w:r>
-      <w:proofErr w:type="spellStart"/>
       <w:r>
         <w:rPr>
           <w:lang w:val="en-GB"/>
         </w:rPr>
-        <w:t>GOWell</w:t>
-      </w:r>
-      <w:proofErr w:type="spellEnd"/>
+        <w:t xml:space="preserve">GOWell </w:t>
+      </w:r>
       <w:r>
         <w:rPr>
           <w:lang w:val="en-GB"/>
         </w:rPr>
+        <w:t>ePDT</w:t>
+      </w:r>
+      <w:r>
+        <w:rPr>
+          <w:lang w:val="en-GB"/>
+        </w:rPr>
         <w:t xml:space="preserve"> </w:t>
       </w:r>
       <w:r>
         <w:rPr>
           <w:lang w:val="en-GB"/>
         </w:rPr>
-        <w:t>ePDT</w:t>
-      </w:r>
-      <w:r>
-        <w:rPr>
-          <w:lang w:val="en-GB"/>
-        </w:rPr>
-        <w:t xml:space="preserve"> </w:t>
-      </w:r>
-      <w:r>
-        <w:rPr>
-          <w:lang w:val="en-GB"/>
-        </w:rPr>
         <w:t xml:space="preserve">tool, processed with </w:t>
       </w:r>
-      <w:proofErr w:type="spellStart"/>
       <w:r>
         <w:t>SmartLog</w:t>
       </w:r>
-      <w:proofErr w:type="spellEnd"/>
       <w:r>
         <w:t>.</w:t>
       </w:r>
@@ -12433,22 +12357,8 @@
                 <w:szCs w:val="20"/>
                 <w:lang w:val="en-AE" w:eastAsia="en-AE"/>
               </w:rPr>
-              <w:t>_</w:t>
-            </w:r>
-            <w:proofErr w:type="spellStart"/>
-            <w:r>
-              <w:rPr>
-                <w:rFonts w:asciiTheme="minorHAnsi" w:eastAsia="Times New Roman" w:hAnsiTheme="minorHAnsi" w:cstheme="minorHAnsi"/>
-                <w:b/>
-                <w:bCs/>
-                <w:color w:val="FFFFFF"/>
-                <w:sz w:val="20"/>
-                <w:szCs w:val="20"/>
-                <w:lang w:val="en-AE" w:eastAsia="en-AE"/>
-              </w:rPr>
-              <w:t>firstPipe</w:t>
-            </w:r>
-            <w:proofErr w:type="spellEnd"/>
+              <w:t>_firstPipe</w:t>
+            </w:r>
             <w:r>
               <w:rPr>
                 <w:rFonts w:asciiTheme="minorHAnsi" w:eastAsia="Times New Roman" w:hAnsiTheme="minorHAnsi" w:cstheme="minorHAnsi"/>
@@ -12605,29 +12515,7 @@
                 <w:szCs w:val="20"/>
                 <w:lang w:val="en-AE" w:eastAsia="en-AE"/>
               </w:rPr>
-              <w:t xml:space="preserve">Nom </w:t>
-            </w:r>
-            <w:proofErr w:type="spellStart"/>
-            <w:r>
-              <w:rPr>
-                <w:rFonts w:asciiTheme="minorHAnsi" w:eastAsia="Times New Roman" w:hAnsiTheme="minorHAnsi" w:cstheme="minorHAnsi"/>
-                <w:color w:val="FFFFFF"/>
-                <w:sz w:val="20"/>
-                <w:szCs w:val="20"/>
-                <w:lang w:val="en-AE" w:eastAsia="en-AE"/>
-              </w:rPr>
-              <w:t>Thk</w:t>
-            </w:r>
-            <w:proofErr w:type="spellEnd"/>
-            <w:r>
-              <w:rPr>
-                <w:rFonts w:asciiTheme="minorHAnsi" w:eastAsia="Times New Roman" w:hAnsiTheme="minorHAnsi" w:cstheme="minorHAnsi"/>
-                <w:color w:val="FFFFFF"/>
-                <w:sz w:val="20"/>
-                <w:szCs w:val="20"/>
-                <w:lang w:val="en-AE" w:eastAsia="en-AE"/>
-              </w:rPr>
-              <w:t xml:space="preserve"> (in)</w:t>
+              <w:t>Nom Thk (in)</w:t>
             </w:r>
           </w:p>
         </w:tc>
@@ -12664,29 +12552,7 @@
                 <w:szCs w:val="20"/>
                 <w:lang w:val="en-AE" w:eastAsia="en-AE"/>
               </w:rPr>
-              <w:t xml:space="preserve">Min </w:t>
-            </w:r>
-            <w:proofErr w:type="spellStart"/>
-            <w:r>
-              <w:rPr>
-                <w:rFonts w:asciiTheme="minorHAnsi" w:eastAsia="Times New Roman" w:hAnsiTheme="minorHAnsi" w:cstheme="minorHAnsi"/>
-                <w:color w:val="FFFFFF"/>
-                <w:sz w:val="20"/>
-                <w:szCs w:val="20"/>
-                <w:lang w:val="en-AE" w:eastAsia="en-AE"/>
-              </w:rPr>
-              <w:t>Thk</w:t>
-            </w:r>
-            <w:proofErr w:type="spellEnd"/>
-            <w:r>
-              <w:rPr>
-                <w:rFonts w:asciiTheme="minorHAnsi" w:eastAsia="Times New Roman" w:hAnsiTheme="minorHAnsi" w:cstheme="minorHAnsi"/>
-                <w:color w:val="FFFFFF"/>
-                <w:sz w:val="20"/>
-                <w:szCs w:val="20"/>
-                <w:lang w:val="en-AE" w:eastAsia="en-AE"/>
-              </w:rPr>
-              <w:t xml:space="preserve"> (in)</w:t>
+              <w:t>Min Thk (in)</w:t>
             </w:r>
           </w:p>
         </w:tc>
@@ -13344,22 +13210,8 @@
                 <w:szCs w:val="20"/>
                 <w:lang w:val="en-AE" w:eastAsia="en-AE"/>
               </w:rPr>
-              <w:t>_</w:t>
-            </w:r>
-            <w:proofErr w:type="spellStart"/>
-            <w:r>
-              <w:rPr>
-                <w:rFonts w:asciiTheme="minorHAnsi" w:eastAsia="Times New Roman" w:hAnsiTheme="minorHAnsi" w:cstheme="minorHAnsi"/>
-                <w:b/>
-                <w:bCs/>
-                <w:color w:val="FFFFFF"/>
-                <w:sz w:val="20"/>
-                <w:szCs w:val="20"/>
-                <w:lang w:val="en-AE" w:eastAsia="en-AE"/>
-              </w:rPr>
-              <w:t>secondPipe</w:t>
-            </w:r>
-            <w:proofErr w:type="spellEnd"/>
+              <w:t>_secondPipe</w:t>
+            </w:r>
             <w:r>
               <w:rPr>
                 <w:rFonts w:asciiTheme="minorHAnsi" w:eastAsia="Times New Roman" w:hAnsiTheme="minorHAnsi" w:cstheme="minorHAnsi"/>
@@ -13516,29 +13368,7 @@
                 <w:szCs w:val="20"/>
                 <w:lang w:val="en-AE" w:eastAsia="en-AE"/>
               </w:rPr>
-              <w:t xml:space="preserve">Nom </w:t>
-            </w:r>
-            <w:proofErr w:type="spellStart"/>
-            <w:r>
-              <w:rPr>
-                <w:rFonts w:asciiTheme="minorHAnsi" w:eastAsia="Times New Roman" w:hAnsiTheme="minorHAnsi" w:cstheme="minorHAnsi"/>
-                <w:color w:val="FFFFFF"/>
-                <w:sz w:val="20"/>
-                <w:szCs w:val="20"/>
-                <w:lang w:val="en-AE" w:eastAsia="en-AE"/>
-              </w:rPr>
-              <w:t>Thk</w:t>
-            </w:r>
-            <w:proofErr w:type="spellEnd"/>
-            <w:r>
-              <w:rPr>
-                <w:rFonts w:asciiTheme="minorHAnsi" w:eastAsia="Times New Roman" w:hAnsiTheme="minorHAnsi" w:cstheme="minorHAnsi"/>
-                <w:color w:val="FFFFFF"/>
-                <w:sz w:val="20"/>
-                <w:szCs w:val="20"/>
-                <w:lang w:val="en-AE" w:eastAsia="en-AE"/>
-              </w:rPr>
-              <w:t xml:space="preserve"> (in)</w:t>
+              <w:t>Nom Thk (in)</w:t>
             </w:r>
           </w:p>
         </w:tc>
@@ -13575,29 +13405,7 @@
                 <w:szCs w:val="20"/>
                 <w:lang w:val="en-AE" w:eastAsia="en-AE"/>
               </w:rPr>
-              <w:t xml:space="preserve">Min </w:t>
-            </w:r>
-            <w:proofErr w:type="spellStart"/>
-            <w:r>
-              <w:rPr>
-                <w:rFonts w:asciiTheme="minorHAnsi" w:eastAsia="Times New Roman" w:hAnsiTheme="minorHAnsi" w:cstheme="minorHAnsi"/>
-                <w:color w:val="FFFFFF"/>
-                <w:sz w:val="20"/>
-                <w:szCs w:val="20"/>
-                <w:lang w:val="en-AE" w:eastAsia="en-AE"/>
-              </w:rPr>
-              <w:t>Thk</w:t>
-            </w:r>
-            <w:proofErr w:type="spellEnd"/>
-            <w:r>
-              <w:rPr>
-                <w:rFonts w:asciiTheme="minorHAnsi" w:eastAsia="Times New Roman" w:hAnsiTheme="minorHAnsi" w:cstheme="minorHAnsi"/>
-                <w:color w:val="FFFFFF"/>
-                <w:sz w:val="20"/>
-                <w:szCs w:val="20"/>
-                <w:lang w:val="en-AE" w:eastAsia="en-AE"/>
-              </w:rPr>
-              <w:t xml:space="preserve"> (in)</w:t>
+              <w:t>Min Thk (in)</w:t>
             </w:r>
           </w:p>
         </w:tc>
@@ -14263,22 +14071,8 @@
                 <w:szCs w:val="20"/>
                 <w:lang w:val="en-AE" w:eastAsia="en-AE"/>
               </w:rPr>
-              <w:t>_</w:t>
-            </w:r>
-            <w:proofErr w:type="spellStart"/>
-            <w:r>
-              <w:rPr>
-                <w:rFonts w:asciiTheme="minorHAnsi" w:eastAsia="Times New Roman" w:hAnsiTheme="minorHAnsi" w:cstheme="minorHAnsi"/>
-                <w:b/>
-                <w:bCs/>
-                <w:color w:val="FFFFFF"/>
-                <w:sz w:val="20"/>
-                <w:szCs w:val="20"/>
-                <w:lang w:val="en-AE" w:eastAsia="en-AE"/>
-              </w:rPr>
-              <w:t>thirdPipe</w:t>
-            </w:r>
-            <w:proofErr w:type="spellEnd"/>
+              <w:t>_thirdPipe</w:t>
+            </w:r>
             <w:r>
               <w:rPr>
                 <w:rFonts w:asciiTheme="minorHAnsi" w:eastAsia="Times New Roman" w:hAnsiTheme="minorHAnsi" w:cstheme="minorHAnsi"/>
@@ -14435,29 +14229,7 @@
                 <w:szCs w:val="20"/>
                 <w:lang w:val="en-AE" w:eastAsia="en-AE"/>
               </w:rPr>
-              <w:t xml:space="preserve">Nom </w:t>
-            </w:r>
-            <w:proofErr w:type="spellStart"/>
-            <w:r>
-              <w:rPr>
-                <w:rFonts w:asciiTheme="minorHAnsi" w:eastAsia="Times New Roman" w:hAnsiTheme="minorHAnsi" w:cstheme="minorHAnsi"/>
-                <w:color w:val="FFFFFF"/>
-                <w:sz w:val="20"/>
-                <w:szCs w:val="20"/>
-                <w:lang w:val="en-AE" w:eastAsia="en-AE"/>
-              </w:rPr>
-              <w:t>Thk</w:t>
-            </w:r>
-            <w:proofErr w:type="spellEnd"/>
-            <w:r>
-              <w:rPr>
-                <w:rFonts w:asciiTheme="minorHAnsi" w:eastAsia="Times New Roman" w:hAnsiTheme="minorHAnsi" w:cstheme="minorHAnsi"/>
-                <w:color w:val="FFFFFF"/>
-                <w:sz w:val="20"/>
-                <w:szCs w:val="20"/>
-                <w:lang w:val="en-AE" w:eastAsia="en-AE"/>
-              </w:rPr>
-              <w:t xml:space="preserve"> (in)</w:t>
+              <w:t>Nom Thk (in)</w:t>
             </w:r>
           </w:p>
         </w:tc>
@@ -14494,29 +14266,7 @@
                 <w:szCs w:val="20"/>
                 <w:lang w:val="en-AE" w:eastAsia="en-AE"/>
               </w:rPr>
-              <w:t xml:space="preserve">Min </w:t>
-            </w:r>
-            <w:proofErr w:type="spellStart"/>
-            <w:r>
-              <w:rPr>
-                <w:rFonts w:asciiTheme="minorHAnsi" w:eastAsia="Times New Roman" w:hAnsiTheme="minorHAnsi" w:cstheme="minorHAnsi"/>
-                <w:color w:val="FFFFFF"/>
-                <w:sz w:val="20"/>
-                <w:szCs w:val="20"/>
-                <w:lang w:val="en-AE" w:eastAsia="en-AE"/>
-              </w:rPr>
-              <w:t>Thk</w:t>
-            </w:r>
-            <w:proofErr w:type="spellEnd"/>
-            <w:r>
-              <w:rPr>
-                <w:rFonts w:asciiTheme="minorHAnsi" w:eastAsia="Times New Roman" w:hAnsiTheme="minorHAnsi" w:cstheme="minorHAnsi"/>
-                <w:color w:val="FFFFFF"/>
-                <w:sz w:val="20"/>
-                <w:szCs w:val="20"/>
-                <w:lang w:val="en-AE" w:eastAsia="en-AE"/>
-              </w:rPr>
-              <w:t xml:space="preserve"> (in)</w:t>
+              <w:t>Min Thk (in)</w:t>
             </w:r>
           </w:p>
         </w:tc>
@@ -15198,22 +14948,8 @@
                 <w:szCs w:val="20"/>
                 <w:lang w:val="en-AE" w:eastAsia="en-AE"/>
               </w:rPr>
-              <w:t>_</w:t>
-            </w:r>
-            <w:proofErr w:type="spellStart"/>
-            <w:r>
-              <w:rPr>
-                <w:rFonts w:asciiTheme="minorHAnsi" w:eastAsia="Times New Roman" w:hAnsiTheme="minorHAnsi" w:cstheme="minorHAnsi"/>
-                <w:b/>
-                <w:bCs/>
-                <w:color w:val="FFFFFF"/>
-                <w:sz w:val="20"/>
-                <w:szCs w:val="20"/>
-                <w:lang w:val="en-AE" w:eastAsia="en-AE"/>
-              </w:rPr>
-              <w:t>fourthPipe</w:t>
-            </w:r>
-            <w:proofErr w:type="spellEnd"/>
+              <w:t>_fourthPipe</w:t>
+            </w:r>
             <w:r>
               <w:rPr>
                 <w:rFonts w:asciiTheme="minorHAnsi" w:eastAsia="Times New Roman" w:hAnsiTheme="minorHAnsi" w:cstheme="minorHAnsi"/>
@@ -15370,29 +15106,7 @@
                 <w:szCs w:val="20"/>
                 <w:lang w:val="en-AE" w:eastAsia="en-AE"/>
               </w:rPr>
-              <w:t xml:space="preserve">Nom </w:t>
-            </w:r>
-            <w:proofErr w:type="spellStart"/>
-            <w:r>
-              <w:rPr>
-                <w:rFonts w:asciiTheme="minorHAnsi" w:eastAsia="Times New Roman" w:hAnsiTheme="minorHAnsi" w:cstheme="minorHAnsi"/>
-                <w:color w:val="FFFFFF"/>
-                <w:sz w:val="20"/>
-                <w:szCs w:val="20"/>
-                <w:lang w:val="en-AE" w:eastAsia="en-AE"/>
-              </w:rPr>
-              <w:t>Thk</w:t>
-            </w:r>
-            <w:proofErr w:type="spellEnd"/>
-            <w:r>
-              <w:rPr>
-                <w:rFonts w:asciiTheme="minorHAnsi" w:eastAsia="Times New Roman" w:hAnsiTheme="minorHAnsi" w:cstheme="minorHAnsi"/>
-                <w:color w:val="FFFFFF"/>
-                <w:sz w:val="20"/>
-                <w:szCs w:val="20"/>
-                <w:lang w:val="en-AE" w:eastAsia="en-AE"/>
-              </w:rPr>
-              <w:t xml:space="preserve"> (in)</w:t>
+              <w:t>Nom Thk (in)</w:t>
             </w:r>
           </w:p>
         </w:tc>
@@ -15429,29 +15143,7 @@
                 <w:szCs w:val="20"/>
                 <w:lang w:val="en-AE" w:eastAsia="en-AE"/>
               </w:rPr>
-              <w:t xml:space="preserve">Min </w:t>
-            </w:r>
-            <w:proofErr w:type="spellStart"/>
-            <w:r>
-              <w:rPr>
-                <w:rFonts w:asciiTheme="minorHAnsi" w:eastAsia="Times New Roman" w:hAnsiTheme="minorHAnsi" w:cstheme="minorHAnsi"/>
-                <w:color w:val="FFFFFF"/>
-                <w:sz w:val="20"/>
-                <w:szCs w:val="20"/>
-                <w:lang w:val="en-AE" w:eastAsia="en-AE"/>
-              </w:rPr>
-              <w:t>Thk</w:t>
-            </w:r>
-            <w:proofErr w:type="spellEnd"/>
-            <w:r>
-              <w:rPr>
-                <w:rFonts w:asciiTheme="minorHAnsi" w:eastAsia="Times New Roman" w:hAnsiTheme="minorHAnsi" w:cstheme="minorHAnsi"/>
-                <w:color w:val="FFFFFF"/>
-                <w:sz w:val="20"/>
-                <w:szCs w:val="20"/>
-                <w:lang w:val="en-AE" w:eastAsia="en-AE"/>
-              </w:rPr>
-              <w:t xml:space="preserve"> (in)</w:t>
+              <w:t>Min Thk (in)</w:t>
             </w:r>
           </w:p>
         </w:tc>
@@ -16061,22 +15753,8 @@
                 <w:szCs w:val="20"/>
                 <w:lang w:val="en-AE" w:eastAsia="en-AE"/>
               </w:rPr>
-              <w:t>_</w:t>
-            </w:r>
-            <w:proofErr w:type="spellStart"/>
-            <w:r>
-              <w:rPr>
-                <w:rFonts w:asciiTheme="minorHAnsi" w:eastAsia="Times New Roman" w:hAnsiTheme="minorHAnsi" w:cstheme="minorHAnsi"/>
-                <w:b/>
-                <w:bCs/>
-                <w:color w:val="FFFFFF"/>
-                <w:sz w:val="20"/>
-                <w:szCs w:val="20"/>
-                <w:lang w:val="en-AE" w:eastAsia="en-AE"/>
-              </w:rPr>
-              <w:t>fifthPipe</w:t>
-            </w:r>
-            <w:proofErr w:type="spellEnd"/>
+              <w:t>_fifthPipe</w:t>
+            </w:r>
             <w:r>
               <w:rPr>
                 <w:rFonts w:asciiTheme="minorHAnsi" w:eastAsia="Times New Roman" w:hAnsiTheme="minorHAnsi" w:cstheme="minorHAnsi"/>
@@ -16233,29 +15911,7 @@
                 <w:szCs w:val="20"/>
                 <w:lang w:val="en-AE" w:eastAsia="en-AE"/>
               </w:rPr>
-              <w:t xml:space="preserve">Nom </w:t>
-            </w:r>
-            <w:proofErr w:type="spellStart"/>
-            <w:r>
-              <w:rPr>
-                <w:rFonts w:asciiTheme="minorHAnsi" w:eastAsia="Times New Roman" w:hAnsiTheme="minorHAnsi" w:cstheme="minorHAnsi"/>
-                <w:color w:val="FFFFFF"/>
-                <w:sz w:val="20"/>
-                <w:szCs w:val="20"/>
-                <w:lang w:val="en-AE" w:eastAsia="en-AE"/>
-              </w:rPr>
-              <w:t>Thk</w:t>
-            </w:r>
-            <w:proofErr w:type="spellEnd"/>
-            <w:r>
-              <w:rPr>
-                <w:rFonts w:asciiTheme="minorHAnsi" w:eastAsia="Times New Roman" w:hAnsiTheme="minorHAnsi" w:cstheme="minorHAnsi"/>
-                <w:color w:val="FFFFFF"/>
-                <w:sz w:val="20"/>
-                <w:szCs w:val="20"/>
-                <w:lang w:val="en-AE" w:eastAsia="en-AE"/>
-              </w:rPr>
-              <w:t xml:space="preserve"> (in)</w:t>
+              <w:t>Nom Thk (in)</w:t>
             </w:r>
           </w:p>
         </w:tc>
@@ -16292,29 +15948,7 @@
                 <w:szCs w:val="20"/>
                 <w:lang w:val="en-AE" w:eastAsia="en-AE"/>
               </w:rPr>
-              <w:t xml:space="preserve">Min </w:t>
-            </w:r>
-            <w:proofErr w:type="spellStart"/>
-            <w:r>
-              <w:rPr>
-                <w:rFonts w:asciiTheme="minorHAnsi" w:eastAsia="Times New Roman" w:hAnsiTheme="minorHAnsi" w:cstheme="minorHAnsi"/>
-                <w:color w:val="FFFFFF"/>
-                <w:sz w:val="20"/>
-                <w:szCs w:val="20"/>
-                <w:lang w:val="en-AE" w:eastAsia="en-AE"/>
-              </w:rPr>
-              <w:t>Thk</w:t>
-            </w:r>
-            <w:proofErr w:type="spellEnd"/>
-            <w:r>
-              <w:rPr>
-                <w:rFonts w:asciiTheme="minorHAnsi" w:eastAsia="Times New Roman" w:hAnsiTheme="minorHAnsi" w:cstheme="minorHAnsi"/>
-                <w:color w:val="FFFFFF"/>
-                <w:sz w:val="20"/>
-                <w:szCs w:val="20"/>
-                <w:lang w:val="en-AE" w:eastAsia="en-AE"/>
-              </w:rPr>
-              <w:t xml:space="preserve"> (in)</w:t>
+              <w:t>Min Thk (in)</w:t>
             </w:r>
           </w:p>
         </w:tc>
@@ -16924,22 +16558,8 @@
                 <w:szCs w:val="20"/>
                 <w:lang w:val="en-AE" w:eastAsia="en-AE"/>
               </w:rPr>
-              <w:t>_</w:t>
-            </w:r>
-            <w:proofErr w:type="spellStart"/>
-            <w:r>
-              <w:rPr>
-                <w:rFonts w:asciiTheme="minorHAnsi" w:eastAsia="Times New Roman" w:hAnsiTheme="minorHAnsi" w:cstheme="minorHAnsi"/>
-                <w:b/>
-                <w:bCs/>
-                <w:color w:val="FFFFFF"/>
-                <w:sz w:val="20"/>
-                <w:szCs w:val="20"/>
-                <w:lang w:val="en-AE" w:eastAsia="en-AE"/>
-              </w:rPr>
-              <w:t>sixthPipe</w:t>
-            </w:r>
-            <w:proofErr w:type="spellEnd"/>
+              <w:t>_sixthPipe</w:t>
+            </w:r>
             <w:r>
               <w:rPr>
                 <w:rFonts w:asciiTheme="minorHAnsi" w:eastAsia="Times New Roman" w:hAnsiTheme="minorHAnsi" w:cstheme="minorHAnsi"/>
@@ -17096,29 +16716,7 @@
                 <w:szCs w:val="20"/>
                 <w:lang w:val="en-AE" w:eastAsia="en-AE"/>
               </w:rPr>
-              <w:t xml:space="preserve">Nom </w:t>
-            </w:r>
-            <w:proofErr w:type="spellStart"/>
-            <w:r>
-              <w:rPr>
-                <w:rFonts w:asciiTheme="minorHAnsi" w:eastAsia="Times New Roman" w:hAnsiTheme="minorHAnsi" w:cstheme="minorHAnsi"/>
-                <w:color w:val="FFFFFF"/>
-                <w:sz w:val="20"/>
-                <w:szCs w:val="20"/>
-                <w:lang w:val="en-AE" w:eastAsia="en-AE"/>
-              </w:rPr>
-              <w:t>Thk</w:t>
-            </w:r>
-            <w:proofErr w:type="spellEnd"/>
-            <w:r>
-              <w:rPr>
-                <w:rFonts w:asciiTheme="minorHAnsi" w:eastAsia="Times New Roman" w:hAnsiTheme="minorHAnsi" w:cstheme="minorHAnsi"/>
-                <w:color w:val="FFFFFF"/>
-                <w:sz w:val="20"/>
-                <w:szCs w:val="20"/>
-                <w:lang w:val="en-AE" w:eastAsia="en-AE"/>
-              </w:rPr>
-              <w:t xml:space="preserve"> (in)</w:t>
+              <w:t>Nom Thk (in)</w:t>
             </w:r>
           </w:p>
         </w:tc>
@@ -17155,29 +16753,7 @@
                 <w:szCs w:val="20"/>
                 <w:lang w:val="en-AE" w:eastAsia="en-AE"/>
               </w:rPr>
-              <w:t xml:space="preserve">Min </w:t>
-            </w:r>
-            <w:proofErr w:type="spellStart"/>
-            <w:r>
-              <w:rPr>
-                <w:rFonts w:asciiTheme="minorHAnsi" w:eastAsia="Times New Roman" w:hAnsiTheme="minorHAnsi" w:cstheme="minorHAnsi"/>
-                <w:color w:val="FFFFFF"/>
-                <w:sz w:val="20"/>
-                <w:szCs w:val="20"/>
-                <w:lang w:val="en-AE" w:eastAsia="en-AE"/>
-              </w:rPr>
-              <w:t>Thk</w:t>
-            </w:r>
-            <w:proofErr w:type="spellEnd"/>
-            <w:r>
-              <w:rPr>
-                <w:rFonts w:asciiTheme="minorHAnsi" w:eastAsia="Times New Roman" w:hAnsiTheme="minorHAnsi" w:cstheme="minorHAnsi"/>
-                <w:color w:val="FFFFFF"/>
-                <w:sz w:val="20"/>
-                <w:szCs w:val="20"/>
-                <w:lang w:val="en-AE" w:eastAsia="en-AE"/>
-              </w:rPr>
-              <w:t xml:space="preserve"> (in)</w:t>
+              <w:t>Min Thk (in)</w:t>
             </w:r>
           </w:p>
         </w:tc>
@@ -18721,15 +18297,7 @@
               <w:jc w:val="center"/>
             </w:pPr>
             <w:r>
-              <w:t>{{</w:t>
-            </w:r>
-            <w:proofErr w:type="spellStart"/>
-            <w:r>
-              <w:t>tempgr</w:t>
-            </w:r>
-            <w:proofErr w:type="spellEnd"/>
-            <w:r>
-              <w:t>}}</w:t>
+              <w:t>{{tempgr}}</w:t>
             </w:r>
           </w:p>
         </w:tc>
@@ -18818,15 +18386,7 @@
               <w:jc w:val="center"/>
             </w:pPr>
             <w:r>
-              <w:t>{{</w:t>
-            </w:r>
-            <w:proofErr w:type="spellStart"/>
-            <w:r>
-              <w:t>wh</w:t>
-            </w:r>
-            <w:proofErr w:type="spellEnd"/>
-            <w:r>
-              <w:t>}}</w:t>
+              <w:t>{{wh}}</w:t>
             </w:r>
           </w:p>
         </w:tc>
@@ -19175,29 +18735,7 @@
           <w:sz w:val="20"/>
           <w:szCs w:val="20"/>
         </w:rPr>
-        <w:t>{{</w:t>
-      </w:r>
-      <w:proofErr w:type="spellStart"/>
-      <w:r>
-        <w:rPr>
-          <w:rFonts w:asciiTheme="minorHAnsi" w:hAnsiTheme="minorHAnsi" w:cstheme="minorHAnsi"/>
-          <w:i/>
-          <w:iCs/>
-          <w:sz w:val="20"/>
-          <w:szCs w:val="20"/>
-        </w:rPr>
-        <w:t>damage_block_start</w:t>
-      </w:r>
-      <w:proofErr w:type="spellEnd"/>
-      <w:r>
-        <w:rPr>
-          <w:rFonts w:asciiTheme="minorHAnsi" w:hAnsiTheme="minorHAnsi" w:cstheme="minorHAnsi"/>
-          <w:i/>
-          <w:iCs/>
-          <w:sz w:val="20"/>
-          <w:szCs w:val="20"/>
-        </w:rPr>
-        <w:t>}}</w:t>
+        <w:t>{{damage_block_start}}</w:t>
       </w:r>
     </w:p>
     <w:tbl>
@@ -20011,7 +19549,7 @@
               <w:t>{{</w:t>
             </w:r>
             <w:r>
-              <w:t xml:space="preserve">DMG@N </w:t>
+              <w:t>DMG@N</w:t>
             </w:r>
             <w:r>
               <w:t>_3}}</w:t>
@@ -20308,29 +19846,7 @@
           <w:sz w:val="20"/>
           <w:szCs w:val="20"/>
         </w:rPr>
-        <w:t>{{</w:t>
-      </w:r>
-      <w:proofErr w:type="spellStart"/>
-      <w:r>
-        <w:rPr>
-          <w:rFonts w:asciiTheme="minorHAnsi" w:hAnsiTheme="minorHAnsi" w:cstheme="minorHAnsi"/>
-          <w:i/>
-          <w:iCs/>
-          <w:sz w:val="20"/>
-          <w:szCs w:val="20"/>
-        </w:rPr>
-        <w:t>damage_block_end</w:t>
-      </w:r>
-      <w:proofErr w:type="spellEnd"/>
-      <w:r>
-        <w:rPr>
-          <w:rFonts w:asciiTheme="minorHAnsi" w:hAnsiTheme="minorHAnsi" w:cstheme="minorHAnsi"/>
-          <w:i/>
-          <w:iCs/>
-          <w:sz w:val="20"/>
-          <w:szCs w:val="20"/>
-        </w:rPr>
-        <w:t>}}</w:t>
+        <w:t>{{damage_block_end}}</w:t>
       </w:r>
     </w:p>
     <w:p>
@@ -20519,9 +20035,8 @@
                 <w:szCs w:val="20"/>
                 <w:lang w:val="en-AE" w:eastAsia="en-AE"/>
               </w:rPr>
-              <w:t>{{</w:t>
-            </w:r>
-            <w:proofErr w:type="spellStart"/>
+              <w:t>{{joints_</w:t>
+            </w:r>
             <w:r>
               <w:rPr>
                 <w:rFonts w:asciiTheme="minorHAnsi" w:eastAsia="Times New Roman" w:hAnsiTheme="minorHAnsi" w:cstheme="minorHAnsi"/>
@@ -20530,19 +20045,8 @@
                 <w:szCs w:val="20"/>
                 <w:lang w:val="en-AE" w:eastAsia="en-AE"/>
               </w:rPr>
-              <w:t>joints_</w:t>
-            </w:r>
-            <w:r>
-              <w:rPr>
-                <w:rFonts w:asciiTheme="minorHAnsi" w:eastAsia="Times New Roman" w:hAnsiTheme="minorHAnsi" w:cstheme="minorHAnsi"/>
-                <w:color w:val="FFFFFF"/>
-                <w:sz w:val="20"/>
-                <w:szCs w:val="20"/>
-                <w:lang w:val="en-AE" w:eastAsia="en-AE"/>
-              </w:rPr>
               <w:t>firstPipe</w:t>
             </w:r>
-            <w:proofErr w:type="spellEnd"/>
             <w:r>
               <w:rPr>
                 <w:rFonts w:asciiTheme="minorHAnsi" w:eastAsia="Times New Roman" w:hAnsiTheme="minorHAnsi" w:cstheme="minorHAnsi"/>
@@ -20699,29 +20203,7 @@
                 <w:szCs w:val="20"/>
                 <w:lang w:val="en-AE" w:eastAsia="en-AE"/>
               </w:rPr>
-              <w:t xml:space="preserve">Nom </w:t>
-            </w:r>
-            <w:proofErr w:type="spellStart"/>
-            <w:r>
-              <w:rPr>
-                <w:rFonts w:asciiTheme="minorHAnsi" w:eastAsia="Times New Roman" w:hAnsiTheme="minorHAnsi" w:cstheme="minorHAnsi"/>
-                <w:color w:val="FFFFFF"/>
-                <w:sz w:val="20"/>
-                <w:szCs w:val="20"/>
-                <w:lang w:val="en-AE" w:eastAsia="en-AE"/>
-              </w:rPr>
-              <w:t>Thk</w:t>
-            </w:r>
-            <w:proofErr w:type="spellEnd"/>
-            <w:r>
-              <w:rPr>
-                <w:rFonts w:asciiTheme="minorHAnsi" w:eastAsia="Times New Roman" w:hAnsiTheme="minorHAnsi" w:cstheme="minorHAnsi"/>
-                <w:color w:val="FFFFFF"/>
-                <w:sz w:val="20"/>
-                <w:szCs w:val="20"/>
-                <w:lang w:val="en-AE" w:eastAsia="en-AE"/>
-              </w:rPr>
-              <w:t xml:space="preserve"> (in)</w:t>
+              <w:t>Nom Thk (in)</w:t>
             </w:r>
           </w:p>
         </w:tc>
@@ -20758,29 +20240,7 @@
                 <w:szCs w:val="20"/>
                 <w:lang w:val="en-AE" w:eastAsia="en-AE"/>
               </w:rPr>
-              <w:t xml:space="preserve">Min </w:t>
-            </w:r>
-            <w:proofErr w:type="spellStart"/>
-            <w:r>
-              <w:rPr>
-                <w:rFonts w:asciiTheme="minorHAnsi" w:eastAsia="Times New Roman" w:hAnsiTheme="minorHAnsi" w:cstheme="minorHAnsi"/>
-                <w:color w:val="FFFFFF"/>
-                <w:sz w:val="20"/>
-                <w:szCs w:val="20"/>
-                <w:lang w:val="en-AE" w:eastAsia="en-AE"/>
-              </w:rPr>
-              <w:t>Thk</w:t>
-            </w:r>
-            <w:proofErr w:type="spellEnd"/>
-            <w:r>
-              <w:rPr>
-                <w:rFonts w:asciiTheme="minorHAnsi" w:eastAsia="Times New Roman" w:hAnsiTheme="minorHAnsi" w:cstheme="minorHAnsi"/>
-                <w:color w:val="FFFFFF"/>
-                <w:sz w:val="20"/>
-                <w:szCs w:val="20"/>
-                <w:lang w:val="en-AE" w:eastAsia="en-AE"/>
-              </w:rPr>
-              <w:t xml:space="preserve"> (in)</w:t>
+              <w:t>Min Thk (in)</w:t>
             </w:r>
           </w:p>
         </w:tc>
@@ -21420,29 +20880,7 @@
                 <w:szCs w:val="20"/>
                 <w:lang w:val="en-AE" w:eastAsia="en-AE"/>
               </w:rPr>
-              <w:t>{{</w:t>
-            </w:r>
-            <w:proofErr w:type="spellStart"/>
-            <w:r>
-              <w:rPr>
-                <w:rFonts w:asciiTheme="minorHAnsi" w:eastAsia="Times New Roman" w:hAnsiTheme="minorHAnsi" w:cstheme="minorHAnsi"/>
-                <w:color w:val="FFFFFF"/>
-                <w:sz w:val="20"/>
-                <w:szCs w:val="20"/>
-                <w:lang w:val="en-AE" w:eastAsia="en-AE"/>
-              </w:rPr>
-              <w:t>joints_secondPipe</w:t>
-            </w:r>
-            <w:proofErr w:type="spellEnd"/>
-            <w:r>
-              <w:rPr>
-                <w:rFonts w:asciiTheme="minorHAnsi" w:eastAsia="Times New Roman" w:hAnsiTheme="minorHAnsi" w:cstheme="minorHAnsi"/>
-                <w:color w:val="FFFFFF"/>
-                <w:sz w:val="20"/>
-                <w:szCs w:val="20"/>
-                <w:lang w:val="en-AE" w:eastAsia="en-AE"/>
-              </w:rPr>
-              <w:t>}}</w:t>
+              <w:t>{{joints_secondPipe}}</w:t>
             </w:r>
           </w:p>
         </w:tc>
@@ -21590,29 +21028,7 @@
                 <w:szCs w:val="20"/>
                 <w:lang w:val="en-AE" w:eastAsia="en-AE"/>
               </w:rPr>
-              <w:t xml:space="preserve">Nom </w:t>
-            </w:r>
-            <w:proofErr w:type="spellStart"/>
-            <w:r>
-              <w:rPr>
-                <w:rFonts w:asciiTheme="minorHAnsi" w:eastAsia="Times New Roman" w:hAnsiTheme="minorHAnsi" w:cstheme="minorHAnsi"/>
-                <w:color w:val="FFFFFF"/>
-                <w:sz w:val="20"/>
-                <w:szCs w:val="20"/>
-                <w:lang w:val="en-AE" w:eastAsia="en-AE"/>
-              </w:rPr>
-              <w:t>Thk</w:t>
-            </w:r>
-            <w:proofErr w:type="spellEnd"/>
-            <w:r>
-              <w:rPr>
-                <w:rFonts w:asciiTheme="minorHAnsi" w:eastAsia="Times New Roman" w:hAnsiTheme="minorHAnsi" w:cstheme="minorHAnsi"/>
-                <w:color w:val="FFFFFF"/>
-                <w:sz w:val="20"/>
-                <w:szCs w:val="20"/>
-                <w:lang w:val="en-AE" w:eastAsia="en-AE"/>
-              </w:rPr>
-              <w:t xml:space="preserve"> (in)</w:t>
+              <w:t>Nom Thk (in)</w:t>
             </w:r>
           </w:p>
         </w:tc>
@@ -21649,29 +21065,7 @@
                 <w:szCs w:val="20"/>
                 <w:lang w:val="en-AE" w:eastAsia="en-AE"/>
               </w:rPr>
-              <w:t xml:space="preserve">Min </w:t>
-            </w:r>
-            <w:proofErr w:type="spellStart"/>
-            <w:r>
-              <w:rPr>
-                <w:rFonts w:asciiTheme="minorHAnsi" w:eastAsia="Times New Roman" w:hAnsiTheme="minorHAnsi" w:cstheme="minorHAnsi"/>
-                <w:color w:val="FFFFFF"/>
-                <w:sz w:val="20"/>
-                <w:szCs w:val="20"/>
-                <w:lang w:val="en-AE" w:eastAsia="en-AE"/>
-              </w:rPr>
-              <w:t>Thk</w:t>
-            </w:r>
-            <w:proofErr w:type="spellEnd"/>
-            <w:r>
-              <w:rPr>
-                <w:rFonts w:asciiTheme="minorHAnsi" w:eastAsia="Times New Roman" w:hAnsiTheme="minorHAnsi" w:cstheme="minorHAnsi"/>
-                <w:color w:val="FFFFFF"/>
-                <w:sz w:val="20"/>
-                <w:szCs w:val="20"/>
-                <w:lang w:val="en-AE" w:eastAsia="en-AE"/>
-              </w:rPr>
-              <w:t xml:space="preserve"> (in)</w:t>
+              <w:t>Min Thk (in)</w:t>
             </w:r>
           </w:p>
         </w:tc>
@@ -22331,29 +21725,7 @@
                 <w:szCs w:val="20"/>
                 <w:lang w:val="en-AE" w:eastAsia="en-AE"/>
               </w:rPr>
-              <w:t>{{</w:t>
-            </w:r>
-            <w:proofErr w:type="spellStart"/>
-            <w:r>
-              <w:rPr>
-                <w:rFonts w:asciiTheme="minorHAnsi" w:eastAsia="Times New Roman" w:hAnsiTheme="minorHAnsi" w:cstheme="minorHAnsi"/>
-                <w:color w:val="FFFFFF"/>
-                <w:sz w:val="20"/>
-                <w:szCs w:val="20"/>
-                <w:lang w:val="en-AE" w:eastAsia="en-AE"/>
-              </w:rPr>
-              <w:t>joints_thirdPipe</w:t>
-            </w:r>
-            <w:proofErr w:type="spellEnd"/>
-            <w:r>
-              <w:rPr>
-                <w:rFonts w:asciiTheme="minorHAnsi" w:eastAsia="Times New Roman" w:hAnsiTheme="minorHAnsi" w:cstheme="minorHAnsi"/>
-                <w:color w:val="FFFFFF"/>
-                <w:sz w:val="20"/>
-                <w:szCs w:val="20"/>
-                <w:lang w:val="en-AE" w:eastAsia="en-AE"/>
-              </w:rPr>
-              <w:t>}}</w:t>
+              <w:t>{{joints_thirdPipe}}</w:t>
             </w:r>
           </w:p>
         </w:tc>
@@ -22501,29 +21873,7 @@
                 <w:szCs w:val="20"/>
                 <w:lang w:val="en-AE" w:eastAsia="en-AE"/>
               </w:rPr>
-              <w:t xml:space="preserve">Nom </w:t>
-            </w:r>
-            <w:proofErr w:type="spellStart"/>
-            <w:r>
-              <w:rPr>
-                <w:rFonts w:asciiTheme="minorHAnsi" w:eastAsia="Times New Roman" w:hAnsiTheme="minorHAnsi" w:cstheme="minorHAnsi"/>
-                <w:color w:val="FFFFFF"/>
-                <w:sz w:val="20"/>
-                <w:szCs w:val="20"/>
-                <w:lang w:val="en-AE" w:eastAsia="en-AE"/>
-              </w:rPr>
-              <w:t>Thk</w:t>
-            </w:r>
-            <w:proofErr w:type="spellEnd"/>
-            <w:r>
-              <w:rPr>
-                <w:rFonts w:asciiTheme="minorHAnsi" w:eastAsia="Times New Roman" w:hAnsiTheme="minorHAnsi" w:cstheme="minorHAnsi"/>
-                <w:color w:val="FFFFFF"/>
-                <w:sz w:val="20"/>
-                <w:szCs w:val="20"/>
-                <w:lang w:val="en-AE" w:eastAsia="en-AE"/>
-              </w:rPr>
-              <w:t xml:space="preserve"> (in)</w:t>
+              <w:t>Nom Thk (in)</w:t>
             </w:r>
           </w:p>
         </w:tc>
@@ -22560,29 +21910,7 @@
                 <w:szCs w:val="20"/>
                 <w:lang w:val="en-AE" w:eastAsia="en-AE"/>
               </w:rPr>
-              <w:t xml:space="preserve">Min </w:t>
-            </w:r>
-            <w:proofErr w:type="spellStart"/>
-            <w:r>
-              <w:rPr>
-                <w:rFonts w:asciiTheme="minorHAnsi" w:eastAsia="Times New Roman" w:hAnsiTheme="minorHAnsi" w:cstheme="minorHAnsi"/>
-                <w:color w:val="FFFFFF"/>
-                <w:sz w:val="20"/>
-                <w:szCs w:val="20"/>
-                <w:lang w:val="en-AE" w:eastAsia="en-AE"/>
-              </w:rPr>
-              <w:t>Thk</w:t>
-            </w:r>
-            <w:proofErr w:type="spellEnd"/>
-            <w:r>
-              <w:rPr>
-                <w:rFonts w:asciiTheme="minorHAnsi" w:eastAsia="Times New Roman" w:hAnsiTheme="minorHAnsi" w:cstheme="minorHAnsi"/>
-                <w:color w:val="FFFFFF"/>
-                <w:sz w:val="20"/>
-                <w:szCs w:val="20"/>
-                <w:lang w:val="en-AE" w:eastAsia="en-AE"/>
-              </w:rPr>
-              <w:t xml:space="preserve"> (in)</w:t>
+              <w:t>Min Thk (in)</w:t>
             </w:r>
           </w:p>
         </w:tc>
@@ -23262,29 +22590,7 @@
                 <w:szCs w:val="20"/>
                 <w:lang w:val="en-AE" w:eastAsia="en-AE"/>
               </w:rPr>
-              <w:t>{{</w:t>
-            </w:r>
-            <w:proofErr w:type="spellStart"/>
-            <w:r>
-              <w:rPr>
-                <w:rFonts w:asciiTheme="minorHAnsi" w:eastAsia="Times New Roman" w:hAnsiTheme="minorHAnsi" w:cstheme="minorHAnsi"/>
-                <w:color w:val="FFFFFF"/>
-                <w:sz w:val="20"/>
-                <w:szCs w:val="20"/>
-                <w:lang w:val="en-AE" w:eastAsia="en-AE"/>
-              </w:rPr>
-              <w:t>joints_fourthPipe</w:t>
-            </w:r>
-            <w:proofErr w:type="spellEnd"/>
-            <w:r>
-              <w:rPr>
-                <w:rFonts w:asciiTheme="minorHAnsi" w:eastAsia="Times New Roman" w:hAnsiTheme="minorHAnsi" w:cstheme="minorHAnsi"/>
-                <w:color w:val="FFFFFF"/>
-                <w:sz w:val="20"/>
-                <w:szCs w:val="20"/>
-                <w:lang w:val="en-AE" w:eastAsia="en-AE"/>
-              </w:rPr>
-              <w:t>}}</w:t>
+              <w:t>{{joints_fourthPipe}}</w:t>
             </w:r>
           </w:p>
         </w:tc>
@@ -23432,29 +22738,7 @@
                 <w:szCs w:val="20"/>
                 <w:lang w:val="en-AE" w:eastAsia="en-AE"/>
               </w:rPr>
-              <w:t xml:space="preserve">Nom </w:t>
-            </w:r>
-            <w:proofErr w:type="spellStart"/>
-            <w:r>
-              <w:rPr>
-                <w:rFonts w:asciiTheme="minorHAnsi" w:eastAsia="Times New Roman" w:hAnsiTheme="minorHAnsi" w:cstheme="minorHAnsi"/>
-                <w:color w:val="FFFFFF"/>
-                <w:sz w:val="20"/>
-                <w:szCs w:val="20"/>
-                <w:lang w:val="en-AE" w:eastAsia="en-AE"/>
-              </w:rPr>
-              <w:t>Thk</w:t>
-            </w:r>
-            <w:proofErr w:type="spellEnd"/>
-            <w:r>
-              <w:rPr>
-                <w:rFonts w:asciiTheme="minorHAnsi" w:eastAsia="Times New Roman" w:hAnsiTheme="minorHAnsi" w:cstheme="minorHAnsi"/>
-                <w:color w:val="FFFFFF"/>
-                <w:sz w:val="20"/>
-                <w:szCs w:val="20"/>
-                <w:lang w:val="en-AE" w:eastAsia="en-AE"/>
-              </w:rPr>
-              <w:t xml:space="preserve"> (in)</w:t>
+              <w:t>Nom Thk (in)</w:t>
             </w:r>
           </w:p>
         </w:tc>
@@ -23491,29 +22775,7 @@
                 <w:szCs w:val="20"/>
                 <w:lang w:val="en-AE" w:eastAsia="en-AE"/>
               </w:rPr>
-              <w:t xml:space="preserve">Min </w:t>
-            </w:r>
-            <w:proofErr w:type="spellStart"/>
-            <w:r>
-              <w:rPr>
-                <w:rFonts w:asciiTheme="minorHAnsi" w:eastAsia="Times New Roman" w:hAnsiTheme="minorHAnsi" w:cstheme="minorHAnsi"/>
-                <w:color w:val="FFFFFF"/>
-                <w:sz w:val="20"/>
-                <w:szCs w:val="20"/>
-                <w:lang w:val="en-AE" w:eastAsia="en-AE"/>
-              </w:rPr>
-              <w:t>Thk</w:t>
-            </w:r>
-            <w:proofErr w:type="spellEnd"/>
-            <w:r>
-              <w:rPr>
-                <w:rFonts w:asciiTheme="minorHAnsi" w:eastAsia="Times New Roman" w:hAnsiTheme="minorHAnsi" w:cstheme="minorHAnsi"/>
-                <w:color w:val="FFFFFF"/>
-                <w:sz w:val="20"/>
-                <w:szCs w:val="20"/>
-                <w:lang w:val="en-AE" w:eastAsia="en-AE"/>
-              </w:rPr>
-              <w:t xml:space="preserve"> (in)</w:t>
+              <w:t>Min Thk (in)</w:t>
             </w:r>
           </w:p>
         </w:tc>
@@ -24093,29 +23355,7 @@
                 <w:szCs w:val="20"/>
                 <w:lang w:val="en-AE" w:eastAsia="en-AE"/>
               </w:rPr>
-              <w:t>{{</w:t>
-            </w:r>
-            <w:proofErr w:type="spellStart"/>
-            <w:r>
-              <w:rPr>
-                <w:rFonts w:asciiTheme="minorHAnsi" w:eastAsia="Times New Roman" w:hAnsiTheme="minorHAnsi" w:cstheme="minorHAnsi"/>
-                <w:color w:val="FFFFFF"/>
-                <w:sz w:val="20"/>
-                <w:szCs w:val="20"/>
-                <w:lang w:val="en-AE" w:eastAsia="en-AE"/>
-              </w:rPr>
-              <w:t>joints_fifthPipe</w:t>
-            </w:r>
-            <w:proofErr w:type="spellEnd"/>
-            <w:r>
-              <w:rPr>
-                <w:rFonts w:asciiTheme="minorHAnsi" w:eastAsia="Times New Roman" w:hAnsiTheme="minorHAnsi" w:cstheme="minorHAnsi"/>
-                <w:color w:val="FFFFFF"/>
-                <w:sz w:val="20"/>
-                <w:szCs w:val="20"/>
-                <w:lang w:val="en-AE" w:eastAsia="en-AE"/>
-              </w:rPr>
-              <w:t>}}</w:t>
+              <w:t>{{joints_fifthPipe}}</w:t>
             </w:r>
           </w:p>
         </w:tc>
@@ -24263,29 +23503,7 @@
                 <w:szCs w:val="20"/>
                 <w:lang w:val="en-AE" w:eastAsia="en-AE"/>
               </w:rPr>
-              <w:t xml:space="preserve">Nom </w:t>
-            </w:r>
-            <w:proofErr w:type="spellStart"/>
-            <w:r>
-              <w:rPr>
-                <w:rFonts w:asciiTheme="minorHAnsi" w:eastAsia="Times New Roman" w:hAnsiTheme="minorHAnsi" w:cstheme="minorHAnsi"/>
-                <w:color w:val="FFFFFF"/>
-                <w:sz w:val="20"/>
-                <w:szCs w:val="20"/>
-                <w:lang w:val="en-AE" w:eastAsia="en-AE"/>
-              </w:rPr>
-              <w:t>Thk</w:t>
-            </w:r>
-            <w:proofErr w:type="spellEnd"/>
-            <w:r>
-              <w:rPr>
-                <w:rFonts w:asciiTheme="minorHAnsi" w:eastAsia="Times New Roman" w:hAnsiTheme="minorHAnsi" w:cstheme="minorHAnsi"/>
-                <w:color w:val="FFFFFF"/>
-                <w:sz w:val="20"/>
-                <w:szCs w:val="20"/>
-                <w:lang w:val="en-AE" w:eastAsia="en-AE"/>
-              </w:rPr>
-              <w:t xml:space="preserve"> (in)</w:t>
+              <w:t>Nom Thk (in)</w:t>
             </w:r>
           </w:p>
         </w:tc>
@@ -24322,29 +23540,7 @@
                 <w:szCs w:val="20"/>
                 <w:lang w:val="en-AE" w:eastAsia="en-AE"/>
               </w:rPr>
-              <w:t xml:space="preserve">Min </w:t>
-            </w:r>
-            <w:proofErr w:type="spellStart"/>
-            <w:r>
-              <w:rPr>
-                <w:rFonts w:asciiTheme="minorHAnsi" w:eastAsia="Times New Roman" w:hAnsiTheme="minorHAnsi" w:cstheme="minorHAnsi"/>
-                <w:color w:val="FFFFFF"/>
-                <w:sz w:val="20"/>
-                <w:szCs w:val="20"/>
-                <w:lang w:val="en-AE" w:eastAsia="en-AE"/>
-              </w:rPr>
-              <w:t>Thk</w:t>
-            </w:r>
-            <w:proofErr w:type="spellEnd"/>
-            <w:r>
-              <w:rPr>
-                <w:rFonts w:asciiTheme="minorHAnsi" w:eastAsia="Times New Roman" w:hAnsiTheme="minorHAnsi" w:cstheme="minorHAnsi"/>
-                <w:color w:val="FFFFFF"/>
-                <w:sz w:val="20"/>
-                <w:szCs w:val="20"/>
-                <w:lang w:val="en-AE" w:eastAsia="en-AE"/>
-              </w:rPr>
-              <w:t xml:space="preserve"> (in)</w:t>
+              <w:t>Min Thk (in)</w:t>
             </w:r>
           </w:p>
         </w:tc>
@@ -24922,29 +24118,7 @@
                 <w:szCs w:val="20"/>
                 <w:lang w:val="en-AE" w:eastAsia="en-AE"/>
               </w:rPr>
-              <w:t>{{</w:t>
-            </w:r>
-            <w:proofErr w:type="spellStart"/>
-            <w:r>
-              <w:rPr>
-                <w:rFonts w:asciiTheme="minorHAnsi" w:eastAsia="Times New Roman" w:hAnsiTheme="minorHAnsi" w:cstheme="minorHAnsi"/>
-                <w:color w:val="FFFFFF"/>
-                <w:sz w:val="20"/>
-                <w:szCs w:val="20"/>
-                <w:lang w:val="en-AE" w:eastAsia="en-AE"/>
-              </w:rPr>
-              <w:t>joints_sixthPipe</w:t>
-            </w:r>
-            <w:proofErr w:type="spellEnd"/>
-            <w:r>
-              <w:rPr>
-                <w:rFonts w:asciiTheme="minorHAnsi" w:eastAsia="Times New Roman" w:hAnsiTheme="minorHAnsi" w:cstheme="minorHAnsi"/>
-                <w:color w:val="FFFFFF"/>
-                <w:sz w:val="20"/>
-                <w:szCs w:val="20"/>
-                <w:lang w:val="en-AE" w:eastAsia="en-AE"/>
-              </w:rPr>
-              <w:t>}}</w:t>
+              <w:t>{{joints_sixthPipe}}</w:t>
             </w:r>
           </w:p>
         </w:tc>
@@ -25092,29 +24266,7 @@
                 <w:szCs w:val="20"/>
                 <w:lang w:val="en-AE" w:eastAsia="en-AE"/>
               </w:rPr>
-              <w:t xml:space="preserve">Nom </w:t>
-            </w:r>
-            <w:proofErr w:type="spellStart"/>
-            <w:r>
-              <w:rPr>
-                <w:rFonts w:asciiTheme="minorHAnsi" w:eastAsia="Times New Roman" w:hAnsiTheme="minorHAnsi" w:cstheme="minorHAnsi"/>
-                <w:color w:val="FFFFFF"/>
-                <w:sz w:val="20"/>
-                <w:szCs w:val="20"/>
-                <w:lang w:val="en-AE" w:eastAsia="en-AE"/>
-              </w:rPr>
-              <w:t>Thk</w:t>
-            </w:r>
-            <w:proofErr w:type="spellEnd"/>
-            <w:r>
-              <w:rPr>
-                <w:rFonts w:asciiTheme="minorHAnsi" w:eastAsia="Times New Roman" w:hAnsiTheme="minorHAnsi" w:cstheme="minorHAnsi"/>
-                <w:color w:val="FFFFFF"/>
-                <w:sz w:val="20"/>
-                <w:szCs w:val="20"/>
-                <w:lang w:val="en-AE" w:eastAsia="en-AE"/>
-              </w:rPr>
-              <w:t xml:space="preserve"> (in)</w:t>
+              <w:t>Nom Thk (in)</w:t>
             </w:r>
           </w:p>
         </w:tc>
@@ -25151,29 +24303,7 @@
                 <w:szCs w:val="20"/>
                 <w:lang w:val="en-AE" w:eastAsia="en-AE"/>
               </w:rPr>
-              <w:t xml:space="preserve">Min </w:t>
-            </w:r>
-            <w:proofErr w:type="spellStart"/>
-            <w:r>
-              <w:rPr>
-                <w:rFonts w:asciiTheme="minorHAnsi" w:eastAsia="Times New Roman" w:hAnsiTheme="minorHAnsi" w:cstheme="minorHAnsi"/>
-                <w:color w:val="FFFFFF"/>
-                <w:sz w:val="20"/>
-                <w:szCs w:val="20"/>
-                <w:lang w:val="en-AE" w:eastAsia="en-AE"/>
-              </w:rPr>
-              <w:t>Thk</w:t>
-            </w:r>
-            <w:proofErr w:type="spellEnd"/>
-            <w:r>
-              <w:rPr>
-                <w:rFonts w:asciiTheme="minorHAnsi" w:eastAsia="Times New Roman" w:hAnsiTheme="minorHAnsi" w:cstheme="minorHAnsi"/>
-                <w:color w:val="FFFFFF"/>
-                <w:sz w:val="20"/>
-                <w:szCs w:val="20"/>
-                <w:lang w:val="en-AE" w:eastAsia="en-AE"/>
-              </w:rPr>
-              <w:t xml:space="preserve"> (in)</w:t>
+              <w:t>Min Thk (in)</w:t>
             </w:r>
           </w:p>
         </w:tc>
@@ -27149,7 +26279,7 @@
         </w:rPr>
         <w:lastRenderedPageBreak/>
         <w:drawing>
-          <wp:anchor distT="0" distB="0" distL="114300" distR="114300" simplePos="0" relativeHeight="251649536" behindDoc="0" locked="0" layoutInCell="1" allowOverlap="1" wp14:anchorId="084BCEFC" wp14:editId="46E83DB7">
+          <wp:anchor distT="0" distB="0" distL="114300" distR="114300" simplePos="0" relativeHeight="251649536" behindDoc="0" locked="0" layoutInCell="1" allowOverlap="1" wp14:anchorId="084BCEFC" wp14:editId="0A28E1C1">
             <wp:simplePos x="0" y="0"/>
             <wp:positionH relativeFrom="column">
               <wp:posOffset>255270</wp:posOffset>
@@ -27440,15 +26570,7 @@
               <w:jc w:val="center"/>
             </w:pPr>
             <w:r>
-              <w:t>{{</w:t>
-            </w:r>
-            <w:proofErr w:type="spellStart"/>
-            <w:r>
-              <w:t>ts</w:t>
-            </w:r>
-            <w:proofErr w:type="spellEnd"/>
-            <w:r>
-              <w:t>}}</w:t>
+              <w:t>{{ts}}</w:t>
             </w:r>
           </w:p>
         </w:tc>
@@ -35524,9 +34646,12 @@
 </file>
 
 <file path=customXml/item2.xml><?xml version="1.0" encoding="utf-8"?>
-<p:properties xmlns:p="http://schemas.microsoft.com/office/2006/metadata/properties" xmlns:xsi="http://www.w3.org/2001/XMLSchema-instance" xmlns:pc="http://schemas.microsoft.com/office/infopath/2007/PartnerControls">
-  <documentManagement/>
-</p:properties>
+<?mso-contentType ?>
+<FormTemplates xmlns="http://schemas.microsoft.com/sharepoint/v3/contenttype/forms">
+  <Display>DocumentLibraryForm</Display>
+  <Edit>DocumentLibraryForm</Edit>
+  <New>DocumentLibraryForm</New>
+</FormTemplates>
 </file>
 
 <file path=customXml/item3.xml><?xml version="1.0" encoding="utf-8"?>
@@ -35534,12 +34659,9 @@
 </file>
 
 <file path=customXml/item4.xml><?xml version="1.0" encoding="utf-8"?>
-<?mso-contentType ?>
-<FormTemplates xmlns="http://schemas.microsoft.com/sharepoint/v3/contenttype/forms">
-  <Display>DocumentLibraryForm</Display>
-  <Edit>DocumentLibraryForm</Edit>
-  <New>DocumentLibraryForm</New>
-</FormTemplates>
+<p:properties xmlns:p="http://schemas.microsoft.com/office/2006/metadata/properties" xmlns:xsi="http://www.w3.org/2001/XMLSchema-instance" xmlns:pc="http://schemas.microsoft.com/office/infopath/2007/PartnerControls">
+  <documentManagement/>
+</p:properties>
 </file>
 
 <file path=customXml/itemProps1.xml><?xml version="1.0" encoding="utf-8"?>
@@ -35561,10 +34683,9 @@
 </file>
 
 <file path=customXml/itemProps2.xml><?xml version="1.0" encoding="utf-8"?>
-<ds:datastoreItem xmlns:ds="http://schemas.openxmlformats.org/officeDocument/2006/customXml" ds:itemID="{74A46DB4-35AB-4E89-AE84-AAE4879E018C}">
+<ds:datastoreItem xmlns:ds="http://schemas.openxmlformats.org/officeDocument/2006/customXml" ds:itemID="{79696F61-4EFA-4208-9DA2-098D4828C9DB}">
   <ds:schemaRefs>
-    <ds:schemaRef ds:uri="http://schemas.microsoft.com/office/2006/metadata/properties"/>
-    <ds:schemaRef ds:uri="http://schemas.microsoft.com/office/infopath/2007/PartnerControls"/>
+    <ds:schemaRef ds:uri="http://schemas.microsoft.com/sharepoint/v3/contenttype/forms"/>
   </ds:schemaRefs>
 </ds:datastoreItem>
 </file>
@@ -35578,9 +34699,10 @@
 </file>
 
 <file path=customXml/itemProps4.xml><?xml version="1.0" encoding="utf-8"?>
-<ds:datastoreItem xmlns:ds="http://schemas.openxmlformats.org/officeDocument/2006/customXml" ds:itemID="{79696F61-4EFA-4208-9DA2-098D4828C9DB}">
+<ds:datastoreItem xmlns:ds="http://schemas.openxmlformats.org/officeDocument/2006/customXml" ds:itemID="{74A46DB4-35AB-4E89-AE84-AAE4879E018C}">
   <ds:schemaRefs>
-    <ds:schemaRef ds:uri="http://schemas.microsoft.com/sharepoint/v3/contenttype/forms"/>
+    <ds:schemaRef ds:uri="http://schemas.microsoft.com/office/2006/metadata/properties"/>
+    <ds:schemaRef ds:uri="http://schemas.microsoft.com/office/infopath/2007/PartnerControls"/>
   </ds:schemaRefs>
 </ds:datastoreItem>
 </file>
--- a/well_tools_1/webapp/data/templates/sample_2_4p5X3p5-7-9-13.docx
+++ b/well_tools_1/webapp/data/templates/sample_2_4p5X3p5-7-9-13.docx
@@ -1165,9 +1165,9 @@
       </w:sdtContent>
     </w:sdt>
     <w:bookmarkStart w:id="3" w:name="_Hlk207958089" w:displacedByCustomXml="next"/>
-    <w:bookmarkStart w:id="4" w:name="_Toc436141478" w:displacedByCustomXml="next"/>
+    <w:bookmarkStart w:id="4" w:name="_Toc23528006" w:displacedByCustomXml="next"/>
     <w:bookmarkStart w:id="5" w:name="_Toc5016962" w:displacedByCustomXml="next"/>
-    <w:bookmarkStart w:id="6" w:name="_Toc23528006" w:displacedByCustomXml="next"/>
+    <w:bookmarkStart w:id="6" w:name="_Toc436141478" w:displacedByCustomXml="next"/>
     <w:sdt>
       <w:sdtPr>
         <w:rPr>
@@ -2851,7 +2851,39 @@
                                 <w:sz w:val="16"/>
                                 <w:lang w:val="en-GB"/>
                               </w:rPr>
-                              <w:t xml:space="preserve">This report was prepared by GOWell Energy Solutions Inc. or by its affiliates or subsidiaries (“GOWell”) at the request of </w:t>
+                              <w:t xml:space="preserve">This report was prepared by </w:t>
+                            </w:r>
+                            <w:proofErr w:type="spellStart"/>
+                            <w:r>
+                              <w:rPr>
+                                <w:sz w:val="16"/>
+                                <w:lang w:val="en-GB"/>
+                              </w:rPr>
+                              <w:t>GOWell</w:t>
+                            </w:r>
+                            <w:proofErr w:type="spellEnd"/>
+                            <w:r>
+                              <w:rPr>
+                                <w:sz w:val="16"/>
+                                <w:lang w:val="en-GB"/>
+                              </w:rPr>
+                              <w:t xml:space="preserve"> Energy Solutions Inc. or by its affiliates or subsidiaries (“</w:t>
+                            </w:r>
+                            <w:proofErr w:type="spellStart"/>
+                            <w:r>
+                              <w:rPr>
+                                <w:sz w:val="16"/>
+                                <w:lang w:val="en-GB"/>
+                              </w:rPr>
+                              <w:t>GOWell</w:t>
+                            </w:r>
+                            <w:proofErr w:type="spellEnd"/>
+                            <w:r>
+                              <w:rPr>
+                                <w:sz w:val="16"/>
+                                <w:lang w:val="en-GB"/>
+                              </w:rPr>
+                              <w:t xml:space="preserve">”) at the request of </w:t>
                             </w:r>
                             <w:r>
                               <w:rPr>
@@ -2880,7 +2912,23 @@
                                 <w:sz w:val="16"/>
                                 <w:lang w:val="en-GB"/>
                               </w:rPr>
-                              <w:t>This report is GOWell’s interpretation of the information provided by You and the interpretation, analysis, recommendations, advise and conclusions contained in the report are opinions based on inferences from measurements, empirical relationships, assumptions and industry practice (the “Interpretations and/or Recommendations”), which inferences, assumptions and practices are not infallible, and with respect to which professional geologists, engineers, drilling consultants, and analysts may differ and there may be a number of possible interpretations and conclusions.</w:t>
+                              <w:t xml:space="preserve">This report is </w:t>
+                            </w:r>
+                            <w:proofErr w:type="spellStart"/>
+                            <w:r>
+                              <w:rPr>
+                                <w:sz w:val="16"/>
+                                <w:lang w:val="en-GB"/>
+                              </w:rPr>
+                              <w:t>GOWell’s</w:t>
+                            </w:r>
+                            <w:proofErr w:type="spellEnd"/>
+                            <w:r>
+                              <w:rPr>
+                                <w:sz w:val="16"/>
+                                <w:lang w:val="en-GB"/>
+                              </w:rPr>
+                              <w:t xml:space="preserve"> interpretation of the information provided by You and the interpretation, analysis, recommendations, advise and conclusions contained in the report are opinions based on inferences from measurements, empirical relationships, assumptions and industry practice (the “Interpretations and/or Recommendations”), which inferences, assumptions and practices are not infallible, and with respect to which professional geologists, engineers, drilling consultants, and analysts may differ and there may be a number of possible interpretations and conclusions.</w:t>
                             </w:r>
                           </w:p>
                           <w:p>
@@ -2895,7 +2943,23 @@
                                 <w:sz w:val="16"/>
                                 <w:lang w:val="en-CA"/>
                               </w:rPr>
-                              <w:t>Accordingly, GOWell does not warrant the accuracy, correctness, or completeness of any such Interpretations and/or Recommendations, or that Your reliance or any third party’s reliance on such Interpretations and/or Recommendations will accomplish any particular results. YOU ASSUME FULL RESPONSIBILITY FOR THE USE OF SUCH INTERPRETATIONS AND/OR RECOMMENDATIONS AND FOR ALL DECISIONS BASED THEREON (INCLUDING WITHOUT LIMITATION DECISIONS BASED ON ANY OIL AND GAS EVALUATIONS, PRODUCTION FORECASTS AND RESERVE ESTIMATES, FURNISHED BY GOWELL TO YOU HEREUNDER), AND YOU HEREBY AGREES TO RELEASE, DEFEND, INDEMNIFY AND HOLD HARMLESS GOWELL FROM ANY CLAIMS ARISING OUT OF THE USE OF SUCH INTERPRETATIONS AND/OR RECOMMENDATIONS.</w:t>
+                              <w:t xml:space="preserve">Accordingly, </w:t>
+                            </w:r>
+                            <w:proofErr w:type="spellStart"/>
+                            <w:r>
+                              <w:rPr>
+                                <w:sz w:val="16"/>
+                                <w:lang w:val="en-CA"/>
+                              </w:rPr>
+                              <w:t>GOWell</w:t>
+                            </w:r>
+                            <w:proofErr w:type="spellEnd"/>
+                            <w:r>
+                              <w:rPr>
+                                <w:sz w:val="16"/>
+                                <w:lang w:val="en-CA"/>
+                              </w:rPr>
+                              <w:t xml:space="preserve"> does not warrant the accuracy, correctness, or completeness of any such Interpretations and/or Recommendations, or that Your reliance or any third party’s reliance on such Interpretations and/or Recommendations will accomplish any particular results. YOU ASSUME FULL RESPONSIBILITY FOR THE USE OF SUCH INTERPRETATIONS AND/OR RECOMMENDATIONS AND FOR ALL DECISIONS BASED THEREON (INCLUDING WITHOUT LIMITATION DECISIONS BASED ON ANY OIL AND GAS EVALUATIONS, PRODUCTION FORECASTS AND RESERVE ESTIMATES, FURNISHED BY GOWELL TO YOU HEREUNDER), AND YOU HEREBY AGREES TO RELEASE, DEFEND, INDEMNIFY AND HOLD HARMLESS GOWELL FROM ANY CLAIMS ARISING OUT OF THE USE OF SUCH INTERPRETATIONS AND/OR RECOMMENDATIONS.</w:t>
                             </w:r>
                           </w:p>
                           <w:p>
@@ -3435,6 +3499,7 @@
         </w:rPr>
         <w:t xml:space="preserve"> </w:t>
       </w:r>
+      <w:proofErr w:type="gramStart"/>
       <w:r>
         <w:rPr>
           <w:b/>
@@ -3458,7 +3523,16 @@
           <w:bCs/>
           <w:lang w:val="en-GB"/>
         </w:rPr>
-        <w:t xml:space="preserve">                  </w:t>
+        <w:t xml:space="preserve">  </w:t>
+      </w:r>
+      <w:proofErr w:type="gramEnd"/>
+      <w:r>
+        <w:rPr>
+          <w:b/>
+          <w:bCs/>
+          <w:lang w:val="en-GB"/>
+        </w:rPr>
+        <w:t xml:space="preserve">                </w:t>
       </w:r>
       <w:r>
         <w:rPr>
@@ -5328,6 +5402,7 @@
           <w:lang w:val="en-GB"/>
         </w:rPr>
       </w:pPr>
+      <w:proofErr w:type="spellStart"/>
       <w:r>
         <w:rPr>
           <w:lang w:val="en-GB"/>
@@ -5340,6 +5415,7 @@
         </w:rPr>
         <w:t>less</w:t>
       </w:r>
+      <w:proofErr w:type="spellEnd"/>
       <w:r>
         <w:rPr>
           <w:lang w:val="en-GB"/>
@@ -5370,16 +5446,24 @@
         </w:rPr>
         <w:t xml:space="preserve">logged with </w:t>
       </w:r>
+      <w:proofErr w:type="spellStart"/>
       <w:r>
         <w:rPr>
           <w:lang w:val="en-GB"/>
         </w:rPr>
-        <w:t xml:space="preserve">GOWell </w:t>
-      </w:r>
+        <w:t>GOWell</w:t>
+      </w:r>
+      <w:proofErr w:type="spellEnd"/>
       <w:r>
         <w:rPr>
           <w:lang w:val="en-GB"/>
         </w:rPr>
+        <w:t xml:space="preserve"> </w:t>
+      </w:r>
+      <w:r>
+        <w:rPr>
+          <w:lang w:val="en-GB"/>
+        </w:rPr>
         <w:t>ePDT</w:t>
       </w:r>
       <w:r>
@@ -5394,9 +5478,11 @@
         </w:rPr>
         <w:t xml:space="preserve">tool, processed with </w:t>
       </w:r>
+      <w:proofErr w:type="spellStart"/>
       <w:r>
         <w:t>SmartLog</w:t>
       </w:r>
+      <w:proofErr w:type="spellEnd"/>
       <w:r>
         <w:t>.</w:t>
       </w:r>
@@ -12357,8 +12443,22 @@
                 <w:szCs w:val="20"/>
                 <w:lang w:val="en-AE" w:eastAsia="en-AE"/>
               </w:rPr>
-              <w:t>_firstPipe</w:t>
-            </w:r>
+              <w:t>_</w:t>
+            </w:r>
+            <w:proofErr w:type="spellStart"/>
+            <w:r>
+              <w:rPr>
+                <w:rFonts w:asciiTheme="minorHAnsi" w:eastAsia="Times New Roman" w:hAnsiTheme="minorHAnsi" w:cstheme="minorHAnsi"/>
+                <w:b/>
+                <w:bCs/>
+                <w:color w:val="FFFFFF"/>
+                <w:sz w:val="20"/>
+                <w:szCs w:val="20"/>
+                <w:lang w:val="en-AE" w:eastAsia="en-AE"/>
+              </w:rPr>
+              <w:t>firstPipe</w:t>
+            </w:r>
+            <w:proofErr w:type="spellEnd"/>
             <w:r>
               <w:rPr>
                 <w:rFonts w:asciiTheme="minorHAnsi" w:eastAsia="Times New Roman" w:hAnsiTheme="minorHAnsi" w:cstheme="minorHAnsi"/>
@@ -12515,7 +12615,29 @@
                 <w:szCs w:val="20"/>
                 <w:lang w:val="en-AE" w:eastAsia="en-AE"/>
               </w:rPr>
-              <w:t>Nom Thk (in)</w:t>
+              <w:t xml:space="preserve">Nom </w:t>
+            </w:r>
+            <w:proofErr w:type="spellStart"/>
+            <w:r>
+              <w:rPr>
+                <w:rFonts w:asciiTheme="minorHAnsi" w:eastAsia="Times New Roman" w:hAnsiTheme="minorHAnsi" w:cstheme="minorHAnsi"/>
+                <w:color w:val="FFFFFF"/>
+                <w:sz w:val="20"/>
+                <w:szCs w:val="20"/>
+                <w:lang w:val="en-AE" w:eastAsia="en-AE"/>
+              </w:rPr>
+              <w:t>Thk</w:t>
+            </w:r>
+            <w:proofErr w:type="spellEnd"/>
+            <w:r>
+              <w:rPr>
+                <w:rFonts w:asciiTheme="minorHAnsi" w:eastAsia="Times New Roman" w:hAnsiTheme="minorHAnsi" w:cstheme="minorHAnsi"/>
+                <w:color w:val="FFFFFF"/>
+                <w:sz w:val="20"/>
+                <w:szCs w:val="20"/>
+                <w:lang w:val="en-AE" w:eastAsia="en-AE"/>
+              </w:rPr>
+              <w:t xml:space="preserve"> (in)</w:t>
             </w:r>
           </w:p>
         </w:tc>
@@ -12552,7 +12674,29 @@
                 <w:szCs w:val="20"/>
                 <w:lang w:val="en-AE" w:eastAsia="en-AE"/>
               </w:rPr>
-              <w:t>Min Thk (in)</w:t>
+              <w:t xml:space="preserve">Min </w:t>
+            </w:r>
+            <w:proofErr w:type="spellStart"/>
+            <w:r>
+              <w:rPr>
+                <w:rFonts w:asciiTheme="minorHAnsi" w:eastAsia="Times New Roman" w:hAnsiTheme="minorHAnsi" w:cstheme="minorHAnsi"/>
+                <w:color w:val="FFFFFF"/>
+                <w:sz w:val="20"/>
+                <w:szCs w:val="20"/>
+                <w:lang w:val="en-AE" w:eastAsia="en-AE"/>
+              </w:rPr>
+              <w:t>Thk</w:t>
+            </w:r>
+            <w:proofErr w:type="spellEnd"/>
+            <w:r>
+              <w:rPr>
+                <w:rFonts w:asciiTheme="minorHAnsi" w:eastAsia="Times New Roman" w:hAnsiTheme="minorHAnsi" w:cstheme="minorHAnsi"/>
+                <w:color w:val="FFFFFF"/>
+                <w:sz w:val="20"/>
+                <w:szCs w:val="20"/>
+                <w:lang w:val="en-AE" w:eastAsia="en-AE"/>
+              </w:rPr>
+              <w:t xml:space="preserve"> (in)</w:t>
             </w:r>
           </w:p>
         </w:tc>
@@ -13210,8 +13354,22 @@
                 <w:szCs w:val="20"/>
                 <w:lang w:val="en-AE" w:eastAsia="en-AE"/>
               </w:rPr>
-              <w:t>_secondPipe</w:t>
-            </w:r>
+              <w:t>_</w:t>
+            </w:r>
+            <w:proofErr w:type="spellStart"/>
+            <w:r>
+              <w:rPr>
+                <w:rFonts w:asciiTheme="minorHAnsi" w:eastAsia="Times New Roman" w:hAnsiTheme="minorHAnsi" w:cstheme="minorHAnsi"/>
+                <w:b/>
+                <w:bCs/>
+                <w:color w:val="FFFFFF"/>
+                <w:sz w:val="20"/>
+                <w:szCs w:val="20"/>
+                <w:lang w:val="en-AE" w:eastAsia="en-AE"/>
+              </w:rPr>
+              <w:t>secondPipe</w:t>
+            </w:r>
+            <w:proofErr w:type="spellEnd"/>
             <w:r>
               <w:rPr>
                 <w:rFonts w:asciiTheme="minorHAnsi" w:eastAsia="Times New Roman" w:hAnsiTheme="minorHAnsi" w:cstheme="minorHAnsi"/>
@@ -13368,7 +13526,29 @@
                 <w:szCs w:val="20"/>
                 <w:lang w:val="en-AE" w:eastAsia="en-AE"/>
               </w:rPr>
-              <w:t>Nom Thk (in)</w:t>
+              <w:t xml:space="preserve">Nom </w:t>
+            </w:r>
+            <w:proofErr w:type="spellStart"/>
+            <w:r>
+              <w:rPr>
+                <w:rFonts w:asciiTheme="minorHAnsi" w:eastAsia="Times New Roman" w:hAnsiTheme="minorHAnsi" w:cstheme="minorHAnsi"/>
+                <w:color w:val="FFFFFF"/>
+                <w:sz w:val="20"/>
+                <w:szCs w:val="20"/>
+                <w:lang w:val="en-AE" w:eastAsia="en-AE"/>
+              </w:rPr>
+              <w:t>Thk</w:t>
+            </w:r>
+            <w:proofErr w:type="spellEnd"/>
+            <w:r>
+              <w:rPr>
+                <w:rFonts w:asciiTheme="minorHAnsi" w:eastAsia="Times New Roman" w:hAnsiTheme="minorHAnsi" w:cstheme="minorHAnsi"/>
+                <w:color w:val="FFFFFF"/>
+                <w:sz w:val="20"/>
+                <w:szCs w:val="20"/>
+                <w:lang w:val="en-AE" w:eastAsia="en-AE"/>
+              </w:rPr>
+              <w:t xml:space="preserve"> (in)</w:t>
             </w:r>
           </w:p>
         </w:tc>
@@ -13405,7 +13585,29 @@
                 <w:szCs w:val="20"/>
                 <w:lang w:val="en-AE" w:eastAsia="en-AE"/>
               </w:rPr>
-              <w:t>Min Thk (in)</w:t>
+              <w:t xml:space="preserve">Min </w:t>
+            </w:r>
+            <w:proofErr w:type="spellStart"/>
+            <w:r>
+              <w:rPr>
+                <w:rFonts w:asciiTheme="minorHAnsi" w:eastAsia="Times New Roman" w:hAnsiTheme="minorHAnsi" w:cstheme="minorHAnsi"/>
+                <w:color w:val="FFFFFF"/>
+                <w:sz w:val="20"/>
+                <w:szCs w:val="20"/>
+                <w:lang w:val="en-AE" w:eastAsia="en-AE"/>
+              </w:rPr>
+              <w:t>Thk</w:t>
+            </w:r>
+            <w:proofErr w:type="spellEnd"/>
+            <w:r>
+              <w:rPr>
+                <w:rFonts w:asciiTheme="minorHAnsi" w:eastAsia="Times New Roman" w:hAnsiTheme="minorHAnsi" w:cstheme="minorHAnsi"/>
+                <w:color w:val="FFFFFF"/>
+                <w:sz w:val="20"/>
+                <w:szCs w:val="20"/>
+                <w:lang w:val="en-AE" w:eastAsia="en-AE"/>
+              </w:rPr>
+              <w:t xml:space="preserve"> (in)</w:t>
             </w:r>
           </w:p>
         </w:tc>
@@ -14071,8 +14273,22 @@
                 <w:szCs w:val="20"/>
                 <w:lang w:val="en-AE" w:eastAsia="en-AE"/>
               </w:rPr>
-              <w:t>_thirdPipe</w:t>
-            </w:r>
+              <w:t>_</w:t>
+            </w:r>
+            <w:proofErr w:type="spellStart"/>
+            <w:r>
+              <w:rPr>
+                <w:rFonts w:asciiTheme="minorHAnsi" w:eastAsia="Times New Roman" w:hAnsiTheme="minorHAnsi" w:cstheme="minorHAnsi"/>
+                <w:b/>
+                <w:bCs/>
+                <w:color w:val="FFFFFF"/>
+                <w:sz w:val="20"/>
+                <w:szCs w:val="20"/>
+                <w:lang w:val="en-AE" w:eastAsia="en-AE"/>
+              </w:rPr>
+              <w:t>thirdPipe</w:t>
+            </w:r>
+            <w:proofErr w:type="spellEnd"/>
             <w:r>
               <w:rPr>
                 <w:rFonts w:asciiTheme="minorHAnsi" w:eastAsia="Times New Roman" w:hAnsiTheme="minorHAnsi" w:cstheme="minorHAnsi"/>
@@ -14229,7 +14445,29 @@
                 <w:szCs w:val="20"/>
                 <w:lang w:val="en-AE" w:eastAsia="en-AE"/>
               </w:rPr>
-              <w:t>Nom Thk (in)</w:t>
+              <w:t xml:space="preserve">Nom </w:t>
+            </w:r>
+            <w:proofErr w:type="spellStart"/>
+            <w:r>
+              <w:rPr>
+                <w:rFonts w:asciiTheme="minorHAnsi" w:eastAsia="Times New Roman" w:hAnsiTheme="minorHAnsi" w:cstheme="minorHAnsi"/>
+                <w:color w:val="FFFFFF"/>
+                <w:sz w:val="20"/>
+                <w:szCs w:val="20"/>
+                <w:lang w:val="en-AE" w:eastAsia="en-AE"/>
+              </w:rPr>
+              <w:t>Thk</w:t>
+            </w:r>
+            <w:proofErr w:type="spellEnd"/>
+            <w:r>
+              <w:rPr>
+                <w:rFonts w:asciiTheme="minorHAnsi" w:eastAsia="Times New Roman" w:hAnsiTheme="minorHAnsi" w:cstheme="minorHAnsi"/>
+                <w:color w:val="FFFFFF"/>
+                <w:sz w:val="20"/>
+                <w:szCs w:val="20"/>
+                <w:lang w:val="en-AE" w:eastAsia="en-AE"/>
+              </w:rPr>
+              <w:t xml:space="preserve"> (in)</w:t>
             </w:r>
           </w:p>
         </w:tc>
@@ -14266,7 +14504,29 @@
                 <w:szCs w:val="20"/>
                 <w:lang w:val="en-AE" w:eastAsia="en-AE"/>
               </w:rPr>
-              <w:t>Min Thk (in)</w:t>
+              <w:t xml:space="preserve">Min </w:t>
+            </w:r>
+            <w:proofErr w:type="spellStart"/>
+            <w:r>
+              <w:rPr>
+                <w:rFonts w:asciiTheme="minorHAnsi" w:eastAsia="Times New Roman" w:hAnsiTheme="minorHAnsi" w:cstheme="minorHAnsi"/>
+                <w:color w:val="FFFFFF"/>
+                <w:sz w:val="20"/>
+                <w:szCs w:val="20"/>
+                <w:lang w:val="en-AE" w:eastAsia="en-AE"/>
+              </w:rPr>
+              <w:t>Thk</w:t>
+            </w:r>
+            <w:proofErr w:type="spellEnd"/>
+            <w:r>
+              <w:rPr>
+                <w:rFonts w:asciiTheme="minorHAnsi" w:eastAsia="Times New Roman" w:hAnsiTheme="minorHAnsi" w:cstheme="minorHAnsi"/>
+                <w:color w:val="FFFFFF"/>
+                <w:sz w:val="20"/>
+                <w:szCs w:val="20"/>
+                <w:lang w:val="en-AE" w:eastAsia="en-AE"/>
+              </w:rPr>
+              <w:t xml:space="preserve"> (in)</w:t>
             </w:r>
           </w:p>
         </w:tc>
@@ -14948,8 +15208,22 @@
                 <w:szCs w:val="20"/>
                 <w:lang w:val="en-AE" w:eastAsia="en-AE"/>
               </w:rPr>
-              <w:t>_fourthPipe</w:t>
-            </w:r>
+              <w:t>_</w:t>
+            </w:r>
+            <w:proofErr w:type="spellStart"/>
+            <w:r>
+              <w:rPr>
+                <w:rFonts w:asciiTheme="minorHAnsi" w:eastAsia="Times New Roman" w:hAnsiTheme="minorHAnsi" w:cstheme="minorHAnsi"/>
+                <w:b/>
+                <w:bCs/>
+                <w:color w:val="FFFFFF"/>
+                <w:sz w:val="20"/>
+                <w:szCs w:val="20"/>
+                <w:lang w:val="en-AE" w:eastAsia="en-AE"/>
+              </w:rPr>
+              <w:t>fourthPipe</w:t>
+            </w:r>
+            <w:proofErr w:type="spellEnd"/>
             <w:r>
               <w:rPr>
                 <w:rFonts w:asciiTheme="minorHAnsi" w:eastAsia="Times New Roman" w:hAnsiTheme="minorHAnsi" w:cstheme="minorHAnsi"/>
@@ -15106,7 +15380,29 @@
                 <w:szCs w:val="20"/>
                 <w:lang w:val="en-AE" w:eastAsia="en-AE"/>
               </w:rPr>
-              <w:t>Nom Thk (in)</w:t>
+              <w:t xml:space="preserve">Nom </w:t>
+            </w:r>
+            <w:proofErr w:type="spellStart"/>
+            <w:r>
+              <w:rPr>
+                <w:rFonts w:asciiTheme="minorHAnsi" w:eastAsia="Times New Roman" w:hAnsiTheme="minorHAnsi" w:cstheme="minorHAnsi"/>
+                <w:color w:val="FFFFFF"/>
+                <w:sz w:val="20"/>
+                <w:szCs w:val="20"/>
+                <w:lang w:val="en-AE" w:eastAsia="en-AE"/>
+              </w:rPr>
+              <w:t>Thk</w:t>
+            </w:r>
+            <w:proofErr w:type="spellEnd"/>
+            <w:r>
+              <w:rPr>
+                <w:rFonts w:asciiTheme="minorHAnsi" w:eastAsia="Times New Roman" w:hAnsiTheme="minorHAnsi" w:cstheme="minorHAnsi"/>
+                <w:color w:val="FFFFFF"/>
+                <w:sz w:val="20"/>
+                <w:szCs w:val="20"/>
+                <w:lang w:val="en-AE" w:eastAsia="en-AE"/>
+              </w:rPr>
+              <w:t xml:space="preserve"> (in)</w:t>
             </w:r>
           </w:p>
         </w:tc>
@@ -15143,7 +15439,29 @@
                 <w:szCs w:val="20"/>
                 <w:lang w:val="en-AE" w:eastAsia="en-AE"/>
               </w:rPr>
-              <w:t>Min Thk (in)</w:t>
+              <w:t xml:space="preserve">Min </w:t>
+            </w:r>
+            <w:proofErr w:type="spellStart"/>
+            <w:r>
+              <w:rPr>
+                <w:rFonts w:asciiTheme="minorHAnsi" w:eastAsia="Times New Roman" w:hAnsiTheme="minorHAnsi" w:cstheme="minorHAnsi"/>
+                <w:color w:val="FFFFFF"/>
+                <w:sz w:val="20"/>
+                <w:szCs w:val="20"/>
+                <w:lang w:val="en-AE" w:eastAsia="en-AE"/>
+              </w:rPr>
+              <w:t>Thk</w:t>
+            </w:r>
+            <w:proofErr w:type="spellEnd"/>
+            <w:r>
+              <w:rPr>
+                <w:rFonts w:asciiTheme="minorHAnsi" w:eastAsia="Times New Roman" w:hAnsiTheme="minorHAnsi" w:cstheme="minorHAnsi"/>
+                <w:color w:val="FFFFFF"/>
+                <w:sz w:val="20"/>
+                <w:szCs w:val="20"/>
+                <w:lang w:val="en-AE" w:eastAsia="en-AE"/>
+              </w:rPr>
+              <w:t xml:space="preserve"> (in)</w:t>
             </w:r>
           </w:p>
         </w:tc>
@@ -15753,8 +16071,22 @@
                 <w:szCs w:val="20"/>
                 <w:lang w:val="en-AE" w:eastAsia="en-AE"/>
               </w:rPr>
-              <w:t>_fifthPipe</w:t>
-            </w:r>
+              <w:t>_</w:t>
+            </w:r>
+            <w:proofErr w:type="spellStart"/>
+            <w:r>
+              <w:rPr>
+                <w:rFonts w:asciiTheme="minorHAnsi" w:eastAsia="Times New Roman" w:hAnsiTheme="minorHAnsi" w:cstheme="minorHAnsi"/>
+                <w:b/>
+                <w:bCs/>
+                <w:color w:val="FFFFFF"/>
+                <w:sz w:val="20"/>
+                <w:szCs w:val="20"/>
+                <w:lang w:val="en-AE" w:eastAsia="en-AE"/>
+              </w:rPr>
+              <w:t>fifthPipe</w:t>
+            </w:r>
+            <w:proofErr w:type="spellEnd"/>
             <w:r>
               <w:rPr>
                 <w:rFonts w:asciiTheme="minorHAnsi" w:eastAsia="Times New Roman" w:hAnsiTheme="minorHAnsi" w:cstheme="minorHAnsi"/>
@@ -15911,7 +16243,29 @@
                 <w:szCs w:val="20"/>
                 <w:lang w:val="en-AE" w:eastAsia="en-AE"/>
               </w:rPr>
-              <w:t>Nom Thk (in)</w:t>
+              <w:t xml:space="preserve">Nom </w:t>
+            </w:r>
+            <w:proofErr w:type="spellStart"/>
+            <w:r>
+              <w:rPr>
+                <w:rFonts w:asciiTheme="minorHAnsi" w:eastAsia="Times New Roman" w:hAnsiTheme="minorHAnsi" w:cstheme="minorHAnsi"/>
+                <w:color w:val="FFFFFF"/>
+                <w:sz w:val="20"/>
+                <w:szCs w:val="20"/>
+                <w:lang w:val="en-AE" w:eastAsia="en-AE"/>
+              </w:rPr>
+              <w:t>Thk</w:t>
+            </w:r>
+            <w:proofErr w:type="spellEnd"/>
+            <w:r>
+              <w:rPr>
+                <w:rFonts w:asciiTheme="minorHAnsi" w:eastAsia="Times New Roman" w:hAnsiTheme="minorHAnsi" w:cstheme="minorHAnsi"/>
+                <w:color w:val="FFFFFF"/>
+                <w:sz w:val="20"/>
+                <w:szCs w:val="20"/>
+                <w:lang w:val="en-AE" w:eastAsia="en-AE"/>
+              </w:rPr>
+              <w:t xml:space="preserve"> (in)</w:t>
             </w:r>
           </w:p>
         </w:tc>
@@ -15948,7 +16302,29 @@
                 <w:szCs w:val="20"/>
                 <w:lang w:val="en-AE" w:eastAsia="en-AE"/>
               </w:rPr>
-              <w:t>Min Thk (in)</w:t>
+              <w:t xml:space="preserve">Min </w:t>
+            </w:r>
+            <w:proofErr w:type="spellStart"/>
+            <w:r>
+              <w:rPr>
+                <w:rFonts w:asciiTheme="minorHAnsi" w:eastAsia="Times New Roman" w:hAnsiTheme="minorHAnsi" w:cstheme="minorHAnsi"/>
+                <w:color w:val="FFFFFF"/>
+                <w:sz w:val="20"/>
+                <w:szCs w:val="20"/>
+                <w:lang w:val="en-AE" w:eastAsia="en-AE"/>
+              </w:rPr>
+              <w:t>Thk</w:t>
+            </w:r>
+            <w:proofErr w:type="spellEnd"/>
+            <w:r>
+              <w:rPr>
+                <w:rFonts w:asciiTheme="minorHAnsi" w:eastAsia="Times New Roman" w:hAnsiTheme="minorHAnsi" w:cstheme="minorHAnsi"/>
+                <w:color w:val="FFFFFF"/>
+                <w:sz w:val="20"/>
+                <w:szCs w:val="20"/>
+                <w:lang w:val="en-AE" w:eastAsia="en-AE"/>
+              </w:rPr>
+              <w:t xml:space="preserve"> (in)</w:t>
             </w:r>
           </w:p>
         </w:tc>
@@ -16558,8 +16934,22 @@
                 <w:szCs w:val="20"/>
                 <w:lang w:val="en-AE" w:eastAsia="en-AE"/>
               </w:rPr>
-              <w:t>_sixthPipe</w:t>
-            </w:r>
+              <w:t>_</w:t>
+            </w:r>
+            <w:proofErr w:type="spellStart"/>
+            <w:r>
+              <w:rPr>
+                <w:rFonts w:asciiTheme="minorHAnsi" w:eastAsia="Times New Roman" w:hAnsiTheme="minorHAnsi" w:cstheme="minorHAnsi"/>
+                <w:b/>
+                <w:bCs/>
+                <w:color w:val="FFFFFF"/>
+                <w:sz w:val="20"/>
+                <w:szCs w:val="20"/>
+                <w:lang w:val="en-AE" w:eastAsia="en-AE"/>
+              </w:rPr>
+              <w:t>sixthPipe</w:t>
+            </w:r>
+            <w:proofErr w:type="spellEnd"/>
             <w:r>
               <w:rPr>
                 <w:rFonts w:asciiTheme="minorHAnsi" w:eastAsia="Times New Roman" w:hAnsiTheme="minorHAnsi" w:cstheme="minorHAnsi"/>
@@ -16716,7 +17106,29 @@
                 <w:szCs w:val="20"/>
                 <w:lang w:val="en-AE" w:eastAsia="en-AE"/>
               </w:rPr>
-              <w:t>Nom Thk (in)</w:t>
+              <w:t xml:space="preserve">Nom </w:t>
+            </w:r>
+            <w:proofErr w:type="spellStart"/>
+            <w:r>
+              <w:rPr>
+                <w:rFonts w:asciiTheme="minorHAnsi" w:eastAsia="Times New Roman" w:hAnsiTheme="minorHAnsi" w:cstheme="minorHAnsi"/>
+                <w:color w:val="FFFFFF"/>
+                <w:sz w:val="20"/>
+                <w:szCs w:val="20"/>
+                <w:lang w:val="en-AE" w:eastAsia="en-AE"/>
+              </w:rPr>
+              <w:t>Thk</w:t>
+            </w:r>
+            <w:proofErr w:type="spellEnd"/>
+            <w:r>
+              <w:rPr>
+                <w:rFonts w:asciiTheme="minorHAnsi" w:eastAsia="Times New Roman" w:hAnsiTheme="minorHAnsi" w:cstheme="minorHAnsi"/>
+                <w:color w:val="FFFFFF"/>
+                <w:sz w:val="20"/>
+                <w:szCs w:val="20"/>
+                <w:lang w:val="en-AE" w:eastAsia="en-AE"/>
+              </w:rPr>
+              <w:t xml:space="preserve"> (in)</w:t>
             </w:r>
           </w:p>
         </w:tc>
@@ -16753,7 +17165,29 @@
                 <w:szCs w:val="20"/>
                 <w:lang w:val="en-AE" w:eastAsia="en-AE"/>
               </w:rPr>
-              <w:t>Min Thk (in)</w:t>
+              <w:t xml:space="preserve">Min </w:t>
+            </w:r>
+            <w:proofErr w:type="spellStart"/>
+            <w:r>
+              <w:rPr>
+                <w:rFonts w:asciiTheme="minorHAnsi" w:eastAsia="Times New Roman" w:hAnsiTheme="minorHAnsi" w:cstheme="minorHAnsi"/>
+                <w:color w:val="FFFFFF"/>
+                <w:sz w:val="20"/>
+                <w:szCs w:val="20"/>
+                <w:lang w:val="en-AE" w:eastAsia="en-AE"/>
+              </w:rPr>
+              <w:t>Thk</w:t>
+            </w:r>
+            <w:proofErr w:type="spellEnd"/>
+            <w:r>
+              <w:rPr>
+                <w:rFonts w:asciiTheme="minorHAnsi" w:eastAsia="Times New Roman" w:hAnsiTheme="minorHAnsi" w:cstheme="minorHAnsi"/>
+                <w:color w:val="FFFFFF"/>
+                <w:sz w:val="20"/>
+                <w:szCs w:val="20"/>
+                <w:lang w:val="en-AE" w:eastAsia="en-AE"/>
+              </w:rPr>
+              <w:t xml:space="preserve"> (in)</w:t>
             </w:r>
           </w:p>
         </w:tc>
@@ -18297,7 +18731,15 @@
               <w:jc w:val="center"/>
             </w:pPr>
             <w:r>
-              <w:t>{{tempgr}}</w:t>
+              <w:t>{{</w:t>
+            </w:r>
+            <w:proofErr w:type="spellStart"/>
+            <w:r>
+              <w:t>tempgr</w:t>
+            </w:r>
+            <w:proofErr w:type="spellEnd"/>
+            <w:r>
+              <w:t>}}</w:t>
             </w:r>
           </w:p>
         </w:tc>
@@ -18386,7 +18828,15 @@
               <w:jc w:val="center"/>
             </w:pPr>
             <w:r>
-              <w:t>{{wh}}</w:t>
+              <w:t>{{</w:t>
+            </w:r>
+            <w:proofErr w:type="spellStart"/>
+            <w:r>
+              <w:t>wh</w:t>
+            </w:r>
+            <w:proofErr w:type="spellEnd"/>
+            <w:r>
+              <w:t>}}</w:t>
             </w:r>
           </w:p>
         </w:tc>
@@ -18735,7 +19185,29 @@
           <w:sz w:val="20"/>
           <w:szCs w:val="20"/>
         </w:rPr>
-        <w:t>{{damage_block_start}}</w:t>
+        <w:t>{{</w:t>
+      </w:r>
+      <w:proofErr w:type="spellStart"/>
+      <w:r>
+        <w:rPr>
+          <w:rFonts w:asciiTheme="minorHAnsi" w:hAnsiTheme="minorHAnsi" w:cstheme="minorHAnsi"/>
+          <w:i/>
+          <w:iCs/>
+          <w:sz w:val="20"/>
+          <w:szCs w:val="20"/>
+        </w:rPr>
+        <w:t>damage_block_start</w:t>
+      </w:r>
+      <w:proofErr w:type="spellEnd"/>
+      <w:r>
+        <w:rPr>
+          <w:rFonts w:asciiTheme="minorHAnsi" w:hAnsiTheme="minorHAnsi" w:cstheme="minorHAnsi"/>
+          <w:i/>
+          <w:iCs/>
+          <w:sz w:val="20"/>
+          <w:szCs w:val="20"/>
+        </w:rPr>
+        <w:t>}}</w:t>
       </w:r>
     </w:p>
     <w:tbl>
@@ -19846,7 +20318,29 @@
           <w:sz w:val="20"/>
           <w:szCs w:val="20"/>
         </w:rPr>
-        <w:t>{{damage_block_end}}</w:t>
+        <w:t>{{</w:t>
+      </w:r>
+      <w:proofErr w:type="spellStart"/>
+      <w:r>
+        <w:rPr>
+          <w:rFonts w:asciiTheme="minorHAnsi" w:hAnsiTheme="minorHAnsi" w:cstheme="minorHAnsi"/>
+          <w:i/>
+          <w:iCs/>
+          <w:sz w:val="20"/>
+          <w:szCs w:val="20"/>
+        </w:rPr>
+        <w:t>damage_block_end</w:t>
+      </w:r>
+      <w:proofErr w:type="spellEnd"/>
+      <w:r>
+        <w:rPr>
+          <w:rFonts w:asciiTheme="minorHAnsi" w:hAnsiTheme="minorHAnsi" w:cstheme="minorHAnsi"/>
+          <w:i/>
+          <w:iCs/>
+          <w:sz w:val="20"/>
+          <w:szCs w:val="20"/>
+        </w:rPr>
+        <w:t>}}</w:t>
       </w:r>
     </w:p>
     <w:p>
@@ -20035,8 +20529,9 @@
                 <w:szCs w:val="20"/>
                 <w:lang w:val="en-AE" w:eastAsia="en-AE"/>
               </w:rPr>
-              <w:t>{{joints_</w:t>
-            </w:r>
+              <w:t>{{</w:t>
+            </w:r>
+            <w:proofErr w:type="spellStart"/>
             <w:r>
               <w:rPr>
                 <w:rFonts w:asciiTheme="minorHAnsi" w:eastAsia="Times New Roman" w:hAnsiTheme="minorHAnsi" w:cstheme="minorHAnsi"/>
@@ -20045,8 +20540,19 @@
                 <w:szCs w:val="20"/>
                 <w:lang w:val="en-AE" w:eastAsia="en-AE"/>
               </w:rPr>
+              <w:t>joints_</w:t>
+            </w:r>
+            <w:r>
+              <w:rPr>
+                <w:rFonts w:asciiTheme="minorHAnsi" w:eastAsia="Times New Roman" w:hAnsiTheme="minorHAnsi" w:cstheme="minorHAnsi"/>
+                <w:color w:val="FFFFFF"/>
+                <w:sz w:val="20"/>
+                <w:szCs w:val="20"/>
+                <w:lang w:val="en-AE" w:eastAsia="en-AE"/>
+              </w:rPr>
               <w:t>firstPipe</w:t>
             </w:r>
+            <w:proofErr w:type="spellEnd"/>
             <w:r>
               <w:rPr>
                 <w:rFonts w:asciiTheme="minorHAnsi" w:eastAsia="Times New Roman" w:hAnsiTheme="minorHAnsi" w:cstheme="minorHAnsi"/>
@@ -20203,7 +20709,29 @@
                 <w:szCs w:val="20"/>
                 <w:lang w:val="en-AE" w:eastAsia="en-AE"/>
               </w:rPr>
-              <w:t>Nom Thk (in)</w:t>
+              <w:t xml:space="preserve">Nom </w:t>
+            </w:r>
+            <w:proofErr w:type="spellStart"/>
+            <w:r>
+              <w:rPr>
+                <w:rFonts w:asciiTheme="minorHAnsi" w:eastAsia="Times New Roman" w:hAnsiTheme="minorHAnsi" w:cstheme="minorHAnsi"/>
+                <w:color w:val="FFFFFF"/>
+                <w:sz w:val="20"/>
+                <w:szCs w:val="20"/>
+                <w:lang w:val="en-AE" w:eastAsia="en-AE"/>
+              </w:rPr>
+              <w:t>Thk</w:t>
+            </w:r>
+            <w:proofErr w:type="spellEnd"/>
+            <w:r>
+              <w:rPr>
+                <w:rFonts w:asciiTheme="minorHAnsi" w:eastAsia="Times New Roman" w:hAnsiTheme="minorHAnsi" w:cstheme="minorHAnsi"/>
+                <w:color w:val="FFFFFF"/>
+                <w:sz w:val="20"/>
+                <w:szCs w:val="20"/>
+                <w:lang w:val="en-AE" w:eastAsia="en-AE"/>
+              </w:rPr>
+              <w:t xml:space="preserve"> (in)</w:t>
             </w:r>
           </w:p>
         </w:tc>
@@ -20240,7 +20768,29 @@
                 <w:szCs w:val="20"/>
                 <w:lang w:val="en-AE" w:eastAsia="en-AE"/>
               </w:rPr>
-              <w:t>Min Thk (in)</w:t>
+              <w:t xml:space="preserve">Min </w:t>
+            </w:r>
+            <w:proofErr w:type="spellStart"/>
+            <w:r>
+              <w:rPr>
+                <w:rFonts w:asciiTheme="minorHAnsi" w:eastAsia="Times New Roman" w:hAnsiTheme="minorHAnsi" w:cstheme="minorHAnsi"/>
+                <w:color w:val="FFFFFF"/>
+                <w:sz w:val="20"/>
+                <w:szCs w:val="20"/>
+                <w:lang w:val="en-AE" w:eastAsia="en-AE"/>
+              </w:rPr>
+              <w:t>Thk</w:t>
+            </w:r>
+            <w:proofErr w:type="spellEnd"/>
+            <w:r>
+              <w:rPr>
+                <w:rFonts w:asciiTheme="minorHAnsi" w:eastAsia="Times New Roman" w:hAnsiTheme="minorHAnsi" w:cstheme="minorHAnsi"/>
+                <w:color w:val="FFFFFF"/>
+                <w:sz w:val="20"/>
+                <w:szCs w:val="20"/>
+                <w:lang w:val="en-AE" w:eastAsia="en-AE"/>
+              </w:rPr>
+              <w:t xml:space="preserve"> (in)</w:t>
             </w:r>
           </w:p>
         </w:tc>
@@ -20880,7 +21430,29 @@
                 <w:szCs w:val="20"/>
                 <w:lang w:val="en-AE" w:eastAsia="en-AE"/>
               </w:rPr>
-              <w:t>{{joints_secondPipe}}</w:t>
+              <w:t>{{</w:t>
+            </w:r>
+            <w:proofErr w:type="spellStart"/>
+            <w:r>
+              <w:rPr>
+                <w:rFonts w:asciiTheme="minorHAnsi" w:eastAsia="Times New Roman" w:hAnsiTheme="minorHAnsi" w:cstheme="minorHAnsi"/>
+                <w:color w:val="FFFFFF"/>
+                <w:sz w:val="20"/>
+                <w:szCs w:val="20"/>
+                <w:lang w:val="en-AE" w:eastAsia="en-AE"/>
+              </w:rPr>
+              <w:t>joints_secondPipe</w:t>
+            </w:r>
+            <w:proofErr w:type="spellEnd"/>
+            <w:r>
+              <w:rPr>
+                <w:rFonts w:asciiTheme="minorHAnsi" w:eastAsia="Times New Roman" w:hAnsiTheme="minorHAnsi" w:cstheme="minorHAnsi"/>
+                <w:color w:val="FFFFFF"/>
+                <w:sz w:val="20"/>
+                <w:szCs w:val="20"/>
+                <w:lang w:val="en-AE" w:eastAsia="en-AE"/>
+              </w:rPr>
+              <w:t>}}</w:t>
             </w:r>
           </w:p>
         </w:tc>
@@ -21028,7 +21600,29 @@
                 <w:szCs w:val="20"/>
                 <w:lang w:val="en-AE" w:eastAsia="en-AE"/>
               </w:rPr>
-              <w:t>Nom Thk (in)</w:t>
+              <w:t xml:space="preserve">Nom </w:t>
+            </w:r>
+            <w:proofErr w:type="spellStart"/>
+            <w:r>
+              <w:rPr>
+                <w:rFonts w:asciiTheme="minorHAnsi" w:eastAsia="Times New Roman" w:hAnsiTheme="minorHAnsi" w:cstheme="minorHAnsi"/>
+                <w:color w:val="FFFFFF"/>
+                <w:sz w:val="20"/>
+                <w:szCs w:val="20"/>
+                <w:lang w:val="en-AE" w:eastAsia="en-AE"/>
+              </w:rPr>
+              <w:t>Thk</w:t>
+            </w:r>
+            <w:proofErr w:type="spellEnd"/>
+            <w:r>
+              <w:rPr>
+                <w:rFonts w:asciiTheme="minorHAnsi" w:eastAsia="Times New Roman" w:hAnsiTheme="minorHAnsi" w:cstheme="minorHAnsi"/>
+                <w:color w:val="FFFFFF"/>
+                <w:sz w:val="20"/>
+                <w:szCs w:val="20"/>
+                <w:lang w:val="en-AE" w:eastAsia="en-AE"/>
+              </w:rPr>
+              <w:t xml:space="preserve"> (in)</w:t>
             </w:r>
           </w:p>
         </w:tc>
@@ -21065,7 +21659,29 @@
                 <w:szCs w:val="20"/>
                 <w:lang w:val="en-AE" w:eastAsia="en-AE"/>
               </w:rPr>
-              <w:t>Min Thk (in)</w:t>
+              <w:t xml:space="preserve">Min </w:t>
+            </w:r>
+            <w:proofErr w:type="spellStart"/>
+            <w:r>
+              <w:rPr>
+                <w:rFonts w:asciiTheme="minorHAnsi" w:eastAsia="Times New Roman" w:hAnsiTheme="minorHAnsi" w:cstheme="minorHAnsi"/>
+                <w:color w:val="FFFFFF"/>
+                <w:sz w:val="20"/>
+                <w:szCs w:val="20"/>
+                <w:lang w:val="en-AE" w:eastAsia="en-AE"/>
+              </w:rPr>
+              <w:t>Thk</w:t>
+            </w:r>
+            <w:proofErr w:type="spellEnd"/>
+            <w:r>
+              <w:rPr>
+                <w:rFonts w:asciiTheme="minorHAnsi" w:eastAsia="Times New Roman" w:hAnsiTheme="minorHAnsi" w:cstheme="minorHAnsi"/>
+                <w:color w:val="FFFFFF"/>
+                <w:sz w:val="20"/>
+                <w:szCs w:val="20"/>
+                <w:lang w:val="en-AE" w:eastAsia="en-AE"/>
+              </w:rPr>
+              <w:t xml:space="preserve"> (in)</w:t>
             </w:r>
           </w:p>
         </w:tc>
@@ -21725,7 +22341,29 @@
                 <w:szCs w:val="20"/>
                 <w:lang w:val="en-AE" w:eastAsia="en-AE"/>
               </w:rPr>
-              <w:t>{{joints_thirdPipe}}</w:t>
+              <w:t>{{</w:t>
+            </w:r>
+            <w:proofErr w:type="spellStart"/>
+            <w:r>
+              <w:rPr>
+                <w:rFonts w:asciiTheme="minorHAnsi" w:eastAsia="Times New Roman" w:hAnsiTheme="minorHAnsi" w:cstheme="minorHAnsi"/>
+                <w:color w:val="FFFFFF"/>
+                <w:sz w:val="20"/>
+                <w:szCs w:val="20"/>
+                <w:lang w:val="en-AE" w:eastAsia="en-AE"/>
+              </w:rPr>
+              <w:t>joints_thirdPipe</w:t>
+            </w:r>
+            <w:proofErr w:type="spellEnd"/>
+            <w:r>
+              <w:rPr>
+                <w:rFonts w:asciiTheme="minorHAnsi" w:eastAsia="Times New Roman" w:hAnsiTheme="minorHAnsi" w:cstheme="minorHAnsi"/>
+                <w:color w:val="FFFFFF"/>
+                <w:sz w:val="20"/>
+                <w:szCs w:val="20"/>
+                <w:lang w:val="en-AE" w:eastAsia="en-AE"/>
+              </w:rPr>
+              <w:t>}}</w:t>
             </w:r>
           </w:p>
         </w:tc>
@@ -21873,7 +22511,29 @@
                 <w:szCs w:val="20"/>
                 <w:lang w:val="en-AE" w:eastAsia="en-AE"/>
               </w:rPr>
-              <w:t>Nom Thk (in)</w:t>
+              <w:t xml:space="preserve">Nom </w:t>
+            </w:r>
+            <w:proofErr w:type="spellStart"/>
+            <w:r>
+              <w:rPr>
+                <w:rFonts w:asciiTheme="minorHAnsi" w:eastAsia="Times New Roman" w:hAnsiTheme="minorHAnsi" w:cstheme="minorHAnsi"/>
+                <w:color w:val="FFFFFF"/>
+                <w:sz w:val="20"/>
+                <w:szCs w:val="20"/>
+                <w:lang w:val="en-AE" w:eastAsia="en-AE"/>
+              </w:rPr>
+              <w:t>Thk</w:t>
+            </w:r>
+            <w:proofErr w:type="spellEnd"/>
+            <w:r>
+              <w:rPr>
+                <w:rFonts w:asciiTheme="minorHAnsi" w:eastAsia="Times New Roman" w:hAnsiTheme="minorHAnsi" w:cstheme="minorHAnsi"/>
+                <w:color w:val="FFFFFF"/>
+                <w:sz w:val="20"/>
+                <w:szCs w:val="20"/>
+                <w:lang w:val="en-AE" w:eastAsia="en-AE"/>
+              </w:rPr>
+              <w:t xml:space="preserve"> (in)</w:t>
             </w:r>
           </w:p>
         </w:tc>
@@ -21910,7 +22570,29 @@
                 <w:szCs w:val="20"/>
                 <w:lang w:val="en-AE" w:eastAsia="en-AE"/>
               </w:rPr>
-              <w:t>Min Thk (in)</w:t>
+              <w:t xml:space="preserve">Min </w:t>
+            </w:r>
+            <w:proofErr w:type="spellStart"/>
+            <w:r>
+              <w:rPr>
+                <w:rFonts w:asciiTheme="minorHAnsi" w:eastAsia="Times New Roman" w:hAnsiTheme="minorHAnsi" w:cstheme="minorHAnsi"/>
+                <w:color w:val="FFFFFF"/>
+                <w:sz w:val="20"/>
+                <w:szCs w:val="20"/>
+                <w:lang w:val="en-AE" w:eastAsia="en-AE"/>
+              </w:rPr>
+              <w:t>Thk</w:t>
+            </w:r>
+            <w:proofErr w:type="spellEnd"/>
+            <w:r>
+              <w:rPr>
+                <w:rFonts w:asciiTheme="minorHAnsi" w:eastAsia="Times New Roman" w:hAnsiTheme="minorHAnsi" w:cstheme="minorHAnsi"/>
+                <w:color w:val="FFFFFF"/>
+                <w:sz w:val="20"/>
+                <w:szCs w:val="20"/>
+                <w:lang w:val="en-AE" w:eastAsia="en-AE"/>
+              </w:rPr>
+              <w:t xml:space="preserve"> (in)</w:t>
             </w:r>
           </w:p>
         </w:tc>
@@ -22590,7 +23272,29 @@
                 <w:szCs w:val="20"/>
                 <w:lang w:val="en-AE" w:eastAsia="en-AE"/>
               </w:rPr>
-              <w:t>{{joints_fourthPipe}}</w:t>
+              <w:t>{{</w:t>
+            </w:r>
+            <w:proofErr w:type="spellStart"/>
+            <w:r>
+              <w:rPr>
+                <w:rFonts w:asciiTheme="minorHAnsi" w:eastAsia="Times New Roman" w:hAnsiTheme="minorHAnsi" w:cstheme="minorHAnsi"/>
+                <w:color w:val="FFFFFF"/>
+                <w:sz w:val="20"/>
+                <w:szCs w:val="20"/>
+                <w:lang w:val="en-AE" w:eastAsia="en-AE"/>
+              </w:rPr>
+              <w:t>joints_fourthPipe</w:t>
+            </w:r>
+            <w:proofErr w:type="spellEnd"/>
+            <w:r>
+              <w:rPr>
+                <w:rFonts w:asciiTheme="minorHAnsi" w:eastAsia="Times New Roman" w:hAnsiTheme="minorHAnsi" w:cstheme="minorHAnsi"/>
+                <w:color w:val="FFFFFF"/>
+                <w:sz w:val="20"/>
+                <w:szCs w:val="20"/>
+                <w:lang w:val="en-AE" w:eastAsia="en-AE"/>
+              </w:rPr>
+              <w:t>}}</w:t>
             </w:r>
           </w:p>
         </w:tc>
@@ -22738,7 +23442,29 @@
                 <w:szCs w:val="20"/>
                 <w:lang w:val="en-AE" w:eastAsia="en-AE"/>
               </w:rPr>
-              <w:t>Nom Thk (in)</w:t>
+              <w:t xml:space="preserve">Nom </w:t>
+            </w:r>
+            <w:proofErr w:type="spellStart"/>
+            <w:r>
+              <w:rPr>
+                <w:rFonts w:asciiTheme="minorHAnsi" w:eastAsia="Times New Roman" w:hAnsiTheme="minorHAnsi" w:cstheme="minorHAnsi"/>
+                <w:color w:val="FFFFFF"/>
+                <w:sz w:val="20"/>
+                <w:szCs w:val="20"/>
+                <w:lang w:val="en-AE" w:eastAsia="en-AE"/>
+              </w:rPr>
+              <w:t>Thk</w:t>
+            </w:r>
+            <w:proofErr w:type="spellEnd"/>
+            <w:r>
+              <w:rPr>
+                <w:rFonts w:asciiTheme="minorHAnsi" w:eastAsia="Times New Roman" w:hAnsiTheme="minorHAnsi" w:cstheme="minorHAnsi"/>
+                <w:color w:val="FFFFFF"/>
+                <w:sz w:val="20"/>
+                <w:szCs w:val="20"/>
+                <w:lang w:val="en-AE" w:eastAsia="en-AE"/>
+              </w:rPr>
+              <w:t xml:space="preserve"> (in)</w:t>
             </w:r>
           </w:p>
         </w:tc>
@@ -22775,7 +23501,29 @@
                 <w:szCs w:val="20"/>
                 <w:lang w:val="en-AE" w:eastAsia="en-AE"/>
               </w:rPr>
-              <w:t>Min Thk (in)</w:t>
+              <w:t xml:space="preserve">Min </w:t>
+            </w:r>
+            <w:proofErr w:type="spellStart"/>
+            <w:r>
+              <w:rPr>
+                <w:rFonts w:asciiTheme="minorHAnsi" w:eastAsia="Times New Roman" w:hAnsiTheme="minorHAnsi" w:cstheme="minorHAnsi"/>
+                <w:color w:val="FFFFFF"/>
+                <w:sz w:val="20"/>
+                <w:szCs w:val="20"/>
+                <w:lang w:val="en-AE" w:eastAsia="en-AE"/>
+              </w:rPr>
+              <w:t>Thk</w:t>
+            </w:r>
+            <w:proofErr w:type="spellEnd"/>
+            <w:r>
+              <w:rPr>
+                <w:rFonts w:asciiTheme="minorHAnsi" w:eastAsia="Times New Roman" w:hAnsiTheme="minorHAnsi" w:cstheme="minorHAnsi"/>
+                <w:color w:val="FFFFFF"/>
+                <w:sz w:val="20"/>
+                <w:szCs w:val="20"/>
+                <w:lang w:val="en-AE" w:eastAsia="en-AE"/>
+              </w:rPr>
+              <w:t xml:space="preserve"> (in)</w:t>
             </w:r>
           </w:p>
         </w:tc>
@@ -23355,7 +24103,29 @@
                 <w:szCs w:val="20"/>
                 <w:lang w:val="en-AE" w:eastAsia="en-AE"/>
               </w:rPr>
-              <w:t>{{joints_fifthPipe}}</w:t>
+              <w:t>{{</w:t>
+            </w:r>
+            <w:proofErr w:type="spellStart"/>
+            <w:r>
+              <w:rPr>
+                <w:rFonts w:asciiTheme="minorHAnsi" w:eastAsia="Times New Roman" w:hAnsiTheme="minorHAnsi" w:cstheme="minorHAnsi"/>
+                <w:color w:val="FFFFFF"/>
+                <w:sz w:val="20"/>
+                <w:szCs w:val="20"/>
+                <w:lang w:val="en-AE" w:eastAsia="en-AE"/>
+              </w:rPr>
+              <w:t>joints_fifthPipe</w:t>
+            </w:r>
+            <w:proofErr w:type="spellEnd"/>
+            <w:r>
+              <w:rPr>
+                <w:rFonts w:asciiTheme="minorHAnsi" w:eastAsia="Times New Roman" w:hAnsiTheme="minorHAnsi" w:cstheme="minorHAnsi"/>
+                <w:color w:val="FFFFFF"/>
+                <w:sz w:val="20"/>
+                <w:szCs w:val="20"/>
+                <w:lang w:val="en-AE" w:eastAsia="en-AE"/>
+              </w:rPr>
+              <w:t>}}</w:t>
             </w:r>
           </w:p>
         </w:tc>
@@ -23503,7 +24273,29 @@
                 <w:szCs w:val="20"/>
                 <w:lang w:val="en-AE" w:eastAsia="en-AE"/>
               </w:rPr>
-              <w:t>Nom Thk (in)</w:t>
+              <w:t xml:space="preserve">Nom </w:t>
+            </w:r>
+            <w:proofErr w:type="spellStart"/>
+            <w:r>
+              <w:rPr>
+                <w:rFonts w:asciiTheme="minorHAnsi" w:eastAsia="Times New Roman" w:hAnsiTheme="minorHAnsi" w:cstheme="minorHAnsi"/>
+                <w:color w:val="FFFFFF"/>
+                <w:sz w:val="20"/>
+                <w:szCs w:val="20"/>
+                <w:lang w:val="en-AE" w:eastAsia="en-AE"/>
+              </w:rPr>
+              <w:t>Thk</w:t>
+            </w:r>
+            <w:proofErr w:type="spellEnd"/>
+            <w:r>
+              <w:rPr>
+                <w:rFonts w:asciiTheme="minorHAnsi" w:eastAsia="Times New Roman" w:hAnsiTheme="minorHAnsi" w:cstheme="minorHAnsi"/>
+                <w:color w:val="FFFFFF"/>
+                <w:sz w:val="20"/>
+                <w:szCs w:val="20"/>
+                <w:lang w:val="en-AE" w:eastAsia="en-AE"/>
+              </w:rPr>
+              <w:t xml:space="preserve"> (in)</w:t>
             </w:r>
           </w:p>
         </w:tc>
@@ -23540,7 +24332,29 @@
                 <w:szCs w:val="20"/>
                 <w:lang w:val="en-AE" w:eastAsia="en-AE"/>
               </w:rPr>
-              <w:t>Min Thk (in)</w:t>
+              <w:t xml:space="preserve">Min </w:t>
+            </w:r>
+            <w:proofErr w:type="spellStart"/>
+            <w:r>
+              <w:rPr>
+                <w:rFonts w:asciiTheme="minorHAnsi" w:eastAsia="Times New Roman" w:hAnsiTheme="minorHAnsi" w:cstheme="minorHAnsi"/>
+                <w:color w:val="FFFFFF"/>
+                <w:sz w:val="20"/>
+                <w:szCs w:val="20"/>
+                <w:lang w:val="en-AE" w:eastAsia="en-AE"/>
+              </w:rPr>
+              <w:t>Thk</w:t>
+            </w:r>
+            <w:proofErr w:type="spellEnd"/>
+            <w:r>
+              <w:rPr>
+                <w:rFonts w:asciiTheme="minorHAnsi" w:eastAsia="Times New Roman" w:hAnsiTheme="minorHAnsi" w:cstheme="minorHAnsi"/>
+                <w:color w:val="FFFFFF"/>
+                <w:sz w:val="20"/>
+                <w:szCs w:val="20"/>
+                <w:lang w:val="en-AE" w:eastAsia="en-AE"/>
+              </w:rPr>
+              <w:t xml:space="preserve"> (in)</w:t>
             </w:r>
           </w:p>
         </w:tc>
@@ -24118,7 +24932,29 @@
                 <w:szCs w:val="20"/>
                 <w:lang w:val="en-AE" w:eastAsia="en-AE"/>
               </w:rPr>
-              <w:t>{{joints_sixthPipe}}</w:t>
+              <w:t>{{</w:t>
+            </w:r>
+            <w:proofErr w:type="spellStart"/>
+            <w:r>
+              <w:rPr>
+                <w:rFonts w:asciiTheme="minorHAnsi" w:eastAsia="Times New Roman" w:hAnsiTheme="minorHAnsi" w:cstheme="minorHAnsi"/>
+                <w:color w:val="FFFFFF"/>
+                <w:sz w:val="20"/>
+                <w:szCs w:val="20"/>
+                <w:lang w:val="en-AE" w:eastAsia="en-AE"/>
+              </w:rPr>
+              <w:t>joints_sixthPipe</w:t>
+            </w:r>
+            <w:proofErr w:type="spellEnd"/>
+            <w:r>
+              <w:rPr>
+                <w:rFonts w:asciiTheme="minorHAnsi" w:eastAsia="Times New Roman" w:hAnsiTheme="minorHAnsi" w:cstheme="minorHAnsi"/>
+                <w:color w:val="FFFFFF"/>
+                <w:sz w:val="20"/>
+                <w:szCs w:val="20"/>
+                <w:lang w:val="en-AE" w:eastAsia="en-AE"/>
+              </w:rPr>
+              <w:t>}}</w:t>
             </w:r>
           </w:p>
         </w:tc>
@@ -24266,7 +25102,29 @@
                 <w:szCs w:val="20"/>
                 <w:lang w:val="en-AE" w:eastAsia="en-AE"/>
               </w:rPr>
-              <w:t>Nom Thk (in)</w:t>
+              <w:t xml:space="preserve">Nom </w:t>
+            </w:r>
+            <w:proofErr w:type="spellStart"/>
+            <w:r>
+              <w:rPr>
+                <w:rFonts w:asciiTheme="minorHAnsi" w:eastAsia="Times New Roman" w:hAnsiTheme="minorHAnsi" w:cstheme="minorHAnsi"/>
+                <w:color w:val="FFFFFF"/>
+                <w:sz w:val="20"/>
+                <w:szCs w:val="20"/>
+                <w:lang w:val="en-AE" w:eastAsia="en-AE"/>
+              </w:rPr>
+              <w:t>Thk</w:t>
+            </w:r>
+            <w:proofErr w:type="spellEnd"/>
+            <w:r>
+              <w:rPr>
+                <w:rFonts w:asciiTheme="minorHAnsi" w:eastAsia="Times New Roman" w:hAnsiTheme="minorHAnsi" w:cstheme="minorHAnsi"/>
+                <w:color w:val="FFFFFF"/>
+                <w:sz w:val="20"/>
+                <w:szCs w:val="20"/>
+                <w:lang w:val="en-AE" w:eastAsia="en-AE"/>
+              </w:rPr>
+              <w:t xml:space="preserve"> (in)</w:t>
             </w:r>
           </w:p>
         </w:tc>
@@ -24303,7 +25161,29 @@
                 <w:szCs w:val="20"/>
                 <w:lang w:val="en-AE" w:eastAsia="en-AE"/>
               </w:rPr>
-              <w:t>Min Thk (in)</w:t>
+              <w:t xml:space="preserve">Min </w:t>
+            </w:r>
+            <w:proofErr w:type="spellStart"/>
+            <w:r>
+              <w:rPr>
+                <w:rFonts w:asciiTheme="minorHAnsi" w:eastAsia="Times New Roman" w:hAnsiTheme="minorHAnsi" w:cstheme="minorHAnsi"/>
+                <w:color w:val="FFFFFF"/>
+                <w:sz w:val="20"/>
+                <w:szCs w:val="20"/>
+                <w:lang w:val="en-AE" w:eastAsia="en-AE"/>
+              </w:rPr>
+              <w:t>Thk</w:t>
+            </w:r>
+            <w:proofErr w:type="spellEnd"/>
+            <w:r>
+              <w:rPr>
+                <w:rFonts w:asciiTheme="minorHAnsi" w:eastAsia="Times New Roman" w:hAnsiTheme="minorHAnsi" w:cstheme="minorHAnsi"/>
+                <w:color w:val="FFFFFF"/>
+                <w:sz w:val="20"/>
+                <w:szCs w:val="20"/>
+                <w:lang w:val="en-AE" w:eastAsia="en-AE"/>
+              </w:rPr>
+              <w:t xml:space="preserve"> (in)</w:t>
             </w:r>
           </w:p>
         </w:tc>
@@ -26279,7 +27159,7 @@
         </w:rPr>
         <w:lastRenderedPageBreak/>
         <w:drawing>
-          <wp:anchor distT="0" distB="0" distL="114300" distR="114300" simplePos="0" relativeHeight="251649536" behindDoc="0" locked="0" layoutInCell="1" allowOverlap="1" wp14:anchorId="084BCEFC" wp14:editId="0A28E1C1">
+          <wp:anchor distT="0" distB="0" distL="114300" distR="114300" simplePos="0" relativeHeight="251649536" behindDoc="0" locked="0" layoutInCell="1" allowOverlap="1" wp14:anchorId="084BCEFC" wp14:editId="41635F57">
             <wp:simplePos x="0" y="0"/>
             <wp:positionH relativeFrom="column">
               <wp:posOffset>255270</wp:posOffset>
@@ -26369,7 +27249,23 @@
           <w:b/>
           <w:bCs/>
         </w:rPr>
-        <w:t xml:space="preserve">Quality control guidelines across the main pass is shown in the figure below. </w:t>
+        <w:t xml:space="preserve">Quality control guidelines across the main pass </w:t>
+      </w:r>
+      <w:proofErr w:type="gramStart"/>
+      <w:r>
+        <w:rPr>
+          <w:b/>
+          <w:bCs/>
+        </w:rPr>
+        <w:t>is</w:t>
+      </w:r>
+      <w:proofErr w:type="gramEnd"/>
+      <w:r>
+        <w:rPr>
+          <w:b/>
+          <w:bCs/>
+        </w:rPr>
+        <w:t xml:space="preserve"> shown in the figure below. </w:t>
       </w:r>
     </w:p>
     <w:p>
@@ -26570,7 +27466,15 @@
               <w:jc w:val="center"/>
             </w:pPr>
             <w:r>
-              <w:t>{{ts}}</w:t>
+              <w:t>{{</w:t>
+            </w:r>
+            <w:proofErr w:type="spellStart"/>
+            <w:r>
+              <w:t>ts</w:t>
+            </w:r>
+            <w:proofErr w:type="spellEnd"/>
+            <w:r>
+              <w:t>}}</w:t>
             </w:r>
           </w:p>
         </w:tc>
@@ -26962,7 +27866,7 @@
         <w:noProof/>
       </w:rPr>
       <w:drawing>
-        <wp:anchor distT="0" distB="0" distL="114300" distR="114300" simplePos="0" relativeHeight="251675136" behindDoc="0" locked="0" layoutInCell="1" allowOverlap="1" wp14:anchorId="35957A83" wp14:editId="67B3CA70">
+        <wp:anchor distT="0" distB="0" distL="114300" distR="114300" simplePos="0" relativeHeight="251675136" behindDoc="0" locked="0" layoutInCell="1" allowOverlap="1" wp14:anchorId="35957A83" wp14:editId="18D99165">
           <wp:simplePos x="0" y="0"/>
           <wp:positionH relativeFrom="column">
             <wp:posOffset>-495300</wp:posOffset>
@@ -26973,7 +27877,7 @@
           <wp:extent cx="1224895" cy="542925"/>
           <wp:effectExtent l="0" t="0" r="0" b="0"/>
           <wp:wrapNone/>
-          <wp:docPr id="1716236988" name="Picture 1716236988"/>
+          <wp:docPr id="1716236988" name="Picture 1716236988" descr="{{COMP}}"/>
           <wp:cNvGraphicFramePr>
             <a:graphicFrameLocks xmlns:a="http://schemas.openxmlformats.org/drawingml/2006/main" noChangeAspect="1"/>
           </wp:cNvGraphicFramePr>
@@ -26981,7 +27885,7 @@
             <a:graphicData uri="http://schemas.openxmlformats.org/drawingml/2006/picture">
               <pic:pic xmlns:pic="http://schemas.openxmlformats.org/drawingml/2006/picture">
                 <pic:nvPicPr>
-                  <pic:cNvPr id="1716236988" name="Picture 1716236988"/>
+                  <pic:cNvPr id="1716236988" name="Picture 1716236988" descr="{{COMP}}"/>
                   <pic:cNvPicPr/>
                 </pic:nvPicPr>
                 <pic:blipFill>
@@ -27217,7 +28121,7 @@
         <w:noProof/>
       </w:rPr>
       <w:drawing>
-        <wp:anchor distT="0" distB="0" distL="114300" distR="114300" simplePos="0" relativeHeight="251676160" behindDoc="0" locked="0" layoutInCell="1" allowOverlap="1" wp14:anchorId="652836A8" wp14:editId="4E5C7723">
+        <wp:anchor distT="0" distB="0" distL="114300" distR="114300" simplePos="0" relativeHeight="251676160" behindDoc="0" locked="0" layoutInCell="1" allowOverlap="1" wp14:anchorId="652836A8" wp14:editId="339ED3B8">
           <wp:simplePos x="0" y="0"/>
           <wp:positionH relativeFrom="column">
             <wp:posOffset>-495300</wp:posOffset>
@@ -27228,7 +28132,7 @@
           <wp:extent cx="1246382" cy="552450"/>
           <wp:effectExtent l="0" t="0" r="0" b="0"/>
           <wp:wrapNone/>
-          <wp:docPr id="2139573877" name="Picture 2139573877"/>
+          <wp:docPr id="2139573877" name="Picture 2139573877" descr="{{COMP}}"/>
           <wp:cNvGraphicFramePr>
             <a:graphicFrameLocks xmlns:a="http://schemas.openxmlformats.org/drawingml/2006/main" noChangeAspect="1"/>
           </wp:cNvGraphicFramePr>
@@ -27236,7 +28140,7 @@
             <a:graphicData uri="http://schemas.openxmlformats.org/drawingml/2006/picture">
               <pic:pic xmlns:pic="http://schemas.openxmlformats.org/drawingml/2006/picture">
                 <pic:nvPicPr>
-                  <pic:cNvPr id="2139573877" name="Picture 2139573877"/>
+                  <pic:cNvPr id="2139573877" name="Picture 2139573877" descr="{{COMP}}"/>
                   <pic:cNvPicPr/>
                 </pic:nvPicPr>
                 <pic:blipFill>
@@ -34646,12 +35550,9 @@
 </file>
 
 <file path=customXml/item2.xml><?xml version="1.0" encoding="utf-8"?>
-<?mso-contentType ?>
-<FormTemplates xmlns="http://schemas.microsoft.com/sharepoint/v3/contenttype/forms">
-  <Display>DocumentLibraryForm</Display>
-  <Edit>DocumentLibraryForm</Edit>
-  <New>DocumentLibraryForm</New>
-</FormTemplates>
+<p:properties xmlns:p="http://schemas.microsoft.com/office/2006/metadata/properties" xmlns:xsi="http://www.w3.org/2001/XMLSchema-instance" xmlns:pc="http://schemas.microsoft.com/office/infopath/2007/PartnerControls">
+  <documentManagement/>
+</p:properties>
 </file>
 
 <file path=customXml/item3.xml><?xml version="1.0" encoding="utf-8"?>
@@ -34659,9 +35560,12 @@
 </file>
 
 <file path=customXml/item4.xml><?xml version="1.0" encoding="utf-8"?>
-<p:properties xmlns:p="http://schemas.microsoft.com/office/2006/metadata/properties" xmlns:xsi="http://www.w3.org/2001/XMLSchema-instance" xmlns:pc="http://schemas.microsoft.com/office/infopath/2007/PartnerControls">
-  <documentManagement/>
-</p:properties>
+<?mso-contentType ?>
+<FormTemplates xmlns="http://schemas.microsoft.com/sharepoint/v3/contenttype/forms">
+  <Display>DocumentLibraryForm</Display>
+  <Edit>DocumentLibraryForm</Edit>
+  <New>DocumentLibraryForm</New>
+</FormTemplates>
 </file>
 
 <file path=customXml/itemProps1.xml><?xml version="1.0" encoding="utf-8"?>
@@ -34683,9 +35587,10 @@
 </file>
 
 <file path=customXml/itemProps2.xml><?xml version="1.0" encoding="utf-8"?>
-<ds:datastoreItem xmlns:ds="http://schemas.openxmlformats.org/officeDocument/2006/customXml" ds:itemID="{79696F61-4EFA-4208-9DA2-098D4828C9DB}">
+<ds:datastoreItem xmlns:ds="http://schemas.openxmlformats.org/officeDocument/2006/customXml" ds:itemID="{74A46DB4-35AB-4E89-AE84-AAE4879E018C}">
   <ds:schemaRefs>
-    <ds:schemaRef ds:uri="http://schemas.microsoft.com/sharepoint/v3/contenttype/forms"/>
+    <ds:schemaRef ds:uri="http://schemas.microsoft.com/office/2006/metadata/properties"/>
+    <ds:schemaRef ds:uri="http://schemas.microsoft.com/office/infopath/2007/PartnerControls"/>
   </ds:schemaRefs>
 </ds:datastoreItem>
 </file>
@@ -34699,10 +35604,9 @@
 </file>
 
 <file path=customXml/itemProps4.xml><?xml version="1.0" encoding="utf-8"?>
-<ds:datastoreItem xmlns:ds="http://schemas.openxmlformats.org/officeDocument/2006/customXml" ds:itemID="{74A46DB4-35AB-4E89-AE84-AAE4879E018C}">
+<ds:datastoreItem xmlns:ds="http://schemas.openxmlformats.org/officeDocument/2006/customXml" ds:itemID="{79696F61-4EFA-4208-9DA2-098D4828C9DB}">
   <ds:schemaRefs>
-    <ds:schemaRef ds:uri="http://schemas.microsoft.com/office/2006/metadata/properties"/>
-    <ds:schemaRef ds:uri="http://schemas.microsoft.com/office/infopath/2007/PartnerControls"/>
+    <ds:schemaRef ds:uri="http://schemas.microsoft.com/sharepoint/v3/contenttype/forms"/>
   </ds:schemaRefs>
 </ds:datastoreItem>
 </file>
--- a/well_tools_1/webapp/data/templates/sample_2_4p5X3p5-7-9-13.docx
+++ b/well_tools_1/webapp/data/templates/sample_2_4p5X3p5-7-9-13.docx
@@ -1165,9 +1165,9 @@
       </w:sdtContent>
     </w:sdt>
     <w:bookmarkStart w:id="3" w:name="_Hlk207958089" w:displacedByCustomXml="next"/>
-    <w:bookmarkStart w:id="4" w:name="_Toc23528006" w:displacedByCustomXml="next"/>
+    <w:bookmarkStart w:id="4" w:name="_Toc436141478" w:displacedByCustomXml="next"/>
     <w:bookmarkStart w:id="5" w:name="_Toc5016962" w:displacedByCustomXml="next"/>
-    <w:bookmarkStart w:id="6" w:name="_Toc436141478" w:displacedByCustomXml="next"/>
+    <w:bookmarkStart w:id="6" w:name="_Toc23528006" w:displacedByCustomXml="next"/>
     <w:sdt>
       <w:sdtPr>
         <w:rPr>
@@ -2890,7 +2890,7 @@
                                 <w:sz w:val="16"/>
                                 <w:lang w:val="en-GB"/>
                               </w:rPr>
-                              <w:t>Weatherford</w:t>
+                              <w:t>{{COMPNAME}}</w:t>
                             </w:r>
                             <w:r>
                               <w:rPr>
@@ -3068,7 +3068,7 @@
                           <w:sz w:val="16"/>
                           <w:lang w:val="en-GB"/>
                         </w:rPr>
-                        <w:t>Weatherford</w:t>
+                        <w:t>{{COMPNAME}}</w:t>
                       </w:r>
                       <w:r>
                         <w:rPr>
@@ -27159,7 +27159,7 @@
         </w:rPr>
         <w:lastRenderedPageBreak/>
         <w:drawing>
-          <wp:anchor distT="0" distB="0" distL="114300" distR="114300" simplePos="0" relativeHeight="251649536" behindDoc="0" locked="0" layoutInCell="1" allowOverlap="1" wp14:anchorId="084BCEFC" wp14:editId="41635F57">
+          <wp:anchor distT="0" distB="0" distL="114300" distR="114300" simplePos="0" relativeHeight="251649536" behindDoc="0" locked="0" layoutInCell="1" allowOverlap="1" wp14:anchorId="084BCEFC" wp14:editId="505FE85B">
             <wp:simplePos x="0" y="0"/>
             <wp:positionH relativeFrom="column">
               <wp:posOffset>255270</wp:posOffset>
@@ -27620,7 +27620,7 @@
             <w:rPr>
               <w:lang w:val="en-AE"/>
             </w:rPr>
-            <w:t>Weatherford</w:t>
+            <w:t>{{COMPNAME}}</w:t>
           </w:r>
         </w:p>
       </w:tc>
@@ -27723,7 +27723,7 @@
             <w:rPr>
               <w:lang w:val="en-AE"/>
             </w:rPr>
-            <w:t>Weatherford</w:t>
+            <w:t>{{COMPNAME}}</w:t>
           </w:r>
         </w:p>
       </w:tc>
@@ -35550,9 +35550,12 @@
 </file>
 
 <file path=customXml/item2.xml><?xml version="1.0" encoding="utf-8"?>
-<p:properties xmlns:p="http://schemas.microsoft.com/office/2006/metadata/properties" xmlns:xsi="http://www.w3.org/2001/XMLSchema-instance" xmlns:pc="http://schemas.microsoft.com/office/infopath/2007/PartnerControls">
-  <documentManagement/>
-</p:properties>
+<?mso-contentType ?>
+<FormTemplates xmlns="http://schemas.microsoft.com/sharepoint/v3/contenttype/forms">
+  <Display>DocumentLibraryForm</Display>
+  <Edit>DocumentLibraryForm</Edit>
+  <New>DocumentLibraryForm</New>
+</FormTemplates>
 </file>
 
 <file path=customXml/item3.xml><?xml version="1.0" encoding="utf-8"?>
@@ -35560,12 +35563,9 @@
 </file>
 
 <file path=customXml/item4.xml><?xml version="1.0" encoding="utf-8"?>
-<?mso-contentType ?>
-<FormTemplates xmlns="http://schemas.microsoft.com/sharepoint/v3/contenttype/forms">
-  <Display>DocumentLibraryForm</Display>
-  <Edit>DocumentLibraryForm</Edit>
-  <New>DocumentLibraryForm</New>
-</FormTemplates>
+<p:properties xmlns:p="http://schemas.microsoft.com/office/2006/metadata/properties" xmlns:xsi="http://www.w3.org/2001/XMLSchema-instance" xmlns:pc="http://schemas.microsoft.com/office/infopath/2007/PartnerControls">
+  <documentManagement/>
+</p:properties>
 </file>
 
 <file path=customXml/itemProps1.xml><?xml version="1.0" encoding="utf-8"?>
@@ -35587,10 +35587,9 @@
 </file>
 
 <file path=customXml/itemProps2.xml><?xml version="1.0" encoding="utf-8"?>
-<ds:datastoreItem xmlns:ds="http://schemas.openxmlformats.org/officeDocument/2006/customXml" ds:itemID="{74A46DB4-35AB-4E89-AE84-AAE4879E018C}">
+<ds:datastoreItem xmlns:ds="http://schemas.openxmlformats.org/officeDocument/2006/customXml" ds:itemID="{79696F61-4EFA-4208-9DA2-098D4828C9DB}">
   <ds:schemaRefs>
-    <ds:schemaRef ds:uri="http://schemas.microsoft.com/office/2006/metadata/properties"/>
-    <ds:schemaRef ds:uri="http://schemas.microsoft.com/office/infopath/2007/PartnerControls"/>
+    <ds:schemaRef ds:uri="http://schemas.microsoft.com/sharepoint/v3/contenttype/forms"/>
   </ds:schemaRefs>
 </ds:datastoreItem>
 </file>
@@ -35604,9 +35603,10 @@
 </file>
 
 <file path=customXml/itemProps4.xml><?xml version="1.0" encoding="utf-8"?>
-<ds:datastoreItem xmlns:ds="http://schemas.openxmlformats.org/officeDocument/2006/customXml" ds:itemID="{79696F61-4EFA-4208-9DA2-098D4828C9DB}">
+<ds:datastoreItem xmlns:ds="http://schemas.openxmlformats.org/officeDocument/2006/customXml" ds:itemID="{74A46DB4-35AB-4E89-AE84-AAE4879E018C}">
   <ds:schemaRefs>
-    <ds:schemaRef ds:uri="http://schemas.microsoft.com/sharepoint/v3/contenttype/forms"/>
+    <ds:schemaRef ds:uri="http://schemas.microsoft.com/office/2006/metadata/properties"/>
+    <ds:schemaRef ds:uri="http://schemas.microsoft.com/office/infopath/2007/PartnerControls"/>
   </ds:schemaRefs>
 </ds:datastoreItem>
 </file>
--- a/well_tools_1/webapp/data/templates/sample_2_4p5X3p5-7-9-13.docx
+++ b/well_tools_1/webapp/data/templates/sample_2_4p5X3p5-7-9-13.docx
@@ -2851,39 +2851,7 @@
                                 <w:sz w:val="16"/>
                                 <w:lang w:val="en-GB"/>
                               </w:rPr>
-                              <w:t xml:space="preserve">This report was prepared by </w:t>
-                            </w:r>
-                            <w:proofErr w:type="spellStart"/>
-                            <w:r>
-                              <w:rPr>
-                                <w:sz w:val="16"/>
-                                <w:lang w:val="en-GB"/>
-                              </w:rPr>
-                              <w:t>GOWell</w:t>
-                            </w:r>
-                            <w:proofErr w:type="spellEnd"/>
-                            <w:r>
-                              <w:rPr>
-                                <w:sz w:val="16"/>
-                                <w:lang w:val="en-GB"/>
-                              </w:rPr>
-                              <w:t xml:space="preserve"> Energy Solutions Inc. or by its affiliates or subsidiaries (“</w:t>
-                            </w:r>
-                            <w:proofErr w:type="spellStart"/>
-                            <w:r>
-                              <w:rPr>
-                                <w:sz w:val="16"/>
-                                <w:lang w:val="en-GB"/>
-                              </w:rPr>
-                              <w:t>GOWell</w:t>
-                            </w:r>
-                            <w:proofErr w:type="spellEnd"/>
-                            <w:r>
-                              <w:rPr>
-                                <w:sz w:val="16"/>
-                                <w:lang w:val="en-GB"/>
-                              </w:rPr>
-                              <w:t xml:space="preserve">”) at the request of </w:t>
+                              <w:t xml:space="preserve">This report was prepared by GOWell Energy Solutions Inc. or by its affiliates or subsidiaries (“GOWell”) at the request of </w:t>
                             </w:r>
                             <w:r>
                               <w:rPr>
@@ -2912,23 +2880,7 @@
                                 <w:sz w:val="16"/>
                                 <w:lang w:val="en-GB"/>
                               </w:rPr>
-                              <w:t xml:space="preserve">This report is </w:t>
-                            </w:r>
-                            <w:proofErr w:type="spellStart"/>
-                            <w:r>
-                              <w:rPr>
-                                <w:sz w:val="16"/>
-                                <w:lang w:val="en-GB"/>
-                              </w:rPr>
-                              <w:t>GOWell’s</w:t>
-                            </w:r>
-                            <w:proofErr w:type="spellEnd"/>
-                            <w:r>
-                              <w:rPr>
-                                <w:sz w:val="16"/>
-                                <w:lang w:val="en-GB"/>
-                              </w:rPr>
-                              <w:t xml:space="preserve"> interpretation of the information provided by You and the interpretation, analysis, recommendations, advise and conclusions contained in the report are opinions based on inferences from measurements, empirical relationships, assumptions and industry practice (the “Interpretations and/or Recommendations”), which inferences, assumptions and practices are not infallible, and with respect to which professional geologists, engineers, drilling consultants, and analysts may differ and there may be a number of possible interpretations and conclusions.</w:t>
+                              <w:t>This report is GOWell’s interpretation of the information provided by You and the interpretation, analysis, recommendations, advise and conclusions contained in the report are opinions based on inferences from measurements, empirical relationships, assumptions and industry practice (the “Interpretations and/or Recommendations”), which inferences, assumptions and practices are not infallible, and with respect to which professional geologists, engineers, drilling consultants, and analysts may differ and there may be a number of possible interpretations and conclusions.</w:t>
                             </w:r>
                           </w:p>
                           <w:p>
@@ -2943,23 +2895,7 @@
                                 <w:sz w:val="16"/>
                                 <w:lang w:val="en-CA"/>
                               </w:rPr>
-                              <w:t xml:space="preserve">Accordingly, </w:t>
-                            </w:r>
-                            <w:proofErr w:type="spellStart"/>
-                            <w:r>
-                              <w:rPr>
-                                <w:sz w:val="16"/>
-                                <w:lang w:val="en-CA"/>
-                              </w:rPr>
-                              <w:t>GOWell</w:t>
-                            </w:r>
-                            <w:proofErr w:type="spellEnd"/>
-                            <w:r>
-                              <w:rPr>
-                                <w:sz w:val="16"/>
-                                <w:lang w:val="en-CA"/>
-                              </w:rPr>
-                              <w:t xml:space="preserve"> does not warrant the accuracy, correctness, or completeness of any such Interpretations and/or Recommendations, or that Your reliance or any third party’s reliance on such Interpretations and/or Recommendations will accomplish any particular results. YOU ASSUME FULL RESPONSIBILITY FOR THE USE OF SUCH INTERPRETATIONS AND/OR RECOMMENDATIONS AND FOR ALL DECISIONS BASED THEREON (INCLUDING WITHOUT LIMITATION DECISIONS BASED ON ANY OIL AND GAS EVALUATIONS, PRODUCTION FORECASTS AND RESERVE ESTIMATES, FURNISHED BY GOWELL TO YOU HEREUNDER), AND YOU HEREBY AGREES TO RELEASE, DEFEND, INDEMNIFY AND HOLD HARMLESS GOWELL FROM ANY CLAIMS ARISING OUT OF THE USE OF SUCH INTERPRETATIONS AND/OR RECOMMENDATIONS.</w:t>
+                              <w:t>Accordingly, GOWell does not warrant the accuracy, correctness, or completeness of any such Interpretations and/or Recommendations, or that Your reliance or any third party’s reliance on such Interpretations and/or Recommendations will accomplish any particular results. YOU ASSUME FULL RESPONSIBILITY FOR THE USE OF SUCH INTERPRETATIONS AND/OR RECOMMENDATIONS AND FOR ALL DECISIONS BASED THEREON (INCLUDING WITHOUT LIMITATION DECISIONS BASED ON ANY OIL AND GAS EVALUATIONS, PRODUCTION FORECASTS AND RESERVE ESTIMATES, FURNISHED BY GOWELL TO YOU HEREUNDER), AND YOU HEREBY AGREES TO RELEASE, DEFEND, INDEMNIFY AND HOLD HARMLESS GOWELL FROM ANY CLAIMS ARISING OUT OF THE USE OF SUCH INTERPRETATIONS AND/OR RECOMMENDATIONS.</w:t>
                             </w:r>
                           </w:p>
                           <w:p>
@@ -4062,6 +3998,24 @@
                 <w:sz w:val="20"/>
                 <w:szCs w:val="20"/>
               </w:rPr>
+              <w:t>{{SUMMARY}}</w:t>
+            </w:r>
+            <w:r>
+              <w:rPr>
+                <w:rFonts w:asciiTheme="minorHAnsi" w:eastAsia="Times New Roman" w:hAnsiTheme="minorHAnsi" w:cstheme="minorHAnsi"/>
+                <w:color w:val="FFFFFF"/>
+                <w:sz w:val="20"/>
+                <w:szCs w:val="20"/>
+              </w:rPr>
+              <w:t xml:space="preserve"> </w:t>
+            </w:r>
+            <w:r>
+              <w:rPr>
+                <w:rFonts w:asciiTheme="minorHAnsi" w:eastAsia="Times New Roman" w:hAnsiTheme="minorHAnsi" w:cstheme="minorHAnsi"/>
+                <w:color w:val="FFFFFF"/>
+                <w:sz w:val="20"/>
+                <w:szCs w:val="20"/>
+              </w:rPr>
               <w:t>Pipe OD</w:t>
             </w:r>
           </w:p>
@@ -5402,7 +5356,6 @@
           <w:lang w:val="en-GB"/>
         </w:rPr>
       </w:pPr>
-      <w:proofErr w:type="spellStart"/>
       <w:r>
         <w:rPr>
           <w:lang w:val="en-GB"/>
@@ -5415,7 +5368,6 @@
         </w:rPr>
         <w:t>less</w:t>
       </w:r>
-      <w:proofErr w:type="spellEnd"/>
       <w:r>
         <w:rPr>
           <w:lang w:val="en-GB"/>
@@ -5446,43 +5398,33 @@
         </w:rPr>
         <w:t xml:space="preserve">logged with </w:t>
       </w:r>
-      <w:proofErr w:type="spellStart"/>
       <w:r>
         <w:rPr>
           <w:lang w:val="en-GB"/>
         </w:rPr>
-        <w:t>GOWell</w:t>
-      </w:r>
-      <w:proofErr w:type="spellEnd"/>
+        <w:t xml:space="preserve">GOWell </w:t>
+      </w:r>
       <w:r>
         <w:rPr>
           <w:lang w:val="en-GB"/>
         </w:rPr>
+        <w:t>ePDT</w:t>
+      </w:r>
+      <w:r>
+        <w:rPr>
+          <w:lang w:val="en-GB"/>
+        </w:rPr>
         <w:t xml:space="preserve"> </w:t>
       </w:r>
       <w:r>
         <w:rPr>
           <w:lang w:val="en-GB"/>
         </w:rPr>
-        <w:t>ePDT</w:t>
-      </w:r>
-      <w:r>
-        <w:rPr>
-          <w:lang w:val="en-GB"/>
-        </w:rPr>
-        <w:t xml:space="preserve"> </w:t>
-      </w:r>
-      <w:r>
-        <w:rPr>
-          <w:lang w:val="en-GB"/>
-        </w:rPr>
         <w:t xml:space="preserve">tool, processed with </w:t>
       </w:r>
-      <w:proofErr w:type="spellStart"/>
       <w:r>
         <w:t>SmartLog</w:t>
       </w:r>
-      <w:proofErr w:type="spellEnd"/>
       <w:r>
         <w:t>.</w:t>
       </w:r>
@@ -12443,22 +12385,8 @@
                 <w:szCs w:val="20"/>
                 <w:lang w:val="en-AE" w:eastAsia="en-AE"/>
               </w:rPr>
-              <w:t>_</w:t>
-            </w:r>
-            <w:proofErr w:type="spellStart"/>
-            <w:r>
-              <w:rPr>
-                <w:rFonts w:asciiTheme="minorHAnsi" w:eastAsia="Times New Roman" w:hAnsiTheme="minorHAnsi" w:cstheme="minorHAnsi"/>
-                <w:b/>
-                <w:bCs/>
-                <w:color w:val="FFFFFF"/>
-                <w:sz w:val="20"/>
-                <w:szCs w:val="20"/>
-                <w:lang w:val="en-AE" w:eastAsia="en-AE"/>
-              </w:rPr>
-              <w:t>firstPipe</w:t>
-            </w:r>
-            <w:proofErr w:type="spellEnd"/>
+              <w:t>_firstPipe</w:t>
+            </w:r>
             <w:r>
               <w:rPr>
                 <w:rFonts w:asciiTheme="minorHAnsi" w:eastAsia="Times New Roman" w:hAnsiTheme="minorHAnsi" w:cstheme="minorHAnsi"/>
@@ -12615,29 +12543,7 @@
                 <w:szCs w:val="20"/>
                 <w:lang w:val="en-AE" w:eastAsia="en-AE"/>
               </w:rPr>
-              <w:t xml:space="preserve">Nom </w:t>
-            </w:r>
-            <w:proofErr w:type="spellStart"/>
-            <w:r>
-              <w:rPr>
-                <w:rFonts w:asciiTheme="minorHAnsi" w:eastAsia="Times New Roman" w:hAnsiTheme="minorHAnsi" w:cstheme="minorHAnsi"/>
-                <w:color w:val="FFFFFF"/>
-                <w:sz w:val="20"/>
-                <w:szCs w:val="20"/>
-                <w:lang w:val="en-AE" w:eastAsia="en-AE"/>
-              </w:rPr>
-              <w:t>Thk</w:t>
-            </w:r>
-            <w:proofErr w:type="spellEnd"/>
-            <w:r>
-              <w:rPr>
-                <w:rFonts w:asciiTheme="minorHAnsi" w:eastAsia="Times New Roman" w:hAnsiTheme="minorHAnsi" w:cstheme="minorHAnsi"/>
-                <w:color w:val="FFFFFF"/>
-                <w:sz w:val="20"/>
-                <w:szCs w:val="20"/>
-                <w:lang w:val="en-AE" w:eastAsia="en-AE"/>
-              </w:rPr>
-              <w:t xml:space="preserve"> (in)</w:t>
+              <w:t>Nom Thk (in)</w:t>
             </w:r>
           </w:p>
         </w:tc>
@@ -12674,29 +12580,7 @@
                 <w:szCs w:val="20"/>
                 <w:lang w:val="en-AE" w:eastAsia="en-AE"/>
               </w:rPr>
-              <w:t xml:space="preserve">Min </w:t>
-            </w:r>
-            <w:proofErr w:type="spellStart"/>
-            <w:r>
-              <w:rPr>
-                <w:rFonts w:asciiTheme="minorHAnsi" w:eastAsia="Times New Roman" w:hAnsiTheme="minorHAnsi" w:cstheme="minorHAnsi"/>
-                <w:color w:val="FFFFFF"/>
-                <w:sz w:val="20"/>
-                <w:szCs w:val="20"/>
-                <w:lang w:val="en-AE" w:eastAsia="en-AE"/>
-              </w:rPr>
-              <w:t>Thk</w:t>
-            </w:r>
-            <w:proofErr w:type="spellEnd"/>
-            <w:r>
-              <w:rPr>
-                <w:rFonts w:asciiTheme="minorHAnsi" w:eastAsia="Times New Roman" w:hAnsiTheme="minorHAnsi" w:cstheme="minorHAnsi"/>
-                <w:color w:val="FFFFFF"/>
-                <w:sz w:val="20"/>
-                <w:szCs w:val="20"/>
-                <w:lang w:val="en-AE" w:eastAsia="en-AE"/>
-              </w:rPr>
-              <w:t xml:space="preserve"> (in)</w:t>
+              <w:t>Min Thk (in)</w:t>
             </w:r>
           </w:p>
         </w:tc>
@@ -13354,22 +13238,8 @@
                 <w:szCs w:val="20"/>
                 <w:lang w:val="en-AE" w:eastAsia="en-AE"/>
               </w:rPr>
-              <w:t>_</w:t>
-            </w:r>
-            <w:proofErr w:type="spellStart"/>
-            <w:r>
-              <w:rPr>
-                <w:rFonts w:asciiTheme="minorHAnsi" w:eastAsia="Times New Roman" w:hAnsiTheme="minorHAnsi" w:cstheme="minorHAnsi"/>
-                <w:b/>
-                <w:bCs/>
-                <w:color w:val="FFFFFF"/>
-                <w:sz w:val="20"/>
-                <w:szCs w:val="20"/>
-                <w:lang w:val="en-AE" w:eastAsia="en-AE"/>
-              </w:rPr>
-              <w:t>secondPipe</w:t>
-            </w:r>
-            <w:proofErr w:type="spellEnd"/>
+              <w:t>_secondPipe</w:t>
+            </w:r>
             <w:r>
               <w:rPr>
                 <w:rFonts w:asciiTheme="minorHAnsi" w:eastAsia="Times New Roman" w:hAnsiTheme="minorHAnsi" w:cstheme="minorHAnsi"/>
@@ -13526,29 +13396,7 @@
                 <w:szCs w:val="20"/>
                 <w:lang w:val="en-AE" w:eastAsia="en-AE"/>
               </w:rPr>
-              <w:t xml:space="preserve">Nom </w:t>
-            </w:r>
-            <w:proofErr w:type="spellStart"/>
-            <w:r>
-              <w:rPr>
-                <w:rFonts w:asciiTheme="minorHAnsi" w:eastAsia="Times New Roman" w:hAnsiTheme="minorHAnsi" w:cstheme="minorHAnsi"/>
-                <w:color w:val="FFFFFF"/>
-                <w:sz w:val="20"/>
-                <w:szCs w:val="20"/>
-                <w:lang w:val="en-AE" w:eastAsia="en-AE"/>
-              </w:rPr>
-              <w:t>Thk</w:t>
-            </w:r>
-            <w:proofErr w:type="spellEnd"/>
-            <w:r>
-              <w:rPr>
-                <w:rFonts w:asciiTheme="minorHAnsi" w:eastAsia="Times New Roman" w:hAnsiTheme="minorHAnsi" w:cstheme="minorHAnsi"/>
-                <w:color w:val="FFFFFF"/>
-                <w:sz w:val="20"/>
-                <w:szCs w:val="20"/>
-                <w:lang w:val="en-AE" w:eastAsia="en-AE"/>
-              </w:rPr>
-              <w:t xml:space="preserve"> (in)</w:t>
+              <w:t>Nom Thk (in)</w:t>
             </w:r>
           </w:p>
         </w:tc>
@@ -13585,29 +13433,7 @@
                 <w:szCs w:val="20"/>
                 <w:lang w:val="en-AE" w:eastAsia="en-AE"/>
               </w:rPr>
-              <w:t xml:space="preserve">Min </w:t>
-            </w:r>
-            <w:proofErr w:type="spellStart"/>
-            <w:r>
-              <w:rPr>
-                <w:rFonts w:asciiTheme="minorHAnsi" w:eastAsia="Times New Roman" w:hAnsiTheme="minorHAnsi" w:cstheme="minorHAnsi"/>
-                <w:color w:val="FFFFFF"/>
-                <w:sz w:val="20"/>
-                <w:szCs w:val="20"/>
-                <w:lang w:val="en-AE" w:eastAsia="en-AE"/>
-              </w:rPr>
-              <w:t>Thk</w:t>
-            </w:r>
-            <w:proofErr w:type="spellEnd"/>
-            <w:r>
-              <w:rPr>
-                <w:rFonts w:asciiTheme="minorHAnsi" w:eastAsia="Times New Roman" w:hAnsiTheme="minorHAnsi" w:cstheme="minorHAnsi"/>
-                <w:color w:val="FFFFFF"/>
-                <w:sz w:val="20"/>
-                <w:szCs w:val="20"/>
-                <w:lang w:val="en-AE" w:eastAsia="en-AE"/>
-              </w:rPr>
-              <w:t xml:space="preserve"> (in)</w:t>
+              <w:t>Min Thk (in)</w:t>
             </w:r>
           </w:p>
         </w:tc>
@@ -14273,22 +14099,8 @@
                 <w:szCs w:val="20"/>
                 <w:lang w:val="en-AE" w:eastAsia="en-AE"/>
               </w:rPr>
-              <w:t>_</w:t>
-            </w:r>
-            <w:proofErr w:type="spellStart"/>
-            <w:r>
-              <w:rPr>
-                <w:rFonts w:asciiTheme="minorHAnsi" w:eastAsia="Times New Roman" w:hAnsiTheme="minorHAnsi" w:cstheme="minorHAnsi"/>
-                <w:b/>
-                <w:bCs/>
-                <w:color w:val="FFFFFF"/>
-                <w:sz w:val="20"/>
-                <w:szCs w:val="20"/>
-                <w:lang w:val="en-AE" w:eastAsia="en-AE"/>
-              </w:rPr>
-              <w:t>thirdPipe</w:t>
-            </w:r>
-            <w:proofErr w:type="spellEnd"/>
+              <w:t>_thirdPipe</w:t>
+            </w:r>
             <w:r>
               <w:rPr>
                 <w:rFonts w:asciiTheme="minorHAnsi" w:eastAsia="Times New Roman" w:hAnsiTheme="minorHAnsi" w:cstheme="minorHAnsi"/>
@@ -14445,29 +14257,7 @@
                 <w:szCs w:val="20"/>
                 <w:lang w:val="en-AE" w:eastAsia="en-AE"/>
               </w:rPr>
-              <w:t xml:space="preserve">Nom </w:t>
-            </w:r>
-            <w:proofErr w:type="spellStart"/>
-            <w:r>
-              <w:rPr>
-                <w:rFonts w:asciiTheme="minorHAnsi" w:eastAsia="Times New Roman" w:hAnsiTheme="minorHAnsi" w:cstheme="minorHAnsi"/>
-                <w:color w:val="FFFFFF"/>
-                <w:sz w:val="20"/>
-                <w:szCs w:val="20"/>
-                <w:lang w:val="en-AE" w:eastAsia="en-AE"/>
-              </w:rPr>
-              <w:t>Thk</w:t>
-            </w:r>
-            <w:proofErr w:type="spellEnd"/>
-            <w:r>
-              <w:rPr>
-                <w:rFonts w:asciiTheme="minorHAnsi" w:eastAsia="Times New Roman" w:hAnsiTheme="minorHAnsi" w:cstheme="minorHAnsi"/>
-                <w:color w:val="FFFFFF"/>
-                <w:sz w:val="20"/>
-                <w:szCs w:val="20"/>
-                <w:lang w:val="en-AE" w:eastAsia="en-AE"/>
-              </w:rPr>
-              <w:t xml:space="preserve"> (in)</w:t>
+              <w:t>Nom Thk (in)</w:t>
             </w:r>
           </w:p>
         </w:tc>
@@ -14504,29 +14294,7 @@
                 <w:szCs w:val="20"/>
                 <w:lang w:val="en-AE" w:eastAsia="en-AE"/>
               </w:rPr>
-              <w:t xml:space="preserve">Min </w:t>
-            </w:r>
-            <w:proofErr w:type="spellStart"/>
-            <w:r>
-              <w:rPr>
-                <w:rFonts w:asciiTheme="minorHAnsi" w:eastAsia="Times New Roman" w:hAnsiTheme="minorHAnsi" w:cstheme="minorHAnsi"/>
-                <w:color w:val="FFFFFF"/>
-                <w:sz w:val="20"/>
-                <w:szCs w:val="20"/>
-                <w:lang w:val="en-AE" w:eastAsia="en-AE"/>
-              </w:rPr>
-              <w:t>Thk</w:t>
-            </w:r>
-            <w:proofErr w:type="spellEnd"/>
-            <w:r>
-              <w:rPr>
-                <w:rFonts w:asciiTheme="minorHAnsi" w:eastAsia="Times New Roman" w:hAnsiTheme="minorHAnsi" w:cstheme="minorHAnsi"/>
-                <w:color w:val="FFFFFF"/>
-                <w:sz w:val="20"/>
-                <w:szCs w:val="20"/>
-                <w:lang w:val="en-AE" w:eastAsia="en-AE"/>
-              </w:rPr>
-              <w:t xml:space="preserve"> (in)</w:t>
+              <w:t>Min Thk (in)</w:t>
             </w:r>
           </w:p>
         </w:tc>
@@ -15208,22 +14976,8 @@
                 <w:szCs w:val="20"/>
                 <w:lang w:val="en-AE" w:eastAsia="en-AE"/>
               </w:rPr>
-              <w:t>_</w:t>
-            </w:r>
-            <w:proofErr w:type="spellStart"/>
-            <w:r>
-              <w:rPr>
-                <w:rFonts w:asciiTheme="minorHAnsi" w:eastAsia="Times New Roman" w:hAnsiTheme="minorHAnsi" w:cstheme="minorHAnsi"/>
-                <w:b/>
-                <w:bCs/>
-                <w:color w:val="FFFFFF"/>
-                <w:sz w:val="20"/>
-                <w:szCs w:val="20"/>
-                <w:lang w:val="en-AE" w:eastAsia="en-AE"/>
-              </w:rPr>
-              <w:t>fourthPipe</w:t>
-            </w:r>
-            <w:proofErr w:type="spellEnd"/>
+              <w:t>_fourthPipe</w:t>
+            </w:r>
             <w:r>
               <w:rPr>
                 <w:rFonts w:asciiTheme="minorHAnsi" w:eastAsia="Times New Roman" w:hAnsiTheme="minorHAnsi" w:cstheme="minorHAnsi"/>
@@ -15380,29 +15134,7 @@
                 <w:szCs w:val="20"/>
                 <w:lang w:val="en-AE" w:eastAsia="en-AE"/>
               </w:rPr>
-              <w:t xml:space="preserve">Nom </w:t>
-            </w:r>
-            <w:proofErr w:type="spellStart"/>
-            <w:r>
-              <w:rPr>
-                <w:rFonts w:asciiTheme="minorHAnsi" w:eastAsia="Times New Roman" w:hAnsiTheme="minorHAnsi" w:cstheme="minorHAnsi"/>
-                <w:color w:val="FFFFFF"/>
-                <w:sz w:val="20"/>
-                <w:szCs w:val="20"/>
-                <w:lang w:val="en-AE" w:eastAsia="en-AE"/>
-              </w:rPr>
-              <w:t>Thk</w:t>
-            </w:r>
-            <w:proofErr w:type="spellEnd"/>
-            <w:r>
-              <w:rPr>
-                <w:rFonts w:asciiTheme="minorHAnsi" w:eastAsia="Times New Roman" w:hAnsiTheme="minorHAnsi" w:cstheme="minorHAnsi"/>
-                <w:color w:val="FFFFFF"/>
-                <w:sz w:val="20"/>
-                <w:szCs w:val="20"/>
-                <w:lang w:val="en-AE" w:eastAsia="en-AE"/>
-              </w:rPr>
-              <w:t xml:space="preserve"> (in)</w:t>
+              <w:t>Nom Thk (in)</w:t>
             </w:r>
           </w:p>
         </w:tc>
@@ -15439,29 +15171,7 @@
                 <w:szCs w:val="20"/>
                 <w:lang w:val="en-AE" w:eastAsia="en-AE"/>
               </w:rPr>
-              <w:t xml:space="preserve">Min </w:t>
-            </w:r>
-            <w:proofErr w:type="spellStart"/>
-            <w:r>
-              <w:rPr>
-                <w:rFonts w:asciiTheme="minorHAnsi" w:eastAsia="Times New Roman" w:hAnsiTheme="minorHAnsi" w:cstheme="minorHAnsi"/>
-                <w:color w:val="FFFFFF"/>
-                <w:sz w:val="20"/>
-                <w:szCs w:val="20"/>
-                <w:lang w:val="en-AE" w:eastAsia="en-AE"/>
-              </w:rPr>
-              <w:t>Thk</w:t>
-            </w:r>
-            <w:proofErr w:type="spellEnd"/>
-            <w:r>
-              <w:rPr>
-                <w:rFonts w:asciiTheme="minorHAnsi" w:eastAsia="Times New Roman" w:hAnsiTheme="minorHAnsi" w:cstheme="minorHAnsi"/>
-                <w:color w:val="FFFFFF"/>
-                <w:sz w:val="20"/>
-                <w:szCs w:val="20"/>
-                <w:lang w:val="en-AE" w:eastAsia="en-AE"/>
-              </w:rPr>
-              <w:t xml:space="preserve"> (in)</w:t>
+              <w:t>Min Thk (in)</w:t>
             </w:r>
           </w:p>
         </w:tc>
@@ -16071,22 +15781,8 @@
                 <w:szCs w:val="20"/>
                 <w:lang w:val="en-AE" w:eastAsia="en-AE"/>
               </w:rPr>
-              <w:t>_</w:t>
-            </w:r>
-            <w:proofErr w:type="spellStart"/>
-            <w:r>
-              <w:rPr>
-                <w:rFonts w:asciiTheme="minorHAnsi" w:eastAsia="Times New Roman" w:hAnsiTheme="minorHAnsi" w:cstheme="minorHAnsi"/>
-                <w:b/>
-                <w:bCs/>
-                <w:color w:val="FFFFFF"/>
-                <w:sz w:val="20"/>
-                <w:szCs w:val="20"/>
-                <w:lang w:val="en-AE" w:eastAsia="en-AE"/>
-              </w:rPr>
-              <w:t>fifthPipe</w:t>
-            </w:r>
-            <w:proofErr w:type="spellEnd"/>
+              <w:t>_fifthPipe</w:t>
+            </w:r>
             <w:r>
               <w:rPr>
                 <w:rFonts w:asciiTheme="minorHAnsi" w:eastAsia="Times New Roman" w:hAnsiTheme="minorHAnsi" w:cstheme="minorHAnsi"/>
@@ -16243,29 +15939,7 @@
                 <w:szCs w:val="20"/>
                 <w:lang w:val="en-AE" w:eastAsia="en-AE"/>
               </w:rPr>
-              <w:t xml:space="preserve">Nom </w:t>
-            </w:r>
-            <w:proofErr w:type="spellStart"/>
-            <w:r>
-              <w:rPr>
-                <w:rFonts w:asciiTheme="minorHAnsi" w:eastAsia="Times New Roman" w:hAnsiTheme="minorHAnsi" w:cstheme="minorHAnsi"/>
-                <w:color w:val="FFFFFF"/>
-                <w:sz w:val="20"/>
-                <w:szCs w:val="20"/>
-                <w:lang w:val="en-AE" w:eastAsia="en-AE"/>
-              </w:rPr>
-              <w:t>Thk</w:t>
-            </w:r>
-            <w:proofErr w:type="spellEnd"/>
-            <w:r>
-              <w:rPr>
-                <w:rFonts w:asciiTheme="minorHAnsi" w:eastAsia="Times New Roman" w:hAnsiTheme="minorHAnsi" w:cstheme="minorHAnsi"/>
-                <w:color w:val="FFFFFF"/>
-                <w:sz w:val="20"/>
-                <w:szCs w:val="20"/>
-                <w:lang w:val="en-AE" w:eastAsia="en-AE"/>
-              </w:rPr>
-              <w:t xml:space="preserve"> (in)</w:t>
+              <w:t>Nom Thk (in)</w:t>
             </w:r>
           </w:p>
         </w:tc>
@@ -16302,29 +15976,7 @@
                 <w:szCs w:val="20"/>
                 <w:lang w:val="en-AE" w:eastAsia="en-AE"/>
               </w:rPr>
-              <w:t xml:space="preserve">Min </w:t>
-            </w:r>
-            <w:proofErr w:type="spellStart"/>
-            <w:r>
-              <w:rPr>
-                <w:rFonts w:asciiTheme="minorHAnsi" w:eastAsia="Times New Roman" w:hAnsiTheme="minorHAnsi" w:cstheme="minorHAnsi"/>
-                <w:color w:val="FFFFFF"/>
-                <w:sz w:val="20"/>
-                <w:szCs w:val="20"/>
-                <w:lang w:val="en-AE" w:eastAsia="en-AE"/>
-              </w:rPr>
-              <w:t>Thk</w:t>
-            </w:r>
-            <w:proofErr w:type="spellEnd"/>
-            <w:r>
-              <w:rPr>
-                <w:rFonts w:asciiTheme="minorHAnsi" w:eastAsia="Times New Roman" w:hAnsiTheme="minorHAnsi" w:cstheme="minorHAnsi"/>
-                <w:color w:val="FFFFFF"/>
-                <w:sz w:val="20"/>
-                <w:szCs w:val="20"/>
-                <w:lang w:val="en-AE" w:eastAsia="en-AE"/>
-              </w:rPr>
-              <w:t xml:space="preserve"> (in)</w:t>
+              <w:t>Min Thk (in)</w:t>
             </w:r>
           </w:p>
         </w:tc>
@@ -16934,22 +16586,8 @@
                 <w:szCs w:val="20"/>
                 <w:lang w:val="en-AE" w:eastAsia="en-AE"/>
               </w:rPr>
-              <w:t>_</w:t>
-            </w:r>
-            <w:proofErr w:type="spellStart"/>
-            <w:r>
-              <w:rPr>
-                <w:rFonts w:asciiTheme="minorHAnsi" w:eastAsia="Times New Roman" w:hAnsiTheme="minorHAnsi" w:cstheme="minorHAnsi"/>
-                <w:b/>
-                <w:bCs/>
-                <w:color w:val="FFFFFF"/>
-                <w:sz w:val="20"/>
-                <w:szCs w:val="20"/>
-                <w:lang w:val="en-AE" w:eastAsia="en-AE"/>
-              </w:rPr>
-              <w:t>sixthPipe</w:t>
-            </w:r>
-            <w:proofErr w:type="spellEnd"/>
+              <w:t>_sixthPipe</w:t>
+            </w:r>
             <w:r>
               <w:rPr>
                 <w:rFonts w:asciiTheme="minorHAnsi" w:eastAsia="Times New Roman" w:hAnsiTheme="minorHAnsi" w:cstheme="minorHAnsi"/>
@@ -17106,29 +16744,7 @@
                 <w:szCs w:val="20"/>
                 <w:lang w:val="en-AE" w:eastAsia="en-AE"/>
               </w:rPr>
-              <w:t xml:space="preserve">Nom </w:t>
-            </w:r>
-            <w:proofErr w:type="spellStart"/>
-            <w:r>
-              <w:rPr>
-                <w:rFonts w:asciiTheme="minorHAnsi" w:eastAsia="Times New Roman" w:hAnsiTheme="minorHAnsi" w:cstheme="minorHAnsi"/>
-                <w:color w:val="FFFFFF"/>
-                <w:sz w:val="20"/>
-                <w:szCs w:val="20"/>
-                <w:lang w:val="en-AE" w:eastAsia="en-AE"/>
-              </w:rPr>
-              <w:t>Thk</w:t>
-            </w:r>
-            <w:proofErr w:type="spellEnd"/>
-            <w:r>
-              <w:rPr>
-                <w:rFonts w:asciiTheme="minorHAnsi" w:eastAsia="Times New Roman" w:hAnsiTheme="minorHAnsi" w:cstheme="minorHAnsi"/>
-                <w:color w:val="FFFFFF"/>
-                <w:sz w:val="20"/>
-                <w:szCs w:val="20"/>
-                <w:lang w:val="en-AE" w:eastAsia="en-AE"/>
-              </w:rPr>
-              <w:t xml:space="preserve"> (in)</w:t>
+              <w:t>Nom Thk (in)</w:t>
             </w:r>
           </w:p>
         </w:tc>
@@ -17165,29 +16781,7 @@
                 <w:szCs w:val="20"/>
                 <w:lang w:val="en-AE" w:eastAsia="en-AE"/>
               </w:rPr>
-              <w:t xml:space="preserve">Min </w:t>
-            </w:r>
-            <w:proofErr w:type="spellStart"/>
-            <w:r>
-              <w:rPr>
-                <w:rFonts w:asciiTheme="minorHAnsi" w:eastAsia="Times New Roman" w:hAnsiTheme="minorHAnsi" w:cstheme="minorHAnsi"/>
-                <w:color w:val="FFFFFF"/>
-                <w:sz w:val="20"/>
-                <w:szCs w:val="20"/>
-                <w:lang w:val="en-AE" w:eastAsia="en-AE"/>
-              </w:rPr>
-              <w:t>Thk</w:t>
-            </w:r>
-            <w:proofErr w:type="spellEnd"/>
-            <w:r>
-              <w:rPr>
-                <w:rFonts w:asciiTheme="minorHAnsi" w:eastAsia="Times New Roman" w:hAnsiTheme="minorHAnsi" w:cstheme="minorHAnsi"/>
-                <w:color w:val="FFFFFF"/>
-                <w:sz w:val="20"/>
-                <w:szCs w:val="20"/>
-                <w:lang w:val="en-AE" w:eastAsia="en-AE"/>
-              </w:rPr>
-              <w:t xml:space="preserve"> (in)</w:t>
+              <w:t>Min Thk (in)</w:t>
             </w:r>
           </w:p>
         </w:tc>
@@ -18731,15 +18325,7 @@
               <w:jc w:val="center"/>
             </w:pPr>
             <w:r>
-              <w:t>{{</w:t>
-            </w:r>
-            <w:proofErr w:type="spellStart"/>
-            <w:r>
-              <w:t>tempgr</w:t>
-            </w:r>
-            <w:proofErr w:type="spellEnd"/>
-            <w:r>
-              <w:t>}}</w:t>
+              <w:t>{{tempgr}}</w:t>
             </w:r>
           </w:p>
         </w:tc>
@@ -18828,15 +18414,7 @@
               <w:jc w:val="center"/>
             </w:pPr>
             <w:r>
-              <w:t>{{</w:t>
-            </w:r>
-            <w:proofErr w:type="spellStart"/>
-            <w:r>
-              <w:t>wh</w:t>
-            </w:r>
-            <w:proofErr w:type="spellEnd"/>
-            <w:r>
-              <w:t>}}</w:t>
+              <w:t>{{wh}}</w:t>
             </w:r>
           </w:p>
         </w:tc>
@@ -19185,29 +18763,7 @@
           <w:sz w:val="20"/>
           <w:szCs w:val="20"/>
         </w:rPr>
-        <w:t>{{</w:t>
-      </w:r>
-      <w:proofErr w:type="spellStart"/>
-      <w:r>
-        <w:rPr>
-          <w:rFonts w:asciiTheme="minorHAnsi" w:hAnsiTheme="minorHAnsi" w:cstheme="minorHAnsi"/>
-          <w:i/>
-          <w:iCs/>
-          <w:sz w:val="20"/>
-          <w:szCs w:val="20"/>
-        </w:rPr>
-        <w:t>damage_block_start</w:t>
-      </w:r>
-      <w:proofErr w:type="spellEnd"/>
-      <w:r>
-        <w:rPr>
-          <w:rFonts w:asciiTheme="minorHAnsi" w:hAnsiTheme="minorHAnsi" w:cstheme="minorHAnsi"/>
-          <w:i/>
-          <w:iCs/>
-          <w:sz w:val="20"/>
-          <w:szCs w:val="20"/>
-        </w:rPr>
-        <w:t>}}</w:t>
+        <w:t>{{damage_block_start}}</w:t>
       </w:r>
     </w:p>
     <w:tbl>
@@ -20318,29 +19874,7 @@
           <w:sz w:val="20"/>
           <w:szCs w:val="20"/>
         </w:rPr>
-        <w:t>{{</w:t>
-      </w:r>
-      <w:proofErr w:type="spellStart"/>
-      <w:r>
-        <w:rPr>
-          <w:rFonts w:asciiTheme="minorHAnsi" w:hAnsiTheme="minorHAnsi" w:cstheme="minorHAnsi"/>
-          <w:i/>
-          <w:iCs/>
-          <w:sz w:val="20"/>
-          <w:szCs w:val="20"/>
-        </w:rPr>
-        <w:t>damage_block_end</w:t>
-      </w:r>
-      <w:proofErr w:type="spellEnd"/>
-      <w:r>
-        <w:rPr>
-          <w:rFonts w:asciiTheme="minorHAnsi" w:hAnsiTheme="minorHAnsi" w:cstheme="minorHAnsi"/>
-          <w:i/>
-          <w:iCs/>
-          <w:sz w:val="20"/>
-          <w:szCs w:val="20"/>
-        </w:rPr>
-        <w:t>}}</w:t>
+        <w:t>{{damage_block_end}}</w:t>
       </w:r>
     </w:p>
     <w:p>
@@ -20529,9 +20063,8 @@
                 <w:szCs w:val="20"/>
                 <w:lang w:val="en-AE" w:eastAsia="en-AE"/>
               </w:rPr>
-              <w:t>{{</w:t>
-            </w:r>
-            <w:proofErr w:type="spellStart"/>
+              <w:t>{{joints_</w:t>
+            </w:r>
             <w:r>
               <w:rPr>
                 <w:rFonts w:asciiTheme="minorHAnsi" w:eastAsia="Times New Roman" w:hAnsiTheme="minorHAnsi" w:cstheme="minorHAnsi"/>
@@ -20540,19 +20073,8 @@
                 <w:szCs w:val="20"/>
                 <w:lang w:val="en-AE" w:eastAsia="en-AE"/>
               </w:rPr>
-              <w:t>joints_</w:t>
-            </w:r>
-            <w:r>
-              <w:rPr>
-                <w:rFonts w:asciiTheme="minorHAnsi" w:eastAsia="Times New Roman" w:hAnsiTheme="minorHAnsi" w:cstheme="minorHAnsi"/>
-                <w:color w:val="FFFFFF"/>
-                <w:sz w:val="20"/>
-                <w:szCs w:val="20"/>
-                <w:lang w:val="en-AE" w:eastAsia="en-AE"/>
-              </w:rPr>
               <w:t>firstPipe</w:t>
             </w:r>
-            <w:proofErr w:type="spellEnd"/>
             <w:r>
               <w:rPr>
                 <w:rFonts w:asciiTheme="minorHAnsi" w:eastAsia="Times New Roman" w:hAnsiTheme="minorHAnsi" w:cstheme="minorHAnsi"/>
@@ -20709,29 +20231,7 @@
                 <w:szCs w:val="20"/>
                 <w:lang w:val="en-AE" w:eastAsia="en-AE"/>
               </w:rPr>
-              <w:t xml:space="preserve">Nom </w:t>
-            </w:r>
-            <w:proofErr w:type="spellStart"/>
-            <w:r>
-              <w:rPr>
-                <w:rFonts w:asciiTheme="minorHAnsi" w:eastAsia="Times New Roman" w:hAnsiTheme="minorHAnsi" w:cstheme="minorHAnsi"/>
-                <w:color w:val="FFFFFF"/>
-                <w:sz w:val="20"/>
-                <w:szCs w:val="20"/>
-                <w:lang w:val="en-AE" w:eastAsia="en-AE"/>
-              </w:rPr>
-              <w:t>Thk</w:t>
-            </w:r>
-            <w:proofErr w:type="spellEnd"/>
-            <w:r>
-              <w:rPr>
-                <w:rFonts w:asciiTheme="minorHAnsi" w:eastAsia="Times New Roman" w:hAnsiTheme="minorHAnsi" w:cstheme="minorHAnsi"/>
-                <w:color w:val="FFFFFF"/>
-                <w:sz w:val="20"/>
-                <w:szCs w:val="20"/>
-                <w:lang w:val="en-AE" w:eastAsia="en-AE"/>
-              </w:rPr>
-              <w:t xml:space="preserve"> (in)</w:t>
+              <w:t>Nom Thk (in)</w:t>
             </w:r>
           </w:p>
         </w:tc>
@@ -20768,29 +20268,7 @@
                 <w:szCs w:val="20"/>
                 <w:lang w:val="en-AE" w:eastAsia="en-AE"/>
               </w:rPr>
-              <w:t xml:space="preserve">Min </w:t>
-            </w:r>
-            <w:proofErr w:type="spellStart"/>
-            <w:r>
-              <w:rPr>
-                <w:rFonts w:asciiTheme="minorHAnsi" w:eastAsia="Times New Roman" w:hAnsiTheme="minorHAnsi" w:cstheme="minorHAnsi"/>
-                <w:color w:val="FFFFFF"/>
-                <w:sz w:val="20"/>
-                <w:szCs w:val="20"/>
-                <w:lang w:val="en-AE" w:eastAsia="en-AE"/>
-              </w:rPr>
-              <w:t>Thk</w:t>
-            </w:r>
-            <w:proofErr w:type="spellEnd"/>
-            <w:r>
-              <w:rPr>
-                <w:rFonts w:asciiTheme="minorHAnsi" w:eastAsia="Times New Roman" w:hAnsiTheme="minorHAnsi" w:cstheme="minorHAnsi"/>
-                <w:color w:val="FFFFFF"/>
-                <w:sz w:val="20"/>
-                <w:szCs w:val="20"/>
-                <w:lang w:val="en-AE" w:eastAsia="en-AE"/>
-              </w:rPr>
-              <w:t xml:space="preserve"> (in)</w:t>
+              <w:t>Min Thk (in)</w:t>
             </w:r>
           </w:p>
         </w:tc>
@@ -21430,29 +20908,7 @@
                 <w:szCs w:val="20"/>
                 <w:lang w:val="en-AE" w:eastAsia="en-AE"/>
               </w:rPr>
-              <w:t>{{</w:t>
-            </w:r>
-            <w:proofErr w:type="spellStart"/>
-            <w:r>
-              <w:rPr>
-                <w:rFonts w:asciiTheme="minorHAnsi" w:eastAsia="Times New Roman" w:hAnsiTheme="minorHAnsi" w:cstheme="minorHAnsi"/>
-                <w:color w:val="FFFFFF"/>
-                <w:sz w:val="20"/>
-                <w:szCs w:val="20"/>
-                <w:lang w:val="en-AE" w:eastAsia="en-AE"/>
-              </w:rPr>
-              <w:t>joints_secondPipe</w:t>
-            </w:r>
-            <w:proofErr w:type="spellEnd"/>
-            <w:r>
-              <w:rPr>
-                <w:rFonts w:asciiTheme="minorHAnsi" w:eastAsia="Times New Roman" w:hAnsiTheme="minorHAnsi" w:cstheme="minorHAnsi"/>
-                <w:color w:val="FFFFFF"/>
-                <w:sz w:val="20"/>
-                <w:szCs w:val="20"/>
-                <w:lang w:val="en-AE" w:eastAsia="en-AE"/>
-              </w:rPr>
-              <w:t>}}</w:t>
+              <w:t>{{joints_secondPipe}}</w:t>
             </w:r>
           </w:p>
         </w:tc>
@@ -21600,29 +21056,7 @@
                 <w:szCs w:val="20"/>
                 <w:lang w:val="en-AE" w:eastAsia="en-AE"/>
               </w:rPr>
-              <w:t xml:space="preserve">Nom </w:t>
-            </w:r>
-            <w:proofErr w:type="spellStart"/>
-            <w:r>
-              <w:rPr>
-                <w:rFonts w:asciiTheme="minorHAnsi" w:eastAsia="Times New Roman" w:hAnsiTheme="minorHAnsi" w:cstheme="minorHAnsi"/>
-                <w:color w:val="FFFFFF"/>
-                <w:sz w:val="20"/>
-                <w:szCs w:val="20"/>
-                <w:lang w:val="en-AE" w:eastAsia="en-AE"/>
-              </w:rPr>
-              <w:t>Thk</w:t>
-            </w:r>
-            <w:proofErr w:type="spellEnd"/>
-            <w:r>
-              <w:rPr>
-                <w:rFonts w:asciiTheme="minorHAnsi" w:eastAsia="Times New Roman" w:hAnsiTheme="minorHAnsi" w:cstheme="minorHAnsi"/>
-                <w:color w:val="FFFFFF"/>
-                <w:sz w:val="20"/>
-                <w:szCs w:val="20"/>
-                <w:lang w:val="en-AE" w:eastAsia="en-AE"/>
-              </w:rPr>
-              <w:t xml:space="preserve"> (in)</w:t>
+              <w:t>Nom Thk (in)</w:t>
             </w:r>
           </w:p>
         </w:tc>
@@ -21659,29 +21093,7 @@
                 <w:szCs w:val="20"/>
                 <w:lang w:val="en-AE" w:eastAsia="en-AE"/>
               </w:rPr>
-              <w:t xml:space="preserve">Min </w:t>
-            </w:r>
-            <w:proofErr w:type="spellStart"/>
-            <w:r>
-              <w:rPr>
-                <w:rFonts w:asciiTheme="minorHAnsi" w:eastAsia="Times New Roman" w:hAnsiTheme="minorHAnsi" w:cstheme="minorHAnsi"/>
-                <w:color w:val="FFFFFF"/>
-                <w:sz w:val="20"/>
-                <w:szCs w:val="20"/>
-                <w:lang w:val="en-AE" w:eastAsia="en-AE"/>
-              </w:rPr>
-              <w:t>Thk</w:t>
-            </w:r>
-            <w:proofErr w:type="spellEnd"/>
-            <w:r>
-              <w:rPr>
-                <w:rFonts w:asciiTheme="minorHAnsi" w:eastAsia="Times New Roman" w:hAnsiTheme="minorHAnsi" w:cstheme="minorHAnsi"/>
-                <w:color w:val="FFFFFF"/>
-                <w:sz w:val="20"/>
-                <w:szCs w:val="20"/>
-                <w:lang w:val="en-AE" w:eastAsia="en-AE"/>
-              </w:rPr>
-              <w:t xml:space="preserve"> (in)</w:t>
+              <w:t>Min Thk (in)</w:t>
             </w:r>
           </w:p>
         </w:tc>
@@ -22341,29 +21753,7 @@
                 <w:szCs w:val="20"/>
                 <w:lang w:val="en-AE" w:eastAsia="en-AE"/>
               </w:rPr>
-              <w:t>{{</w:t>
-            </w:r>
-            <w:proofErr w:type="spellStart"/>
-            <w:r>
-              <w:rPr>
-                <w:rFonts w:asciiTheme="minorHAnsi" w:eastAsia="Times New Roman" w:hAnsiTheme="minorHAnsi" w:cstheme="minorHAnsi"/>
-                <w:color w:val="FFFFFF"/>
-                <w:sz w:val="20"/>
-                <w:szCs w:val="20"/>
-                <w:lang w:val="en-AE" w:eastAsia="en-AE"/>
-              </w:rPr>
-              <w:t>joints_thirdPipe</w:t>
-            </w:r>
-            <w:proofErr w:type="spellEnd"/>
-            <w:r>
-              <w:rPr>
-                <w:rFonts w:asciiTheme="minorHAnsi" w:eastAsia="Times New Roman" w:hAnsiTheme="minorHAnsi" w:cstheme="minorHAnsi"/>
-                <w:color w:val="FFFFFF"/>
-                <w:sz w:val="20"/>
-                <w:szCs w:val="20"/>
-                <w:lang w:val="en-AE" w:eastAsia="en-AE"/>
-              </w:rPr>
-              <w:t>}}</w:t>
+              <w:t>{{joints_thirdPipe}}</w:t>
             </w:r>
           </w:p>
         </w:tc>
@@ -22511,29 +21901,7 @@
                 <w:szCs w:val="20"/>
                 <w:lang w:val="en-AE" w:eastAsia="en-AE"/>
               </w:rPr>
-              <w:t xml:space="preserve">Nom </w:t>
-            </w:r>
-            <w:proofErr w:type="spellStart"/>
-            <w:r>
-              <w:rPr>
-                <w:rFonts w:asciiTheme="minorHAnsi" w:eastAsia="Times New Roman" w:hAnsiTheme="minorHAnsi" w:cstheme="minorHAnsi"/>
-                <w:color w:val="FFFFFF"/>
-                <w:sz w:val="20"/>
-                <w:szCs w:val="20"/>
-                <w:lang w:val="en-AE" w:eastAsia="en-AE"/>
-              </w:rPr>
-              <w:t>Thk</w:t>
-            </w:r>
-            <w:proofErr w:type="spellEnd"/>
-            <w:r>
-              <w:rPr>
-                <w:rFonts w:asciiTheme="minorHAnsi" w:eastAsia="Times New Roman" w:hAnsiTheme="minorHAnsi" w:cstheme="minorHAnsi"/>
-                <w:color w:val="FFFFFF"/>
-                <w:sz w:val="20"/>
-                <w:szCs w:val="20"/>
-                <w:lang w:val="en-AE" w:eastAsia="en-AE"/>
-              </w:rPr>
-              <w:t xml:space="preserve"> (in)</w:t>
+              <w:t>Nom Thk (in)</w:t>
             </w:r>
           </w:p>
         </w:tc>
@@ -22570,29 +21938,7 @@
                 <w:szCs w:val="20"/>
                 <w:lang w:val="en-AE" w:eastAsia="en-AE"/>
               </w:rPr>
-              <w:t xml:space="preserve">Min </w:t>
-            </w:r>
-            <w:proofErr w:type="spellStart"/>
-            <w:r>
-              <w:rPr>
-                <w:rFonts w:asciiTheme="minorHAnsi" w:eastAsia="Times New Roman" w:hAnsiTheme="minorHAnsi" w:cstheme="minorHAnsi"/>
-                <w:color w:val="FFFFFF"/>
-                <w:sz w:val="20"/>
-                <w:szCs w:val="20"/>
-                <w:lang w:val="en-AE" w:eastAsia="en-AE"/>
-              </w:rPr>
-              <w:t>Thk</w:t>
-            </w:r>
-            <w:proofErr w:type="spellEnd"/>
-            <w:r>
-              <w:rPr>
-                <w:rFonts w:asciiTheme="minorHAnsi" w:eastAsia="Times New Roman" w:hAnsiTheme="minorHAnsi" w:cstheme="minorHAnsi"/>
-                <w:color w:val="FFFFFF"/>
-                <w:sz w:val="20"/>
-                <w:szCs w:val="20"/>
-                <w:lang w:val="en-AE" w:eastAsia="en-AE"/>
-              </w:rPr>
-              <w:t xml:space="preserve"> (in)</w:t>
+              <w:t>Min Thk (in)</w:t>
             </w:r>
           </w:p>
         </w:tc>
@@ -23272,29 +22618,7 @@
                 <w:szCs w:val="20"/>
                 <w:lang w:val="en-AE" w:eastAsia="en-AE"/>
               </w:rPr>
-              <w:t>{{</w:t>
-            </w:r>
-            <w:proofErr w:type="spellStart"/>
-            <w:r>
-              <w:rPr>
-                <w:rFonts w:asciiTheme="minorHAnsi" w:eastAsia="Times New Roman" w:hAnsiTheme="minorHAnsi" w:cstheme="minorHAnsi"/>
-                <w:color w:val="FFFFFF"/>
-                <w:sz w:val="20"/>
-                <w:szCs w:val="20"/>
-                <w:lang w:val="en-AE" w:eastAsia="en-AE"/>
-              </w:rPr>
-              <w:t>joints_fourthPipe</w:t>
-            </w:r>
-            <w:proofErr w:type="spellEnd"/>
-            <w:r>
-              <w:rPr>
-                <w:rFonts w:asciiTheme="minorHAnsi" w:eastAsia="Times New Roman" w:hAnsiTheme="minorHAnsi" w:cstheme="minorHAnsi"/>
-                <w:color w:val="FFFFFF"/>
-                <w:sz w:val="20"/>
-                <w:szCs w:val="20"/>
-                <w:lang w:val="en-AE" w:eastAsia="en-AE"/>
-              </w:rPr>
-              <w:t>}}</w:t>
+              <w:t>{{joints_fourthPipe}}</w:t>
             </w:r>
           </w:p>
         </w:tc>
@@ -23442,29 +22766,7 @@
                 <w:szCs w:val="20"/>
                 <w:lang w:val="en-AE" w:eastAsia="en-AE"/>
               </w:rPr>
-              <w:t xml:space="preserve">Nom </w:t>
-            </w:r>
-            <w:proofErr w:type="spellStart"/>
-            <w:r>
-              <w:rPr>
-                <w:rFonts w:asciiTheme="minorHAnsi" w:eastAsia="Times New Roman" w:hAnsiTheme="minorHAnsi" w:cstheme="minorHAnsi"/>
-                <w:color w:val="FFFFFF"/>
-                <w:sz w:val="20"/>
-                <w:szCs w:val="20"/>
-                <w:lang w:val="en-AE" w:eastAsia="en-AE"/>
-              </w:rPr>
-              <w:t>Thk</w:t>
-            </w:r>
-            <w:proofErr w:type="spellEnd"/>
-            <w:r>
-              <w:rPr>
-                <w:rFonts w:asciiTheme="minorHAnsi" w:eastAsia="Times New Roman" w:hAnsiTheme="minorHAnsi" w:cstheme="minorHAnsi"/>
-                <w:color w:val="FFFFFF"/>
-                <w:sz w:val="20"/>
-                <w:szCs w:val="20"/>
-                <w:lang w:val="en-AE" w:eastAsia="en-AE"/>
-              </w:rPr>
-              <w:t xml:space="preserve"> (in)</w:t>
+              <w:t>Nom Thk (in)</w:t>
             </w:r>
           </w:p>
         </w:tc>
@@ -23501,29 +22803,7 @@
                 <w:szCs w:val="20"/>
                 <w:lang w:val="en-AE" w:eastAsia="en-AE"/>
               </w:rPr>
-              <w:t xml:space="preserve">Min </w:t>
-            </w:r>
-            <w:proofErr w:type="spellStart"/>
-            <w:r>
-              <w:rPr>
-                <w:rFonts w:asciiTheme="minorHAnsi" w:eastAsia="Times New Roman" w:hAnsiTheme="minorHAnsi" w:cstheme="minorHAnsi"/>
-                <w:color w:val="FFFFFF"/>
-                <w:sz w:val="20"/>
-                <w:szCs w:val="20"/>
-                <w:lang w:val="en-AE" w:eastAsia="en-AE"/>
-              </w:rPr>
-              <w:t>Thk</w:t>
-            </w:r>
-            <w:proofErr w:type="spellEnd"/>
-            <w:r>
-              <w:rPr>
-                <w:rFonts w:asciiTheme="minorHAnsi" w:eastAsia="Times New Roman" w:hAnsiTheme="minorHAnsi" w:cstheme="minorHAnsi"/>
-                <w:color w:val="FFFFFF"/>
-                <w:sz w:val="20"/>
-                <w:szCs w:val="20"/>
-                <w:lang w:val="en-AE" w:eastAsia="en-AE"/>
-              </w:rPr>
-              <w:t xml:space="preserve"> (in)</w:t>
+              <w:t>Min Thk (in)</w:t>
             </w:r>
           </w:p>
         </w:tc>
@@ -24103,29 +23383,7 @@
                 <w:szCs w:val="20"/>
                 <w:lang w:val="en-AE" w:eastAsia="en-AE"/>
               </w:rPr>
-              <w:t>{{</w:t>
-            </w:r>
-            <w:proofErr w:type="spellStart"/>
-            <w:r>
-              <w:rPr>
-                <w:rFonts w:asciiTheme="minorHAnsi" w:eastAsia="Times New Roman" w:hAnsiTheme="minorHAnsi" w:cstheme="minorHAnsi"/>
-                <w:color w:val="FFFFFF"/>
-                <w:sz w:val="20"/>
-                <w:szCs w:val="20"/>
-                <w:lang w:val="en-AE" w:eastAsia="en-AE"/>
-              </w:rPr>
-              <w:t>joints_fifthPipe</w:t>
-            </w:r>
-            <w:proofErr w:type="spellEnd"/>
-            <w:r>
-              <w:rPr>
-                <w:rFonts w:asciiTheme="minorHAnsi" w:eastAsia="Times New Roman" w:hAnsiTheme="minorHAnsi" w:cstheme="minorHAnsi"/>
-                <w:color w:val="FFFFFF"/>
-                <w:sz w:val="20"/>
-                <w:szCs w:val="20"/>
-                <w:lang w:val="en-AE" w:eastAsia="en-AE"/>
-              </w:rPr>
-              <w:t>}}</w:t>
+              <w:t>{{joints_fifthPipe}}</w:t>
             </w:r>
           </w:p>
         </w:tc>
@@ -24273,29 +23531,7 @@
                 <w:szCs w:val="20"/>
                 <w:lang w:val="en-AE" w:eastAsia="en-AE"/>
               </w:rPr>
-              <w:t xml:space="preserve">Nom </w:t>
-            </w:r>
-            <w:proofErr w:type="spellStart"/>
-            <w:r>
-              <w:rPr>
-                <w:rFonts w:asciiTheme="minorHAnsi" w:eastAsia="Times New Roman" w:hAnsiTheme="minorHAnsi" w:cstheme="minorHAnsi"/>
-                <w:color w:val="FFFFFF"/>
-                <w:sz w:val="20"/>
-                <w:szCs w:val="20"/>
-                <w:lang w:val="en-AE" w:eastAsia="en-AE"/>
-              </w:rPr>
-              <w:t>Thk</w:t>
-            </w:r>
-            <w:proofErr w:type="spellEnd"/>
-            <w:r>
-              <w:rPr>
-                <w:rFonts w:asciiTheme="minorHAnsi" w:eastAsia="Times New Roman" w:hAnsiTheme="minorHAnsi" w:cstheme="minorHAnsi"/>
-                <w:color w:val="FFFFFF"/>
-                <w:sz w:val="20"/>
-                <w:szCs w:val="20"/>
-                <w:lang w:val="en-AE" w:eastAsia="en-AE"/>
-              </w:rPr>
-              <w:t xml:space="preserve"> (in)</w:t>
+              <w:t>Nom Thk (in)</w:t>
             </w:r>
           </w:p>
         </w:tc>
@@ -24332,29 +23568,7 @@
                 <w:szCs w:val="20"/>
                 <w:lang w:val="en-AE" w:eastAsia="en-AE"/>
               </w:rPr>
-              <w:t xml:space="preserve">Min </w:t>
-            </w:r>
-            <w:proofErr w:type="spellStart"/>
-            <w:r>
-              <w:rPr>
-                <w:rFonts w:asciiTheme="minorHAnsi" w:eastAsia="Times New Roman" w:hAnsiTheme="minorHAnsi" w:cstheme="minorHAnsi"/>
-                <w:color w:val="FFFFFF"/>
-                <w:sz w:val="20"/>
-                <w:szCs w:val="20"/>
-                <w:lang w:val="en-AE" w:eastAsia="en-AE"/>
-              </w:rPr>
-              <w:t>Thk</w:t>
-            </w:r>
-            <w:proofErr w:type="spellEnd"/>
-            <w:r>
-              <w:rPr>
-                <w:rFonts w:asciiTheme="minorHAnsi" w:eastAsia="Times New Roman" w:hAnsiTheme="minorHAnsi" w:cstheme="minorHAnsi"/>
-                <w:color w:val="FFFFFF"/>
-                <w:sz w:val="20"/>
-                <w:szCs w:val="20"/>
-                <w:lang w:val="en-AE" w:eastAsia="en-AE"/>
-              </w:rPr>
-              <w:t xml:space="preserve"> (in)</w:t>
+              <w:t>Min Thk (in)</w:t>
             </w:r>
           </w:p>
         </w:tc>
@@ -24932,29 +24146,7 @@
                 <w:szCs w:val="20"/>
                 <w:lang w:val="en-AE" w:eastAsia="en-AE"/>
               </w:rPr>
-              <w:t>{{</w:t>
-            </w:r>
-            <w:proofErr w:type="spellStart"/>
-            <w:r>
-              <w:rPr>
-                <w:rFonts w:asciiTheme="minorHAnsi" w:eastAsia="Times New Roman" w:hAnsiTheme="minorHAnsi" w:cstheme="minorHAnsi"/>
-                <w:color w:val="FFFFFF"/>
-                <w:sz w:val="20"/>
-                <w:szCs w:val="20"/>
-                <w:lang w:val="en-AE" w:eastAsia="en-AE"/>
-              </w:rPr>
-              <w:t>joints_sixthPipe</w:t>
-            </w:r>
-            <w:proofErr w:type="spellEnd"/>
-            <w:r>
-              <w:rPr>
-                <w:rFonts w:asciiTheme="minorHAnsi" w:eastAsia="Times New Roman" w:hAnsiTheme="minorHAnsi" w:cstheme="minorHAnsi"/>
-                <w:color w:val="FFFFFF"/>
-                <w:sz w:val="20"/>
-                <w:szCs w:val="20"/>
-                <w:lang w:val="en-AE" w:eastAsia="en-AE"/>
-              </w:rPr>
-              <w:t>}}</w:t>
+              <w:t>{{joints_sixthPipe}}</w:t>
             </w:r>
           </w:p>
         </w:tc>
@@ -25102,29 +24294,7 @@
                 <w:szCs w:val="20"/>
                 <w:lang w:val="en-AE" w:eastAsia="en-AE"/>
               </w:rPr>
-              <w:t xml:space="preserve">Nom </w:t>
-            </w:r>
-            <w:proofErr w:type="spellStart"/>
-            <w:r>
-              <w:rPr>
-                <w:rFonts w:asciiTheme="minorHAnsi" w:eastAsia="Times New Roman" w:hAnsiTheme="minorHAnsi" w:cstheme="minorHAnsi"/>
-                <w:color w:val="FFFFFF"/>
-                <w:sz w:val="20"/>
-                <w:szCs w:val="20"/>
-                <w:lang w:val="en-AE" w:eastAsia="en-AE"/>
-              </w:rPr>
-              <w:t>Thk</w:t>
-            </w:r>
-            <w:proofErr w:type="spellEnd"/>
-            <w:r>
-              <w:rPr>
-                <w:rFonts w:asciiTheme="minorHAnsi" w:eastAsia="Times New Roman" w:hAnsiTheme="minorHAnsi" w:cstheme="minorHAnsi"/>
-                <w:color w:val="FFFFFF"/>
-                <w:sz w:val="20"/>
-                <w:szCs w:val="20"/>
-                <w:lang w:val="en-AE" w:eastAsia="en-AE"/>
-              </w:rPr>
-              <w:t xml:space="preserve"> (in)</w:t>
+              <w:t>Nom Thk (in)</w:t>
             </w:r>
           </w:p>
         </w:tc>
@@ -25161,29 +24331,7 @@
                 <w:szCs w:val="20"/>
                 <w:lang w:val="en-AE" w:eastAsia="en-AE"/>
               </w:rPr>
-              <w:t xml:space="preserve">Min </w:t>
-            </w:r>
-            <w:proofErr w:type="spellStart"/>
-            <w:r>
-              <w:rPr>
-                <w:rFonts w:asciiTheme="minorHAnsi" w:eastAsia="Times New Roman" w:hAnsiTheme="minorHAnsi" w:cstheme="minorHAnsi"/>
-                <w:color w:val="FFFFFF"/>
-                <w:sz w:val="20"/>
-                <w:szCs w:val="20"/>
-                <w:lang w:val="en-AE" w:eastAsia="en-AE"/>
-              </w:rPr>
-              <w:t>Thk</w:t>
-            </w:r>
-            <w:proofErr w:type="spellEnd"/>
-            <w:r>
-              <w:rPr>
-                <w:rFonts w:asciiTheme="minorHAnsi" w:eastAsia="Times New Roman" w:hAnsiTheme="minorHAnsi" w:cstheme="minorHAnsi"/>
-                <w:color w:val="FFFFFF"/>
-                <w:sz w:val="20"/>
-                <w:szCs w:val="20"/>
-                <w:lang w:val="en-AE" w:eastAsia="en-AE"/>
-              </w:rPr>
-              <w:t xml:space="preserve"> (in)</w:t>
+              <w:t>Min Thk (in)</w:t>
             </w:r>
           </w:p>
         </w:tc>
@@ -27159,7 +26307,7 @@
         </w:rPr>
         <w:lastRenderedPageBreak/>
         <w:drawing>
-          <wp:anchor distT="0" distB="0" distL="114300" distR="114300" simplePos="0" relativeHeight="251649536" behindDoc="0" locked="0" layoutInCell="1" allowOverlap="1" wp14:anchorId="084BCEFC" wp14:editId="505FE85B">
+          <wp:anchor distT="0" distB="0" distL="114300" distR="114300" simplePos="0" relativeHeight="251649536" behindDoc="0" locked="0" layoutInCell="1" allowOverlap="1" wp14:anchorId="084BCEFC" wp14:editId="49770CEA">
             <wp:simplePos x="0" y="0"/>
             <wp:positionH relativeFrom="column">
               <wp:posOffset>255270</wp:posOffset>
@@ -27409,7 +26557,6 @@
       <w:bookmarkEnd w:id="42"/>
       <w:bookmarkEnd w:id="43"/>
     </w:p>
-    <w:p/>
     <w:p>
       <w:pPr>
         <w:pStyle w:val="Heading1"/>
@@ -27466,15 +26613,7 @@
               <w:jc w:val="center"/>
             </w:pPr>
             <w:r>
-              <w:t>{{</w:t>
-            </w:r>
-            <w:proofErr w:type="spellStart"/>
-            <w:r>
-              <w:t>ts</w:t>
-            </w:r>
-            <w:proofErr w:type="spellEnd"/>
-            <w:r>
-              <w:t>}}</w:t>
+              <w:t>{{ts}}</w:t>
             </w:r>
           </w:p>
         </w:tc>

--- a/well_tools_1/webapp/data/templates/sample_2_4p5X3p5-7-9-13.docx
+++ b/well_tools_1/webapp/data/templates/sample_2_4p5X3p5-7-9-13.docx
@@ -268,7 +268,32 @@
                                           <w:sz w:val="28"/>
                                           <w:szCs w:val="28"/>
                                         </w:rPr>
-                                        <w:t>HRDH_1702_1</w:t>
+                                        <w:t>{{</w:t>
+                                      </w:r>
+                                      <w:proofErr w:type="spellStart"/>
+                                      <w:proofErr w:type="gramStart"/>
+                                      <w:r>
+                                        <w:rPr>
+                                          <w:sz w:val="28"/>
+                                          <w:szCs w:val="28"/>
+                                        </w:rPr>
+                                        <w:t>well</w:t>
+                                      </w:r>
+                                      <w:proofErr w:type="gramEnd"/>
+                                      <w:r>
+                                        <w:rPr>
+                                          <w:sz w:val="28"/>
+                                          <w:szCs w:val="28"/>
+                                        </w:rPr>
+                                        <w:t>_name</w:t>
+                                      </w:r>
+                                      <w:proofErr w:type="spellEnd"/>
+                                      <w:r>
+                                        <w:rPr>
+                                          <w:sz w:val="28"/>
+                                          <w:szCs w:val="28"/>
+                                        </w:rPr>
+                                        <w:t>}}</w:t>
                                       </w:r>
                                     </w:p>
                                   </w:tc>
@@ -454,42 +479,28 @@
                                           <w:szCs w:val="28"/>
                                         </w:rPr>
                                       </w:pPr>
-                                      <w:bookmarkStart w:id="0" w:name="_Hlk197739381"/>
                                       <w:r>
                                         <w:rPr>
                                           <w:sz w:val="28"/>
                                           <w:szCs w:val="28"/>
                                         </w:rPr>
-                                        <w:t>15</w:t>
+                                        <w:t>{{</w:t>
                                       </w:r>
+                                      <w:proofErr w:type="spellStart"/>
                                       <w:r>
                                         <w:rPr>
                                           <w:sz w:val="28"/>
                                           <w:szCs w:val="28"/>
                                         </w:rPr>
-                                        <w:t>-</w:t>
+                                        <w:t>log_date</w:t>
                                       </w:r>
+                                      <w:proofErr w:type="spellEnd"/>
                                       <w:r>
                                         <w:rPr>
                                           <w:sz w:val="28"/>
                                           <w:szCs w:val="28"/>
                                         </w:rPr>
-                                        <w:t>May</w:t>
-                                      </w:r>
-                                      <w:r>
-                                        <w:rPr>
-                                          <w:sz w:val="28"/>
-                                          <w:szCs w:val="28"/>
-                                        </w:rPr>
-                                        <w:t>-202</w:t>
-                                      </w:r>
-                                      <w:bookmarkEnd w:id="0"/>
-                                      <w:r>
-                                        <w:rPr>
-                                          <w:sz w:val="28"/>
-                                          <w:szCs w:val="28"/>
-                                        </w:rPr>
-                                        <w:t>6</w:t>
+                                        <w:t>}}</w:t>
                                       </w:r>
                                     </w:p>
                                   </w:tc>
@@ -800,7 +811,32 @@
                                     <w:sz w:val="28"/>
                                     <w:szCs w:val="28"/>
                                   </w:rPr>
-                                  <w:t>HRDH_1702_1</w:t>
+                                  <w:t>{{</w:t>
+                                </w:r>
+                                <w:proofErr w:type="spellStart"/>
+                                <w:proofErr w:type="gramStart"/>
+                                <w:r>
+                                  <w:rPr>
+                                    <w:sz w:val="28"/>
+                                    <w:szCs w:val="28"/>
+                                  </w:rPr>
+                                  <w:t>well</w:t>
+                                </w:r>
+                                <w:proofErr w:type="gramEnd"/>
+                                <w:r>
+                                  <w:rPr>
+                                    <w:sz w:val="28"/>
+                                    <w:szCs w:val="28"/>
+                                  </w:rPr>
+                                  <w:t>_name</w:t>
+                                </w:r>
+                                <w:proofErr w:type="spellEnd"/>
+                                <w:r>
+                                  <w:rPr>
+                                    <w:sz w:val="28"/>
+                                    <w:szCs w:val="28"/>
+                                  </w:rPr>
+                                  <w:t>}}</w:t>
                                 </w:r>
                               </w:p>
                             </w:tc>
@@ -986,42 +1022,28 @@
                                     <w:szCs w:val="28"/>
                                   </w:rPr>
                                 </w:pPr>
-                                <w:bookmarkStart w:id="1" w:name="_Hlk197739381"/>
                                 <w:r>
                                   <w:rPr>
                                     <w:sz w:val="28"/>
                                     <w:szCs w:val="28"/>
                                   </w:rPr>
-                                  <w:t>15</w:t>
+                                  <w:t>{{</w:t>
                                 </w:r>
+                                <w:proofErr w:type="spellStart"/>
                                 <w:r>
                                   <w:rPr>
                                     <w:sz w:val="28"/>
                                     <w:szCs w:val="28"/>
                                   </w:rPr>
-                                  <w:t>-</w:t>
+                                  <w:t>log_date</w:t>
                                 </w:r>
+                                <w:proofErr w:type="spellEnd"/>
                                 <w:r>
                                   <w:rPr>
                                     <w:sz w:val="28"/>
                                     <w:szCs w:val="28"/>
                                   </w:rPr>
-                                  <w:t>May</w:t>
-                                </w:r>
-                                <w:r>
-                                  <w:rPr>
-                                    <w:sz w:val="28"/>
-                                    <w:szCs w:val="28"/>
-                                  </w:rPr>
-                                  <w:t>-202</w:t>
-                                </w:r>
-                                <w:bookmarkEnd w:id="1"/>
-                                <w:r>
-                                  <w:rPr>
-                                    <w:sz w:val="28"/>
-                                    <w:szCs w:val="28"/>
-                                  </w:rPr>
-                                  <w:t>6</w:t>
+                                  <w:t>}}</w:t>
                                 </w:r>
                               </w:p>
                             </w:tc>
@@ -1164,10 +1186,10 @@
         </w:p>
       </w:sdtContent>
     </w:sdt>
-    <w:bookmarkStart w:id="3" w:name="_Hlk207958089" w:displacedByCustomXml="next"/>
+    <w:bookmarkStart w:id="1" w:name="_Hlk207958089" w:displacedByCustomXml="next"/>
+    <w:bookmarkStart w:id="2" w:name="_Toc23528006" w:displacedByCustomXml="next"/>
+    <w:bookmarkStart w:id="3" w:name="_Toc5016962" w:displacedByCustomXml="next"/>
     <w:bookmarkStart w:id="4" w:name="_Toc436141478" w:displacedByCustomXml="next"/>
-    <w:bookmarkStart w:id="5" w:name="_Toc5016962" w:displacedByCustomXml="next"/>
-    <w:bookmarkStart w:id="6" w:name="_Toc23528006" w:displacedByCustomXml="next"/>
     <w:sdt>
       <w:sdtPr>
         <w:rPr>
@@ -2651,7 +2673,7 @@
         </w:p>
       </w:sdtContent>
     </w:sdt>
-    <w:bookmarkEnd w:id="3" w:displacedByCustomXml="prev"/>
+    <w:bookmarkEnd w:id="1" w:displacedByCustomXml="prev"/>
     <w:p>
       <w:pPr>
         <w:spacing w:before="0" w:after="200"/>
@@ -2676,8 +2698,8 @@
           <w:szCs w:val="32"/>
         </w:rPr>
       </w:pPr>
-      <w:bookmarkStart w:id="7" w:name="_Toc23527977"/>
-      <w:bookmarkStart w:id="8" w:name="_Toc24971660"/>
+      <w:bookmarkStart w:id="5" w:name="_Toc23527977"/>
+      <w:bookmarkStart w:id="6" w:name="_Toc24971660"/>
     </w:p>
     <w:p>
       <w:pPr>
@@ -2851,7 +2873,39 @@
                                 <w:sz w:val="16"/>
                                 <w:lang w:val="en-GB"/>
                               </w:rPr>
-                              <w:t xml:space="preserve">This report was prepared by GOWell Energy Solutions Inc. or by its affiliates or subsidiaries (“GOWell”) at the request of </w:t>
+                              <w:t xml:space="preserve">This report was prepared by </w:t>
+                            </w:r>
+                            <w:proofErr w:type="spellStart"/>
+                            <w:r>
+                              <w:rPr>
+                                <w:sz w:val="16"/>
+                                <w:lang w:val="en-GB"/>
+                              </w:rPr>
+                              <w:t>GOWell</w:t>
+                            </w:r>
+                            <w:proofErr w:type="spellEnd"/>
+                            <w:r>
+                              <w:rPr>
+                                <w:sz w:val="16"/>
+                                <w:lang w:val="en-GB"/>
+                              </w:rPr>
+                              <w:t xml:space="preserve"> Energy Solutions Inc. or by its affiliates or subsidiaries (“</w:t>
+                            </w:r>
+                            <w:proofErr w:type="spellStart"/>
+                            <w:r>
+                              <w:rPr>
+                                <w:sz w:val="16"/>
+                                <w:lang w:val="en-GB"/>
+                              </w:rPr>
+                              <w:t>GOWell</w:t>
+                            </w:r>
+                            <w:proofErr w:type="spellEnd"/>
+                            <w:r>
+                              <w:rPr>
+                                <w:sz w:val="16"/>
+                                <w:lang w:val="en-GB"/>
+                              </w:rPr>
+                              <w:t xml:space="preserve">”) at the request of </w:t>
                             </w:r>
                             <w:r>
                               <w:rPr>
@@ -2880,7 +2934,23 @@
                                 <w:sz w:val="16"/>
                                 <w:lang w:val="en-GB"/>
                               </w:rPr>
-                              <w:t>This report is GOWell’s interpretation of the information provided by You and the interpretation, analysis, recommendations, advise and conclusions contained in the report are opinions based on inferences from measurements, empirical relationships, assumptions and industry practice (the “Interpretations and/or Recommendations”), which inferences, assumptions and practices are not infallible, and with respect to which professional geologists, engineers, drilling consultants, and analysts may differ and there may be a number of possible interpretations and conclusions.</w:t>
+                              <w:t xml:space="preserve">This report is </w:t>
+                            </w:r>
+                            <w:proofErr w:type="spellStart"/>
+                            <w:r>
+                              <w:rPr>
+                                <w:sz w:val="16"/>
+                                <w:lang w:val="en-GB"/>
+                              </w:rPr>
+                              <w:t>GOWell’s</w:t>
+                            </w:r>
+                            <w:proofErr w:type="spellEnd"/>
+                            <w:r>
+                              <w:rPr>
+                                <w:sz w:val="16"/>
+                                <w:lang w:val="en-GB"/>
+                              </w:rPr>
+                              <w:t xml:space="preserve"> interpretation of the information provided by You and the interpretation, analysis, recommendations, advise and conclusions contained in the report are opinions based on inferences from measurements, empirical relationships, assumptions and industry practice (the “Interpretations and/or Recommendations”), which inferences, assumptions and practices are not infallible, and with respect to which professional geologists, engineers, drilling consultants, and analysts may differ and there may be a number of possible interpretations and conclusions.</w:t>
                             </w:r>
                           </w:p>
                           <w:p>
@@ -2895,7 +2965,23 @@
                                 <w:sz w:val="16"/>
                                 <w:lang w:val="en-CA"/>
                               </w:rPr>
-                              <w:t>Accordingly, GOWell does not warrant the accuracy, correctness, or completeness of any such Interpretations and/or Recommendations, or that Your reliance or any third party’s reliance on such Interpretations and/or Recommendations will accomplish any particular results. YOU ASSUME FULL RESPONSIBILITY FOR THE USE OF SUCH INTERPRETATIONS AND/OR RECOMMENDATIONS AND FOR ALL DECISIONS BASED THEREON (INCLUDING WITHOUT LIMITATION DECISIONS BASED ON ANY OIL AND GAS EVALUATIONS, PRODUCTION FORECASTS AND RESERVE ESTIMATES, FURNISHED BY GOWELL TO YOU HEREUNDER), AND YOU HEREBY AGREES TO RELEASE, DEFEND, INDEMNIFY AND HOLD HARMLESS GOWELL FROM ANY CLAIMS ARISING OUT OF THE USE OF SUCH INTERPRETATIONS AND/OR RECOMMENDATIONS.</w:t>
+                              <w:t xml:space="preserve">Accordingly, </w:t>
+                            </w:r>
+                            <w:proofErr w:type="spellStart"/>
+                            <w:r>
+                              <w:rPr>
+                                <w:sz w:val="16"/>
+                                <w:lang w:val="en-CA"/>
+                              </w:rPr>
+                              <w:t>GOWell</w:t>
+                            </w:r>
+                            <w:proofErr w:type="spellEnd"/>
+                            <w:r>
+                              <w:rPr>
+                                <w:sz w:val="16"/>
+                                <w:lang w:val="en-CA"/>
+                              </w:rPr>
+                              <w:t xml:space="preserve"> does not warrant the accuracy, correctness, or completeness of any such Interpretations and/or Recommendations, or that Your reliance or any third party’s reliance on such Interpretations and/or Recommendations will accomplish any particular results. YOU ASSUME FULL RESPONSIBILITY FOR THE USE OF SUCH INTERPRETATIONS AND/OR RECOMMENDATIONS AND FOR ALL DECISIONS BASED THEREON (INCLUDING WITHOUT LIMITATION DECISIONS BASED ON ANY OIL AND GAS EVALUATIONS, PRODUCTION FORECASTS AND RESERVE ESTIMATES, FURNISHED BY GOWELL TO YOU HEREUNDER), AND YOU HEREBY AGREES TO RELEASE, DEFEND, INDEMNIFY AND HOLD HARMLESS GOWELL FROM ANY CLAIMS ARISING OUT OF THE USE OF SUCH INTERPRETATIONS AND/OR RECOMMENDATIONS.</w:t>
                             </w:r>
                           </w:p>
                           <w:p>
@@ -3136,8 +3222,8 @@
             <w:pPr>
               <w:jc w:val="center"/>
             </w:pPr>
-            <w:bookmarkStart w:id="9" w:name="_Toc230535082"/>
-            <w:bookmarkStart w:id="10" w:name="_Toc230601022"/>
+            <w:bookmarkStart w:id="7" w:name="_Toc230535082"/>
+            <w:bookmarkStart w:id="8" w:name="_Toc230601022"/>
             <w:r>
               <w:rPr>
                 <w:b/>
@@ -3179,21 +3265,21 @@
           <w:color w:val="000000" w:themeColor="text1"/>
         </w:rPr>
       </w:pPr>
-      <w:bookmarkStart w:id="11" w:name="_Toc230601023"/>
-      <w:bookmarkEnd w:id="9"/>
-      <w:bookmarkEnd w:id="10"/>
-      <w:r>
-        <w:rPr>
-          <w:color w:val="000000" w:themeColor="text1"/>
-        </w:rPr>
-        <w:t>Objectives</w:t>
-      </w:r>
-      <w:bookmarkStart w:id="12" w:name="_Hlk207958117"/>
+      <w:bookmarkStart w:id="9" w:name="_Toc230601023"/>
       <w:bookmarkEnd w:id="7"/>
       <w:bookmarkEnd w:id="8"/>
-      <w:bookmarkEnd w:id="11"/>
+      <w:r>
+        <w:rPr>
+          <w:color w:val="000000" w:themeColor="text1"/>
+        </w:rPr>
+        <w:t>Objectives</w:t>
+      </w:r>
+      <w:bookmarkStart w:id="10" w:name="_Hlk207958117"/>
+      <w:bookmarkEnd w:id="5"/>
+      <w:bookmarkEnd w:id="6"/>
+      <w:bookmarkEnd w:id="9"/>
     </w:p>
-    <w:bookmarkEnd w:id="12"/>
+    <w:bookmarkEnd w:id="10"/>
     <w:p>
       <w:pPr>
         <w:numPr>
@@ -3236,23 +3322,25 @@
           <w:bCs/>
           <w:lang w:val="en-GB"/>
         </w:rPr>
-        <w:t>HRDH</w:t>
-      </w:r>
+        <w:t>{{</w:t>
+      </w:r>
+      <w:proofErr w:type="spellStart"/>
       <w:r>
         <w:rPr>
           <w:b/>
           <w:bCs/>
           <w:lang w:val="en-GB"/>
         </w:rPr>
-        <w:t>_</w:t>
-      </w:r>
+        <w:t>well_name</w:t>
+      </w:r>
+      <w:proofErr w:type="spellEnd"/>
       <w:r>
         <w:rPr>
           <w:b/>
           <w:bCs/>
           <w:lang w:val="en-GB"/>
         </w:rPr>
-        <w:t>1702</w:t>
+        <w:t>}}</w:t>
       </w:r>
       <w:r>
         <w:rPr>
@@ -3260,15 +3348,7 @@
           <w:bCs/>
           <w:lang w:val="en-GB"/>
         </w:rPr>
-        <w:t>_</w:t>
-      </w:r>
-      <w:r>
-        <w:rPr>
-          <w:b/>
-          <w:bCs/>
-          <w:lang w:val="en-GB"/>
-        </w:rPr>
-        <w:t xml:space="preserve">1 </w:t>
+        <w:t xml:space="preserve"> </w:t>
       </w:r>
       <w:r>
         <w:rPr>
@@ -3444,7 +3524,7 @@
         </w:rPr>
         <w:t>strings,</w:t>
       </w:r>
-      <w:bookmarkStart w:id="13" w:name="_Hlk48542637"/>
+      <w:bookmarkStart w:id="11" w:name="_Hlk48542637"/>
       <w:r>
         <w:rPr>
           <w:b/>
@@ -3552,23 +3632,43 @@
         </w:rPr>
         <w:t xml:space="preserve">specified bottom log interval at </w:t>
       </w:r>
-      <w:bookmarkEnd w:id="13"/>
+      <w:bookmarkEnd w:id="11"/>
       <w:r>
         <w:rPr>
           <w:b/>
           <w:bCs/>
           <w:lang w:val="en-GB"/>
         </w:rPr>
-        <w:t>7233</w:t>
-      </w:r>
+        <w:t>{{</w:t>
+      </w:r>
+      <w:proofErr w:type="spellStart"/>
       <w:r>
         <w:rPr>
           <w:b/>
           <w:bCs/>
           <w:lang w:val="en-GB"/>
         </w:rPr>
+        <w:t>btm_depth</w:t>
+      </w:r>
+      <w:proofErr w:type="spellEnd"/>
+      <w:proofErr w:type="gramStart"/>
+      <w:r>
+        <w:rPr>
+          <w:b/>
+          <w:bCs/>
+          <w:lang w:val="en-GB"/>
+        </w:rPr>
+        <w:t>}}</w:t>
+      </w:r>
+      <w:r>
+        <w:rPr>
+          <w:b/>
+          <w:bCs/>
+          <w:lang w:val="en-GB"/>
+        </w:rPr>
         <w:t>ft</w:t>
       </w:r>
+      <w:proofErr w:type="gramEnd"/>
       <w:r>
         <w:rPr>
           <w:lang w:val="en-GB"/>
@@ -3633,15 +3733,15 @@
           <w:color w:val="000000" w:themeColor="text1"/>
         </w:rPr>
       </w:pPr>
-      <w:bookmarkStart w:id="14" w:name="_Toc230601024"/>
+      <w:bookmarkStart w:id="12" w:name="_Toc230601024"/>
       <w:r>
         <w:rPr>
           <w:color w:val="000000" w:themeColor="text1"/>
         </w:rPr>
         <w:t>Conclusions</w:t>
       </w:r>
-      <w:bookmarkStart w:id="15" w:name="_Hlk32479667"/>
-      <w:bookmarkEnd w:id="14"/>
+      <w:bookmarkStart w:id="13" w:name="_Hlk32479667"/>
+      <w:bookmarkEnd w:id="12"/>
     </w:p>
     <w:p>
       <w:pPr>
@@ -3949,7 +4049,7 @@
         </w:rPr>
         <w:t>Excellent data quality &amp; repeatability.</w:t>
       </w:r>
-      <w:bookmarkEnd w:id="15"/>
+      <w:bookmarkEnd w:id="13"/>
     </w:p>
     <w:tbl>
       <w:tblPr>
@@ -4007,16 +4107,7 @@
                 <w:sz w:val="20"/>
                 <w:szCs w:val="20"/>
               </w:rPr>
-              <w:t xml:space="preserve"> </w:t>
-            </w:r>
-            <w:r>
-              <w:rPr>
-                <w:rFonts w:asciiTheme="minorHAnsi" w:eastAsia="Times New Roman" w:hAnsiTheme="minorHAnsi" w:cstheme="minorHAnsi"/>
-                <w:color w:val="FFFFFF"/>
-                <w:sz w:val="20"/>
-                <w:szCs w:val="20"/>
-              </w:rPr>
-              <w:t>Pipe OD</w:t>
+              <w:t xml:space="preserve"> Pipe OD</w:t>
             </w:r>
           </w:p>
         </w:tc>
@@ -5087,7 +5178,7 @@
           <w:color w:val="auto"/>
         </w:rPr>
       </w:pPr>
-      <w:bookmarkStart w:id="16" w:name="_Toc230601025"/>
+      <w:bookmarkStart w:id="14" w:name="_Toc230601025"/>
       <w:r>
         <w:rPr>
           <w:color w:val="auto"/>
@@ -5100,7 +5191,7 @@
         </w:rPr>
         <w:t xml:space="preserve"> and Other Remarks</w:t>
       </w:r>
-      <w:bookmarkEnd w:id="16"/>
+      <w:bookmarkEnd w:id="14"/>
       <w:r>
         <w:rPr>
           <w:color w:val="auto"/>
@@ -5156,23 +5247,25 @@
           <w:bCs/>
           <w:lang w:val="en-GB"/>
         </w:rPr>
-        <w:t>HRDH</w:t>
-      </w:r>
+        <w:t>{{</w:t>
+      </w:r>
+      <w:proofErr w:type="spellStart"/>
       <w:r>
         <w:rPr>
           <w:b/>
           <w:bCs/>
           <w:lang w:val="en-GB"/>
         </w:rPr>
-        <w:t>_</w:t>
-      </w:r>
+        <w:t>well_name</w:t>
+      </w:r>
+      <w:proofErr w:type="spellEnd"/>
       <w:r>
         <w:rPr>
           <w:b/>
           <w:bCs/>
           <w:lang w:val="en-GB"/>
         </w:rPr>
-        <w:t>1702</w:t>
+        <w:t>}}</w:t>
       </w:r>
       <w:r>
         <w:rPr>
@@ -5180,18 +5273,18 @@
           <w:bCs/>
           <w:lang w:val="en-GB"/>
         </w:rPr>
-        <w:t>_</w:t>
-      </w:r>
-      <w:r>
-        <w:rPr>
-          <w:b/>
-          <w:bCs/>
-          <w:lang w:val="en-GB"/>
-        </w:rPr>
-        <w:t xml:space="preserve">1 </w:t>
-      </w:r>
-      <w:r>
-        <w:t>ARBD OIL OBSERVATION</w:t>
+        <w:t xml:space="preserve"> </w:t>
+      </w:r>
+      <w:r>
+        <w:t>{{</w:t>
+      </w:r>
+      <w:proofErr w:type="spellStart"/>
+      <w:r>
+        <w:t>well_type</w:t>
+      </w:r>
+      <w:proofErr w:type="spellEnd"/>
+      <w:r>
+        <w:t>}}</w:t>
       </w:r>
       <w:r>
         <w:t>.</w:t>
@@ -5209,7 +5302,7 @@
           <w:lang w:val="en-GB"/>
         </w:rPr>
       </w:pPr>
-      <w:bookmarkStart w:id="17" w:name="_Hlk36015740"/>
+      <w:bookmarkStart w:id="15" w:name="_Hlk36015740"/>
       <w:r>
         <w:rPr>
           <w:lang w:val="en-GB"/>
@@ -5234,12 +5327,26 @@
         </w:rPr>
         <w:tab/>
       </w:r>
-      <w:bookmarkEnd w:id="17"/>
+      <w:bookmarkEnd w:id="15"/>
       <w:r>
         <w:rPr>
           <w:lang w:val="en-GB"/>
         </w:rPr>
-        <w:t>07-Mar-2020</w:t>
+        <w:t>{{</w:t>
+      </w:r>
+      <w:proofErr w:type="spellStart"/>
+      <w:r>
+        <w:rPr>
+          <w:lang w:val="en-GB"/>
+        </w:rPr>
+        <w:t>orig_comp</w:t>
+      </w:r>
+      <w:proofErr w:type="spellEnd"/>
+      <w:r>
+        <w:rPr>
+          <w:lang w:val="en-GB"/>
+        </w:rPr>
+        <w:t>}}</w:t>
       </w:r>
       <w:r>
         <w:rPr>
@@ -5276,7 +5383,21 @@
         <w:rPr>
           <w:lang w:val="en-GB"/>
         </w:rPr>
-        <w:t>07-Mar-2020 #1</w:t>
+        <w:t>{{</w:t>
+      </w:r>
+      <w:proofErr w:type="spellStart"/>
+      <w:r>
+        <w:rPr>
+          <w:lang w:val="en-GB"/>
+        </w:rPr>
+        <w:t>last_wko</w:t>
+      </w:r>
+      <w:proofErr w:type="spellEnd"/>
+      <w:r>
+        <w:rPr>
+          <w:lang w:val="en-GB"/>
+        </w:rPr>
+        <w:t>}}</w:t>
       </w:r>
       <w:r>
         <w:rPr>
@@ -5319,7 +5440,27 @@
         <w:rPr>
           <w:lang w:val="en-GB"/>
         </w:rPr>
-        <w:t>07-Mar-2020</w:t>
+        <w:t>{{</w:t>
+      </w:r>
+      <w:proofErr w:type="spellStart"/>
+      <w:r>
+        <w:rPr>
+          <w:lang w:val="en-GB"/>
+        </w:rPr>
+        <w:t>log_date</w:t>
+      </w:r>
+      <w:proofErr w:type="spellEnd"/>
+      <w:r>
+        <w:rPr>
+          <w:lang w:val="en-GB"/>
+        </w:rPr>
+        <w:t>}}</w:t>
+      </w:r>
+      <w:r>
+        <w:rPr>
+          <w:lang w:val="en-GB"/>
+        </w:rPr>
+        <w:t>.</w:t>
       </w:r>
     </w:p>
     <w:p>
@@ -5356,6 +5497,7 @@
           <w:lang w:val="en-GB"/>
         </w:rPr>
       </w:pPr>
+      <w:proofErr w:type="spellStart"/>
       <w:r>
         <w:rPr>
           <w:lang w:val="en-GB"/>
@@ -5368,6 +5510,7 @@
         </w:rPr>
         <w:t>less</w:t>
       </w:r>
+      <w:proofErr w:type="spellEnd"/>
       <w:r>
         <w:rPr>
           <w:lang w:val="en-GB"/>
@@ -5398,16 +5541,24 @@
         </w:rPr>
         <w:t xml:space="preserve">logged with </w:t>
       </w:r>
+      <w:proofErr w:type="spellStart"/>
       <w:r>
         <w:rPr>
           <w:lang w:val="en-GB"/>
         </w:rPr>
-        <w:t xml:space="preserve">GOWell </w:t>
-      </w:r>
+        <w:t>GOWell</w:t>
+      </w:r>
+      <w:proofErr w:type="spellEnd"/>
       <w:r>
         <w:rPr>
           <w:lang w:val="en-GB"/>
         </w:rPr>
+        <w:t xml:space="preserve"> </w:t>
+      </w:r>
+      <w:r>
+        <w:rPr>
+          <w:lang w:val="en-GB"/>
+        </w:rPr>
         <w:t>ePDT</w:t>
       </w:r>
       <w:r>
@@ -5422,9 +5573,11 @@
         </w:rPr>
         <w:t xml:space="preserve">tool, processed with </w:t>
       </w:r>
+      <w:proofErr w:type="spellStart"/>
       <w:r>
         <w:t>SmartLog</w:t>
       </w:r>
+      <w:proofErr w:type="spellEnd"/>
       <w:r>
         <w:t>.</w:t>
       </w:r>
@@ -5469,7 +5622,7 @@
           <w:noProof/>
         </w:rPr>
       </w:pPr>
-      <w:bookmarkStart w:id="18" w:name="_Toc230601026"/>
+      <w:bookmarkStart w:id="16" w:name="_Toc230601026"/>
       <w:r>
         <w:rPr>
           <w:noProof/>
@@ -5543,7 +5696,7 @@
         </w:rPr>
         <w:t>One Page Summary</w:t>
       </w:r>
-      <w:bookmarkEnd w:id="18"/>
+      <w:bookmarkEnd w:id="16"/>
       <w:r>
         <w:rPr>
           <w:noProof/>
@@ -5558,7 +5711,7 @@
           <w:color w:val="auto"/>
         </w:rPr>
       </w:pPr>
-      <w:bookmarkStart w:id="19" w:name="_Toc230601027"/>
+      <w:bookmarkStart w:id="17" w:name="_Toc230601027"/>
       <w:r>
         <w:rPr>
           <w:color w:val="auto"/>
@@ -5566,7 +5719,7 @@
         <w:lastRenderedPageBreak/>
         <w:t>Saudi Aramco Metal Loss Classification</w:t>
       </w:r>
-      <w:bookmarkEnd w:id="19"/>
+      <w:bookmarkEnd w:id="17"/>
       <w:r>
         <w:rPr>
           <w:color w:val="auto"/>
@@ -5669,7 +5822,7 @@
                 <w:szCs w:val="20"/>
               </w:rPr>
             </w:pPr>
-            <w:bookmarkStart w:id="20" w:name="_Hlk26266937"/>
+            <w:bookmarkStart w:id="18" w:name="_Hlk26266937"/>
             <w:r>
               <w:rPr>
                 <w:rFonts w:cs="Arial"/>
@@ -6440,7 +6593,7 @@
           </w:p>
         </w:tc>
       </w:tr>
-      <w:bookmarkEnd w:id="20"/>
+      <w:bookmarkEnd w:id="18"/>
     </w:tbl>
     <w:p>
       <w:pPr>
@@ -6521,14 +6674,14 @@
           <w:color w:val="auto"/>
         </w:rPr>
       </w:pPr>
-      <w:bookmarkStart w:id="21" w:name="_Toc230601028"/>
+      <w:bookmarkStart w:id="19" w:name="_Toc230601028"/>
       <w:r>
         <w:rPr>
           <w:color w:val="auto"/>
         </w:rPr>
         <w:t>ePDT processing workflow</w:t>
       </w:r>
-      <w:bookmarkEnd w:id="21"/>
+      <w:bookmarkEnd w:id="19"/>
     </w:p>
     <w:p>
       <w:pPr>
@@ -6802,7 +6955,7 @@
         </w:rPr>
         <w:t xml:space="preserve">Identify intervals </w:t>
       </w:r>
-      <w:bookmarkStart w:id="22" w:name="_Hlk207958404"/>
+      <w:bookmarkStart w:id="20" w:name="_Hlk207958404"/>
       <w:r>
         <w:rPr>
           <w:sz w:val="20"/>
@@ -6824,7 +6977,7 @@
         </w:rPr>
         <w:t xml:space="preserve"> may be added to elaborate on the anomalies seen).</w:t>
       </w:r>
-      <w:bookmarkEnd w:id="22"/>
+      <w:bookmarkEnd w:id="20"/>
     </w:p>
     <w:p>
       <w:pPr>
@@ -12215,7 +12368,7 @@
           <w:color w:val="auto"/>
         </w:rPr>
       </w:pPr>
-      <w:bookmarkStart w:id="23" w:name="_Toc230601029"/>
+      <w:bookmarkStart w:id="21" w:name="_Toc230601029"/>
       <w:r>
         <w:rPr>
           <w:color w:val="auto"/>
@@ -12229,8 +12382,8 @@
         </w:rPr>
         <w:t xml:space="preserve"> Joints with Highest Metal Loss</w:t>
       </w:r>
-      <w:bookmarkStart w:id="24" w:name="_Toc26179966"/>
-      <w:bookmarkEnd w:id="23"/>
+      <w:bookmarkStart w:id="22" w:name="_Toc26179966"/>
+      <w:bookmarkEnd w:id="21"/>
     </w:p>
     <w:p>
       <w:pPr>
@@ -12385,8 +12538,22 @@
                 <w:szCs w:val="20"/>
                 <w:lang w:val="en-AE" w:eastAsia="en-AE"/>
               </w:rPr>
-              <w:t>_firstPipe</w:t>
-            </w:r>
+              <w:t>_</w:t>
+            </w:r>
+            <w:proofErr w:type="spellStart"/>
+            <w:r>
+              <w:rPr>
+                <w:rFonts w:asciiTheme="minorHAnsi" w:eastAsia="Times New Roman" w:hAnsiTheme="minorHAnsi" w:cstheme="minorHAnsi"/>
+                <w:b/>
+                <w:bCs/>
+                <w:color w:val="FFFFFF"/>
+                <w:sz w:val="20"/>
+                <w:szCs w:val="20"/>
+                <w:lang w:val="en-AE" w:eastAsia="en-AE"/>
+              </w:rPr>
+              <w:t>firstPipe</w:t>
+            </w:r>
+            <w:proofErr w:type="spellEnd"/>
             <w:r>
               <w:rPr>
                 <w:rFonts w:asciiTheme="minorHAnsi" w:eastAsia="Times New Roman" w:hAnsiTheme="minorHAnsi" w:cstheme="minorHAnsi"/>
@@ -12543,7 +12710,29 @@
                 <w:szCs w:val="20"/>
                 <w:lang w:val="en-AE" w:eastAsia="en-AE"/>
               </w:rPr>
-              <w:t>Nom Thk (in)</w:t>
+              <w:t xml:space="preserve">Nom </w:t>
+            </w:r>
+            <w:proofErr w:type="spellStart"/>
+            <w:r>
+              <w:rPr>
+                <w:rFonts w:asciiTheme="minorHAnsi" w:eastAsia="Times New Roman" w:hAnsiTheme="minorHAnsi" w:cstheme="minorHAnsi"/>
+                <w:color w:val="FFFFFF"/>
+                <w:sz w:val="20"/>
+                <w:szCs w:val="20"/>
+                <w:lang w:val="en-AE" w:eastAsia="en-AE"/>
+              </w:rPr>
+              <w:t>Thk</w:t>
+            </w:r>
+            <w:proofErr w:type="spellEnd"/>
+            <w:r>
+              <w:rPr>
+                <w:rFonts w:asciiTheme="minorHAnsi" w:eastAsia="Times New Roman" w:hAnsiTheme="minorHAnsi" w:cstheme="minorHAnsi"/>
+                <w:color w:val="FFFFFF"/>
+                <w:sz w:val="20"/>
+                <w:szCs w:val="20"/>
+                <w:lang w:val="en-AE" w:eastAsia="en-AE"/>
+              </w:rPr>
+              <w:t xml:space="preserve"> (in)</w:t>
             </w:r>
           </w:p>
         </w:tc>
@@ -12580,7 +12769,29 @@
                 <w:szCs w:val="20"/>
                 <w:lang w:val="en-AE" w:eastAsia="en-AE"/>
               </w:rPr>
-              <w:t>Min Thk (in)</w:t>
+              <w:t xml:space="preserve">Min </w:t>
+            </w:r>
+            <w:proofErr w:type="spellStart"/>
+            <w:r>
+              <w:rPr>
+                <w:rFonts w:asciiTheme="minorHAnsi" w:eastAsia="Times New Roman" w:hAnsiTheme="minorHAnsi" w:cstheme="minorHAnsi"/>
+                <w:color w:val="FFFFFF"/>
+                <w:sz w:val="20"/>
+                <w:szCs w:val="20"/>
+                <w:lang w:val="en-AE" w:eastAsia="en-AE"/>
+              </w:rPr>
+              <w:t>Thk</w:t>
+            </w:r>
+            <w:proofErr w:type="spellEnd"/>
+            <w:r>
+              <w:rPr>
+                <w:rFonts w:asciiTheme="minorHAnsi" w:eastAsia="Times New Roman" w:hAnsiTheme="minorHAnsi" w:cstheme="minorHAnsi"/>
+                <w:color w:val="FFFFFF"/>
+                <w:sz w:val="20"/>
+                <w:szCs w:val="20"/>
+                <w:lang w:val="en-AE" w:eastAsia="en-AE"/>
+              </w:rPr>
+              <w:t xml:space="preserve"> (in)</w:t>
             </w:r>
           </w:p>
         </w:tc>
@@ -13238,8 +13449,22 @@
                 <w:szCs w:val="20"/>
                 <w:lang w:val="en-AE" w:eastAsia="en-AE"/>
               </w:rPr>
-              <w:t>_secondPipe</w:t>
-            </w:r>
+              <w:t>_</w:t>
+            </w:r>
+            <w:proofErr w:type="spellStart"/>
+            <w:r>
+              <w:rPr>
+                <w:rFonts w:asciiTheme="minorHAnsi" w:eastAsia="Times New Roman" w:hAnsiTheme="minorHAnsi" w:cstheme="minorHAnsi"/>
+                <w:b/>
+                <w:bCs/>
+                <w:color w:val="FFFFFF"/>
+                <w:sz w:val="20"/>
+                <w:szCs w:val="20"/>
+                <w:lang w:val="en-AE" w:eastAsia="en-AE"/>
+              </w:rPr>
+              <w:t>secondPipe</w:t>
+            </w:r>
+            <w:proofErr w:type="spellEnd"/>
             <w:r>
               <w:rPr>
                 <w:rFonts w:asciiTheme="minorHAnsi" w:eastAsia="Times New Roman" w:hAnsiTheme="minorHAnsi" w:cstheme="minorHAnsi"/>
@@ -13396,7 +13621,29 @@
                 <w:szCs w:val="20"/>
                 <w:lang w:val="en-AE" w:eastAsia="en-AE"/>
               </w:rPr>
-              <w:t>Nom Thk (in)</w:t>
+              <w:t xml:space="preserve">Nom </w:t>
+            </w:r>
+            <w:proofErr w:type="spellStart"/>
+            <w:r>
+              <w:rPr>
+                <w:rFonts w:asciiTheme="minorHAnsi" w:eastAsia="Times New Roman" w:hAnsiTheme="minorHAnsi" w:cstheme="minorHAnsi"/>
+                <w:color w:val="FFFFFF"/>
+                <w:sz w:val="20"/>
+                <w:szCs w:val="20"/>
+                <w:lang w:val="en-AE" w:eastAsia="en-AE"/>
+              </w:rPr>
+              <w:t>Thk</w:t>
+            </w:r>
+            <w:proofErr w:type="spellEnd"/>
+            <w:r>
+              <w:rPr>
+                <w:rFonts w:asciiTheme="minorHAnsi" w:eastAsia="Times New Roman" w:hAnsiTheme="minorHAnsi" w:cstheme="minorHAnsi"/>
+                <w:color w:val="FFFFFF"/>
+                <w:sz w:val="20"/>
+                <w:szCs w:val="20"/>
+                <w:lang w:val="en-AE" w:eastAsia="en-AE"/>
+              </w:rPr>
+              <w:t xml:space="preserve"> (in)</w:t>
             </w:r>
           </w:p>
         </w:tc>
@@ -13433,7 +13680,29 @@
                 <w:szCs w:val="20"/>
                 <w:lang w:val="en-AE" w:eastAsia="en-AE"/>
               </w:rPr>
-              <w:t>Min Thk (in)</w:t>
+              <w:t xml:space="preserve">Min </w:t>
+            </w:r>
+            <w:proofErr w:type="spellStart"/>
+            <w:r>
+              <w:rPr>
+                <w:rFonts w:asciiTheme="minorHAnsi" w:eastAsia="Times New Roman" w:hAnsiTheme="minorHAnsi" w:cstheme="minorHAnsi"/>
+                <w:color w:val="FFFFFF"/>
+                <w:sz w:val="20"/>
+                <w:szCs w:val="20"/>
+                <w:lang w:val="en-AE" w:eastAsia="en-AE"/>
+              </w:rPr>
+              <w:t>Thk</w:t>
+            </w:r>
+            <w:proofErr w:type="spellEnd"/>
+            <w:r>
+              <w:rPr>
+                <w:rFonts w:asciiTheme="minorHAnsi" w:eastAsia="Times New Roman" w:hAnsiTheme="minorHAnsi" w:cstheme="minorHAnsi"/>
+                <w:color w:val="FFFFFF"/>
+                <w:sz w:val="20"/>
+                <w:szCs w:val="20"/>
+                <w:lang w:val="en-AE" w:eastAsia="en-AE"/>
+              </w:rPr>
+              <w:t xml:space="preserve"> (in)</w:t>
             </w:r>
           </w:p>
         </w:tc>
@@ -14099,8 +14368,22 @@
                 <w:szCs w:val="20"/>
                 <w:lang w:val="en-AE" w:eastAsia="en-AE"/>
               </w:rPr>
-              <w:t>_thirdPipe</w:t>
-            </w:r>
+              <w:t>_</w:t>
+            </w:r>
+            <w:proofErr w:type="spellStart"/>
+            <w:r>
+              <w:rPr>
+                <w:rFonts w:asciiTheme="minorHAnsi" w:eastAsia="Times New Roman" w:hAnsiTheme="minorHAnsi" w:cstheme="minorHAnsi"/>
+                <w:b/>
+                <w:bCs/>
+                <w:color w:val="FFFFFF"/>
+                <w:sz w:val="20"/>
+                <w:szCs w:val="20"/>
+                <w:lang w:val="en-AE" w:eastAsia="en-AE"/>
+              </w:rPr>
+              <w:t>thirdPipe</w:t>
+            </w:r>
+            <w:proofErr w:type="spellEnd"/>
             <w:r>
               <w:rPr>
                 <w:rFonts w:asciiTheme="minorHAnsi" w:eastAsia="Times New Roman" w:hAnsiTheme="minorHAnsi" w:cstheme="minorHAnsi"/>
@@ -14257,7 +14540,29 @@
                 <w:szCs w:val="20"/>
                 <w:lang w:val="en-AE" w:eastAsia="en-AE"/>
               </w:rPr>
-              <w:t>Nom Thk (in)</w:t>
+              <w:t xml:space="preserve">Nom </w:t>
+            </w:r>
+            <w:proofErr w:type="spellStart"/>
+            <w:r>
+              <w:rPr>
+                <w:rFonts w:asciiTheme="minorHAnsi" w:eastAsia="Times New Roman" w:hAnsiTheme="minorHAnsi" w:cstheme="minorHAnsi"/>
+                <w:color w:val="FFFFFF"/>
+                <w:sz w:val="20"/>
+                <w:szCs w:val="20"/>
+                <w:lang w:val="en-AE" w:eastAsia="en-AE"/>
+              </w:rPr>
+              <w:t>Thk</w:t>
+            </w:r>
+            <w:proofErr w:type="spellEnd"/>
+            <w:r>
+              <w:rPr>
+                <w:rFonts w:asciiTheme="minorHAnsi" w:eastAsia="Times New Roman" w:hAnsiTheme="minorHAnsi" w:cstheme="minorHAnsi"/>
+                <w:color w:val="FFFFFF"/>
+                <w:sz w:val="20"/>
+                <w:szCs w:val="20"/>
+                <w:lang w:val="en-AE" w:eastAsia="en-AE"/>
+              </w:rPr>
+              <w:t xml:space="preserve"> (in)</w:t>
             </w:r>
           </w:p>
         </w:tc>
@@ -14294,7 +14599,29 @@
                 <w:szCs w:val="20"/>
                 <w:lang w:val="en-AE" w:eastAsia="en-AE"/>
               </w:rPr>
-              <w:t>Min Thk (in)</w:t>
+              <w:t xml:space="preserve">Min </w:t>
+            </w:r>
+            <w:proofErr w:type="spellStart"/>
+            <w:r>
+              <w:rPr>
+                <w:rFonts w:asciiTheme="minorHAnsi" w:eastAsia="Times New Roman" w:hAnsiTheme="minorHAnsi" w:cstheme="minorHAnsi"/>
+                <w:color w:val="FFFFFF"/>
+                <w:sz w:val="20"/>
+                <w:szCs w:val="20"/>
+                <w:lang w:val="en-AE" w:eastAsia="en-AE"/>
+              </w:rPr>
+              <w:t>Thk</w:t>
+            </w:r>
+            <w:proofErr w:type="spellEnd"/>
+            <w:r>
+              <w:rPr>
+                <w:rFonts w:asciiTheme="minorHAnsi" w:eastAsia="Times New Roman" w:hAnsiTheme="minorHAnsi" w:cstheme="minorHAnsi"/>
+                <w:color w:val="FFFFFF"/>
+                <w:sz w:val="20"/>
+                <w:szCs w:val="20"/>
+                <w:lang w:val="en-AE" w:eastAsia="en-AE"/>
+              </w:rPr>
+              <w:t xml:space="preserve"> (in)</w:t>
             </w:r>
           </w:p>
         </w:tc>
@@ -14976,8 +15303,22 @@
                 <w:szCs w:val="20"/>
                 <w:lang w:val="en-AE" w:eastAsia="en-AE"/>
               </w:rPr>
-              <w:t>_fourthPipe</w:t>
-            </w:r>
+              <w:t>_</w:t>
+            </w:r>
+            <w:proofErr w:type="spellStart"/>
+            <w:r>
+              <w:rPr>
+                <w:rFonts w:asciiTheme="minorHAnsi" w:eastAsia="Times New Roman" w:hAnsiTheme="minorHAnsi" w:cstheme="minorHAnsi"/>
+                <w:b/>
+                <w:bCs/>
+                <w:color w:val="FFFFFF"/>
+                <w:sz w:val="20"/>
+                <w:szCs w:val="20"/>
+                <w:lang w:val="en-AE" w:eastAsia="en-AE"/>
+              </w:rPr>
+              <w:t>fourthPipe</w:t>
+            </w:r>
+            <w:proofErr w:type="spellEnd"/>
             <w:r>
               <w:rPr>
                 <w:rFonts w:asciiTheme="minorHAnsi" w:eastAsia="Times New Roman" w:hAnsiTheme="minorHAnsi" w:cstheme="minorHAnsi"/>
@@ -15134,7 +15475,29 @@
                 <w:szCs w:val="20"/>
                 <w:lang w:val="en-AE" w:eastAsia="en-AE"/>
               </w:rPr>
-              <w:t>Nom Thk (in)</w:t>
+              <w:t xml:space="preserve">Nom </w:t>
+            </w:r>
+            <w:proofErr w:type="spellStart"/>
+            <w:r>
+              <w:rPr>
+                <w:rFonts w:asciiTheme="minorHAnsi" w:eastAsia="Times New Roman" w:hAnsiTheme="minorHAnsi" w:cstheme="minorHAnsi"/>
+                <w:color w:val="FFFFFF"/>
+                <w:sz w:val="20"/>
+                <w:szCs w:val="20"/>
+                <w:lang w:val="en-AE" w:eastAsia="en-AE"/>
+              </w:rPr>
+              <w:t>Thk</w:t>
+            </w:r>
+            <w:proofErr w:type="spellEnd"/>
+            <w:r>
+              <w:rPr>
+                <w:rFonts w:asciiTheme="minorHAnsi" w:eastAsia="Times New Roman" w:hAnsiTheme="minorHAnsi" w:cstheme="minorHAnsi"/>
+                <w:color w:val="FFFFFF"/>
+                <w:sz w:val="20"/>
+                <w:szCs w:val="20"/>
+                <w:lang w:val="en-AE" w:eastAsia="en-AE"/>
+              </w:rPr>
+              <w:t xml:space="preserve"> (in)</w:t>
             </w:r>
           </w:p>
         </w:tc>
@@ -15171,7 +15534,29 @@
                 <w:szCs w:val="20"/>
                 <w:lang w:val="en-AE" w:eastAsia="en-AE"/>
               </w:rPr>
-              <w:t>Min Thk (in)</w:t>
+              <w:t xml:space="preserve">Min </w:t>
+            </w:r>
+            <w:proofErr w:type="spellStart"/>
+            <w:r>
+              <w:rPr>
+                <w:rFonts w:asciiTheme="minorHAnsi" w:eastAsia="Times New Roman" w:hAnsiTheme="minorHAnsi" w:cstheme="minorHAnsi"/>
+                <w:color w:val="FFFFFF"/>
+                <w:sz w:val="20"/>
+                <w:szCs w:val="20"/>
+                <w:lang w:val="en-AE" w:eastAsia="en-AE"/>
+              </w:rPr>
+              <w:t>Thk</w:t>
+            </w:r>
+            <w:proofErr w:type="spellEnd"/>
+            <w:r>
+              <w:rPr>
+                <w:rFonts w:asciiTheme="minorHAnsi" w:eastAsia="Times New Roman" w:hAnsiTheme="minorHAnsi" w:cstheme="minorHAnsi"/>
+                <w:color w:val="FFFFFF"/>
+                <w:sz w:val="20"/>
+                <w:szCs w:val="20"/>
+                <w:lang w:val="en-AE" w:eastAsia="en-AE"/>
+              </w:rPr>
+              <w:t xml:space="preserve"> (in)</w:t>
             </w:r>
           </w:p>
         </w:tc>
@@ -15781,8 +16166,22 @@
                 <w:szCs w:val="20"/>
                 <w:lang w:val="en-AE" w:eastAsia="en-AE"/>
               </w:rPr>
-              <w:t>_fifthPipe</w:t>
-            </w:r>
+              <w:t>_</w:t>
+            </w:r>
+            <w:proofErr w:type="spellStart"/>
+            <w:r>
+              <w:rPr>
+                <w:rFonts w:asciiTheme="minorHAnsi" w:eastAsia="Times New Roman" w:hAnsiTheme="minorHAnsi" w:cstheme="minorHAnsi"/>
+                <w:b/>
+                <w:bCs/>
+                <w:color w:val="FFFFFF"/>
+                <w:sz w:val="20"/>
+                <w:szCs w:val="20"/>
+                <w:lang w:val="en-AE" w:eastAsia="en-AE"/>
+              </w:rPr>
+              <w:t>fifthPipe</w:t>
+            </w:r>
+            <w:proofErr w:type="spellEnd"/>
             <w:r>
               <w:rPr>
                 <w:rFonts w:asciiTheme="minorHAnsi" w:eastAsia="Times New Roman" w:hAnsiTheme="minorHAnsi" w:cstheme="minorHAnsi"/>
@@ -15939,7 +16338,29 @@
                 <w:szCs w:val="20"/>
                 <w:lang w:val="en-AE" w:eastAsia="en-AE"/>
               </w:rPr>
-              <w:t>Nom Thk (in)</w:t>
+              <w:t xml:space="preserve">Nom </w:t>
+            </w:r>
+            <w:proofErr w:type="spellStart"/>
+            <w:r>
+              <w:rPr>
+                <w:rFonts w:asciiTheme="minorHAnsi" w:eastAsia="Times New Roman" w:hAnsiTheme="minorHAnsi" w:cstheme="minorHAnsi"/>
+                <w:color w:val="FFFFFF"/>
+                <w:sz w:val="20"/>
+                <w:szCs w:val="20"/>
+                <w:lang w:val="en-AE" w:eastAsia="en-AE"/>
+              </w:rPr>
+              <w:t>Thk</w:t>
+            </w:r>
+            <w:proofErr w:type="spellEnd"/>
+            <w:r>
+              <w:rPr>
+                <w:rFonts w:asciiTheme="minorHAnsi" w:eastAsia="Times New Roman" w:hAnsiTheme="minorHAnsi" w:cstheme="minorHAnsi"/>
+                <w:color w:val="FFFFFF"/>
+                <w:sz w:val="20"/>
+                <w:szCs w:val="20"/>
+                <w:lang w:val="en-AE" w:eastAsia="en-AE"/>
+              </w:rPr>
+              <w:t xml:space="preserve"> (in)</w:t>
             </w:r>
           </w:p>
         </w:tc>
@@ -15976,7 +16397,29 @@
                 <w:szCs w:val="20"/>
                 <w:lang w:val="en-AE" w:eastAsia="en-AE"/>
               </w:rPr>
-              <w:t>Min Thk (in)</w:t>
+              <w:t xml:space="preserve">Min </w:t>
+            </w:r>
+            <w:proofErr w:type="spellStart"/>
+            <w:r>
+              <w:rPr>
+                <w:rFonts w:asciiTheme="minorHAnsi" w:eastAsia="Times New Roman" w:hAnsiTheme="minorHAnsi" w:cstheme="minorHAnsi"/>
+                <w:color w:val="FFFFFF"/>
+                <w:sz w:val="20"/>
+                <w:szCs w:val="20"/>
+                <w:lang w:val="en-AE" w:eastAsia="en-AE"/>
+              </w:rPr>
+              <w:t>Thk</w:t>
+            </w:r>
+            <w:proofErr w:type="spellEnd"/>
+            <w:r>
+              <w:rPr>
+                <w:rFonts w:asciiTheme="minorHAnsi" w:eastAsia="Times New Roman" w:hAnsiTheme="minorHAnsi" w:cstheme="minorHAnsi"/>
+                <w:color w:val="FFFFFF"/>
+                <w:sz w:val="20"/>
+                <w:szCs w:val="20"/>
+                <w:lang w:val="en-AE" w:eastAsia="en-AE"/>
+              </w:rPr>
+              <w:t xml:space="preserve"> (in)</w:t>
             </w:r>
           </w:p>
         </w:tc>
@@ -16586,8 +17029,22 @@
                 <w:szCs w:val="20"/>
                 <w:lang w:val="en-AE" w:eastAsia="en-AE"/>
               </w:rPr>
-              <w:t>_sixthPipe</w:t>
-            </w:r>
+              <w:t>_</w:t>
+            </w:r>
+            <w:proofErr w:type="spellStart"/>
+            <w:r>
+              <w:rPr>
+                <w:rFonts w:asciiTheme="minorHAnsi" w:eastAsia="Times New Roman" w:hAnsiTheme="minorHAnsi" w:cstheme="minorHAnsi"/>
+                <w:b/>
+                <w:bCs/>
+                <w:color w:val="FFFFFF"/>
+                <w:sz w:val="20"/>
+                <w:szCs w:val="20"/>
+                <w:lang w:val="en-AE" w:eastAsia="en-AE"/>
+              </w:rPr>
+              <w:t>sixthPipe</w:t>
+            </w:r>
+            <w:proofErr w:type="spellEnd"/>
             <w:r>
               <w:rPr>
                 <w:rFonts w:asciiTheme="minorHAnsi" w:eastAsia="Times New Roman" w:hAnsiTheme="minorHAnsi" w:cstheme="minorHAnsi"/>
@@ -16744,7 +17201,29 @@
                 <w:szCs w:val="20"/>
                 <w:lang w:val="en-AE" w:eastAsia="en-AE"/>
               </w:rPr>
-              <w:t>Nom Thk (in)</w:t>
+              <w:t xml:space="preserve">Nom </w:t>
+            </w:r>
+            <w:proofErr w:type="spellStart"/>
+            <w:r>
+              <w:rPr>
+                <w:rFonts w:asciiTheme="minorHAnsi" w:eastAsia="Times New Roman" w:hAnsiTheme="minorHAnsi" w:cstheme="minorHAnsi"/>
+                <w:color w:val="FFFFFF"/>
+                <w:sz w:val="20"/>
+                <w:szCs w:val="20"/>
+                <w:lang w:val="en-AE" w:eastAsia="en-AE"/>
+              </w:rPr>
+              <w:t>Thk</w:t>
+            </w:r>
+            <w:proofErr w:type="spellEnd"/>
+            <w:r>
+              <w:rPr>
+                <w:rFonts w:asciiTheme="minorHAnsi" w:eastAsia="Times New Roman" w:hAnsiTheme="minorHAnsi" w:cstheme="minorHAnsi"/>
+                <w:color w:val="FFFFFF"/>
+                <w:sz w:val="20"/>
+                <w:szCs w:val="20"/>
+                <w:lang w:val="en-AE" w:eastAsia="en-AE"/>
+              </w:rPr>
+              <w:t xml:space="preserve"> (in)</w:t>
             </w:r>
           </w:p>
         </w:tc>
@@ -16781,7 +17260,29 @@
                 <w:szCs w:val="20"/>
                 <w:lang w:val="en-AE" w:eastAsia="en-AE"/>
               </w:rPr>
-              <w:t>Min Thk (in)</w:t>
+              <w:t xml:space="preserve">Min </w:t>
+            </w:r>
+            <w:proofErr w:type="spellStart"/>
+            <w:r>
+              <w:rPr>
+                <w:rFonts w:asciiTheme="minorHAnsi" w:eastAsia="Times New Roman" w:hAnsiTheme="minorHAnsi" w:cstheme="minorHAnsi"/>
+                <w:color w:val="FFFFFF"/>
+                <w:sz w:val="20"/>
+                <w:szCs w:val="20"/>
+                <w:lang w:val="en-AE" w:eastAsia="en-AE"/>
+              </w:rPr>
+              <w:t>Thk</w:t>
+            </w:r>
+            <w:proofErr w:type="spellEnd"/>
+            <w:r>
+              <w:rPr>
+                <w:rFonts w:asciiTheme="minorHAnsi" w:eastAsia="Times New Roman" w:hAnsiTheme="minorHAnsi" w:cstheme="minorHAnsi"/>
+                <w:color w:val="FFFFFF"/>
+                <w:sz w:val="20"/>
+                <w:szCs w:val="20"/>
+                <w:lang w:val="en-AE" w:eastAsia="en-AE"/>
+              </w:rPr>
+              <w:t xml:space="preserve"> (in)</w:t>
             </w:r>
           </w:p>
         </w:tc>
@@ -17306,8 +17807,8 @@
           <w:color w:val="auto"/>
         </w:rPr>
       </w:pPr>
-      <w:bookmarkStart w:id="25" w:name="_Toc230601030"/>
-      <w:bookmarkEnd w:id="24"/>
+      <w:bookmarkStart w:id="23" w:name="_Toc230601030"/>
+      <w:bookmarkEnd w:id="22"/>
       <w:r>
         <w:rPr>
           <w:color w:val="auto"/>
@@ -17333,14 +17834,14 @@
         </w:rPr>
         <w:t>Display</w:t>
       </w:r>
-      <w:bookmarkEnd w:id="25"/>
+      <w:bookmarkEnd w:id="23"/>
       <w:r>
         <w:rPr>
           <w:color w:val="auto"/>
         </w:rPr>
         <w:t xml:space="preserve"> </w:t>
       </w:r>
-      <w:bookmarkStart w:id="26" w:name="_Hlk35944342"/>
+      <w:bookmarkStart w:id="24" w:name="_Hlk35944342"/>
     </w:p>
     <w:tbl>
       <w:tblPr>
@@ -18106,8 +18607,8 @@
         </w:rPr>
         <w:t xml:space="preserve"> - Raw Data</w:t>
       </w:r>
-      <w:bookmarkStart w:id="27" w:name="_Hlk48378957"/>
-      <w:bookmarkEnd w:id="26"/>
+      <w:bookmarkStart w:id="25" w:name="_Hlk48378957"/>
+      <w:bookmarkEnd w:id="24"/>
       <w:r>
         <w:rPr>
           <w:color w:val="auto"/>
@@ -18122,7 +18623,7 @@
           <w:color w:val="auto"/>
         </w:rPr>
       </w:pPr>
-      <w:bookmarkStart w:id="28" w:name="_Toc230601031"/>
+      <w:bookmarkStart w:id="26" w:name="_Toc230601031"/>
       <w:r>
         <w:rPr>
           <w:color w:val="auto"/>
@@ -18142,15 +18643,15 @@
         </w:rPr>
         <w:t>Display</w:t>
       </w:r>
-      <w:bookmarkEnd w:id="28"/>
+      <w:bookmarkEnd w:id="26"/>
       <w:r>
         <w:rPr>
           <w:color w:val="auto"/>
         </w:rPr>
         <w:t xml:space="preserve"> </w:t>
       </w:r>
-      <w:bookmarkStart w:id="29" w:name="_Hlk35944407"/>
-      <w:bookmarkEnd w:id="27"/>
+      <w:bookmarkStart w:id="27" w:name="_Hlk35944407"/>
+      <w:bookmarkEnd w:id="25"/>
     </w:p>
     <w:tbl>
       <w:tblPr>
@@ -18273,7 +18774,7 @@
         </w:rPr>
         <w:t xml:space="preserve"> Evaluation Results</w:t>
       </w:r>
-      <w:bookmarkEnd w:id="29"/>
+      <w:bookmarkEnd w:id="27"/>
     </w:p>
     <w:p>
       <w:pPr>
@@ -18282,14 +18783,14 @@
           <w:color w:val="auto"/>
         </w:rPr>
       </w:pPr>
-      <w:bookmarkStart w:id="30" w:name="_Toc230601032"/>
+      <w:bookmarkStart w:id="28" w:name="_Toc230601032"/>
       <w:r>
         <w:rPr>
           <w:color w:val="auto"/>
         </w:rPr>
         <w:t>Temperature Data and GR Log Display</w:t>
       </w:r>
-      <w:bookmarkEnd w:id="30"/>
+      <w:bookmarkEnd w:id="28"/>
     </w:p>
     <w:tbl>
       <w:tblPr>
@@ -18325,7 +18826,15 @@
               <w:jc w:val="center"/>
             </w:pPr>
             <w:r>
-              <w:t>{{tempgr}}</w:t>
+              <w:t>{{</w:t>
+            </w:r>
+            <w:proofErr w:type="spellStart"/>
+            <w:r>
+              <w:t>tempgr</w:t>
+            </w:r>
+            <w:proofErr w:type="spellEnd"/>
+            <w:r>
+              <w:t>}}</w:t>
             </w:r>
           </w:p>
         </w:tc>
@@ -18365,7 +18874,7 @@
           <w:color w:val="auto"/>
         </w:rPr>
       </w:pPr>
-      <w:bookmarkStart w:id="31" w:name="_Toc230601033"/>
+      <w:bookmarkStart w:id="29" w:name="_Toc230601033"/>
       <w:r>
         <w:rPr>
           <w:color w:val="auto"/>
@@ -18378,7 +18887,7 @@
         </w:rPr>
         <w:t xml:space="preserve"> and Hotspots</w:t>
       </w:r>
-      <w:bookmarkEnd w:id="31"/>
+      <w:bookmarkEnd w:id="29"/>
     </w:p>
     <w:tbl>
       <w:tblPr>
@@ -18414,7 +18923,15 @@
               <w:jc w:val="center"/>
             </w:pPr>
             <w:r>
-              <w:t>{{wh}}</w:t>
+              <w:t>{{</w:t>
+            </w:r>
+            <w:proofErr w:type="spellStart"/>
+            <w:r>
+              <w:t>wh</w:t>
+            </w:r>
+            <w:proofErr w:type="spellEnd"/>
+            <w:r>
+              <w:t>}}</w:t>
             </w:r>
           </w:p>
         </w:tc>
@@ -18763,7 +19280,29 @@
           <w:sz w:val="20"/>
           <w:szCs w:val="20"/>
         </w:rPr>
-        <w:t>{{damage_block_start}}</w:t>
+        <w:t>{{</w:t>
+      </w:r>
+      <w:proofErr w:type="spellStart"/>
+      <w:r>
+        <w:rPr>
+          <w:rFonts w:asciiTheme="minorHAnsi" w:hAnsiTheme="minorHAnsi" w:cstheme="minorHAnsi"/>
+          <w:i/>
+          <w:iCs/>
+          <w:sz w:val="20"/>
+          <w:szCs w:val="20"/>
+        </w:rPr>
+        <w:t>damage_block_start</w:t>
+      </w:r>
+      <w:proofErr w:type="spellEnd"/>
+      <w:r>
+        <w:rPr>
+          <w:rFonts w:asciiTheme="minorHAnsi" w:hAnsiTheme="minorHAnsi" w:cstheme="minorHAnsi"/>
+          <w:i/>
+          <w:iCs/>
+          <w:sz w:val="20"/>
+          <w:szCs w:val="20"/>
+        </w:rPr>
+        <w:t>}}</w:t>
       </w:r>
     </w:p>
     <w:tbl>
@@ -19874,7 +20413,29 @@
           <w:sz w:val="20"/>
           <w:szCs w:val="20"/>
         </w:rPr>
-        <w:t>{{damage_block_end}}</w:t>
+        <w:t>{{</w:t>
+      </w:r>
+      <w:proofErr w:type="spellStart"/>
+      <w:r>
+        <w:rPr>
+          <w:rFonts w:asciiTheme="minorHAnsi" w:hAnsiTheme="minorHAnsi" w:cstheme="minorHAnsi"/>
+          <w:i/>
+          <w:iCs/>
+          <w:sz w:val="20"/>
+          <w:szCs w:val="20"/>
+        </w:rPr>
+        <w:t>damage_block_end</w:t>
+      </w:r>
+      <w:proofErr w:type="spellEnd"/>
+      <w:r>
+        <w:rPr>
+          <w:rFonts w:asciiTheme="minorHAnsi" w:hAnsiTheme="minorHAnsi" w:cstheme="minorHAnsi"/>
+          <w:i/>
+          <w:iCs/>
+          <w:sz w:val="20"/>
+          <w:szCs w:val="20"/>
+        </w:rPr>
+        <w:t>}}</w:t>
       </w:r>
     </w:p>
     <w:p>
@@ -19907,7 +20468,7 @@
           <w:color w:val="auto"/>
         </w:rPr>
       </w:pPr>
-      <w:bookmarkStart w:id="32" w:name="_Toc230601034"/>
+      <w:bookmarkStart w:id="30" w:name="_Toc230601034"/>
       <w:r>
         <w:rPr>
           <w:color w:val="auto"/>
@@ -19915,8 +20476,8 @@
         <w:lastRenderedPageBreak/>
         <w:t>Tabulated Joints Metal Loss</w:t>
       </w:r>
-      <w:bookmarkStart w:id="33" w:name="_Toc26179971"/>
-      <w:bookmarkEnd w:id="32"/>
+      <w:bookmarkStart w:id="31" w:name="_Toc26179971"/>
+      <w:bookmarkEnd w:id="30"/>
     </w:p>
     <w:p>
       <w:pPr>
@@ -20063,8 +20624,9 @@
                 <w:szCs w:val="20"/>
                 <w:lang w:val="en-AE" w:eastAsia="en-AE"/>
               </w:rPr>
-              <w:t>{{joints_</w:t>
-            </w:r>
+              <w:t>{{</w:t>
+            </w:r>
+            <w:proofErr w:type="spellStart"/>
             <w:r>
               <w:rPr>
                 <w:rFonts w:asciiTheme="minorHAnsi" w:eastAsia="Times New Roman" w:hAnsiTheme="minorHAnsi" w:cstheme="minorHAnsi"/>
@@ -20073,8 +20635,19 @@
                 <w:szCs w:val="20"/>
                 <w:lang w:val="en-AE" w:eastAsia="en-AE"/>
               </w:rPr>
+              <w:t>joints_</w:t>
+            </w:r>
+            <w:r>
+              <w:rPr>
+                <w:rFonts w:asciiTheme="minorHAnsi" w:eastAsia="Times New Roman" w:hAnsiTheme="minorHAnsi" w:cstheme="minorHAnsi"/>
+                <w:color w:val="FFFFFF"/>
+                <w:sz w:val="20"/>
+                <w:szCs w:val="20"/>
+                <w:lang w:val="en-AE" w:eastAsia="en-AE"/>
+              </w:rPr>
               <w:t>firstPipe</w:t>
             </w:r>
+            <w:proofErr w:type="spellEnd"/>
             <w:r>
               <w:rPr>
                 <w:rFonts w:asciiTheme="minorHAnsi" w:eastAsia="Times New Roman" w:hAnsiTheme="minorHAnsi" w:cstheme="minorHAnsi"/>
@@ -20231,7 +20804,29 @@
                 <w:szCs w:val="20"/>
                 <w:lang w:val="en-AE" w:eastAsia="en-AE"/>
               </w:rPr>
-              <w:t>Nom Thk (in)</w:t>
+              <w:t xml:space="preserve">Nom </w:t>
+            </w:r>
+            <w:proofErr w:type="spellStart"/>
+            <w:r>
+              <w:rPr>
+                <w:rFonts w:asciiTheme="minorHAnsi" w:eastAsia="Times New Roman" w:hAnsiTheme="minorHAnsi" w:cstheme="minorHAnsi"/>
+                <w:color w:val="FFFFFF"/>
+                <w:sz w:val="20"/>
+                <w:szCs w:val="20"/>
+                <w:lang w:val="en-AE" w:eastAsia="en-AE"/>
+              </w:rPr>
+              <w:t>Thk</w:t>
+            </w:r>
+            <w:proofErr w:type="spellEnd"/>
+            <w:r>
+              <w:rPr>
+                <w:rFonts w:asciiTheme="minorHAnsi" w:eastAsia="Times New Roman" w:hAnsiTheme="minorHAnsi" w:cstheme="minorHAnsi"/>
+                <w:color w:val="FFFFFF"/>
+                <w:sz w:val="20"/>
+                <w:szCs w:val="20"/>
+                <w:lang w:val="en-AE" w:eastAsia="en-AE"/>
+              </w:rPr>
+              <w:t xml:space="preserve"> (in)</w:t>
             </w:r>
           </w:p>
         </w:tc>
@@ -20268,7 +20863,29 @@
                 <w:szCs w:val="20"/>
                 <w:lang w:val="en-AE" w:eastAsia="en-AE"/>
               </w:rPr>
-              <w:t>Min Thk (in)</w:t>
+              <w:t xml:space="preserve">Min </w:t>
+            </w:r>
+            <w:proofErr w:type="spellStart"/>
+            <w:r>
+              <w:rPr>
+                <w:rFonts w:asciiTheme="minorHAnsi" w:eastAsia="Times New Roman" w:hAnsiTheme="minorHAnsi" w:cstheme="minorHAnsi"/>
+                <w:color w:val="FFFFFF"/>
+                <w:sz w:val="20"/>
+                <w:szCs w:val="20"/>
+                <w:lang w:val="en-AE" w:eastAsia="en-AE"/>
+              </w:rPr>
+              <w:t>Thk</w:t>
+            </w:r>
+            <w:proofErr w:type="spellEnd"/>
+            <w:r>
+              <w:rPr>
+                <w:rFonts w:asciiTheme="minorHAnsi" w:eastAsia="Times New Roman" w:hAnsiTheme="minorHAnsi" w:cstheme="minorHAnsi"/>
+                <w:color w:val="FFFFFF"/>
+                <w:sz w:val="20"/>
+                <w:szCs w:val="20"/>
+                <w:lang w:val="en-AE" w:eastAsia="en-AE"/>
+              </w:rPr>
+              <w:t xml:space="preserve"> (in)</w:t>
             </w:r>
           </w:p>
         </w:tc>
@@ -20908,7 +21525,29 @@
                 <w:szCs w:val="20"/>
                 <w:lang w:val="en-AE" w:eastAsia="en-AE"/>
               </w:rPr>
-              <w:t>{{joints_secondPipe}}</w:t>
+              <w:t>{{</w:t>
+            </w:r>
+            <w:proofErr w:type="spellStart"/>
+            <w:r>
+              <w:rPr>
+                <w:rFonts w:asciiTheme="minorHAnsi" w:eastAsia="Times New Roman" w:hAnsiTheme="minorHAnsi" w:cstheme="minorHAnsi"/>
+                <w:color w:val="FFFFFF"/>
+                <w:sz w:val="20"/>
+                <w:szCs w:val="20"/>
+                <w:lang w:val="en-AE" w:eastAsia="en-AE"/>
+              </w:rPr>
+              <w:t>joints_secondPipe</w:t>
+            </w:r>
+            <w:proofErr w:type="spellEnd"/>
+            <w:r>
+              <w:rPr>
+                <w:rFonts w:asciiTheme="minorHAnsi" w:eastAsia="Times New Roman" w:hAnsiTheme="minorHAnsi" w:cstheme="minorHAnsi"/>
+                <w:color w:val="FFFFFF"/>
+                <w:sz w:val="20"/>
+                <w:szCs w:val="20"/>
+                <w:lang w:val="en-AE" w:eastAsia="en-AE"/>
+              </w:rPr>
+              <w:t>}}</w:t>
             </w:r>
           </w:p>
         </w:tc>
@@ -21056,7 +21695,29 @@
                 <w:szCs w:val="20"/>
                 <w:lang w:val="en-AE" w:eastAsia="en-AE"/>
               </w:rPr>
-              <w:t>Nom Thk (in)</w:t>
+              <w:t xml:space="preserve">Nom </w:t>
+            </w:r>
+            <w:proofErr w:type="spellStart"/>
+            <w:r>
+              <w:rPr>
+                <w:rFonts w:asciiTheme="minorHAnsi" w:eastAsia="Times New Roman" w:hAnsiTheme="minorHAnsi" w:cstheme="minorHAnsi"/>
+                <w:color w:val="FFFFFF"/>
+                <w:sz w:val="20"/>
+                <w:szCs w:val="20"/>
+                <w:lang w:val="en-AE" w:eastAsia="en-AE"/>
+              </w:rPr>
+              <w:t>Thk</w:t>
+            </w:r>
+            <w:proofErr w:type="spellEnd"/>
+            <w:r>
+              <w:rPr>
+                <w:rFonts w:asciiTheme="minorHAnsi" w:eastAsia="Times New Roman" w:hAnsiTheme="minorHAnsi" w:cstheme="minorHAnsi"/>
+                <w:color w:val="FFFFFF"/>
+                <w:sz w:val="20"/>
+                <w:szCs w:val="20"/>
+                <w:lang w:val="en-AE" w:eastAsia="en-AE"/>
+              </w:rPr>
+              <w:t xml:space="preserve"> (in)</w:t>
             </w:r>
           </w:p>
         </w:tc>
@@ -21093,7 +21754,29 @@
                 <w:szCs w:val="20"/>
                 <w:lang w:val="en-AE" w:eastAsia="en-AE"/>
               </w:rPr>
-              <w:t>Min Thk (in)</w:t>
+              <w:t xml:space="preserve">Min </w:t>
+            </w:r>
+            <w:proofErr w:type="spellStart"/>
+            <w:r>
+              <w:rPr>
+                <w:rFonts w:asciiTheme="minorHAnsi" w:eastAsia="Times New Roman" w:hAnsiTheme="minorHAnsi" w:cstheme="minorHAnsi"/>
+                <w:color w:val="FFFFFF"/>
+                <w:sz w:val="20"/>
+                <w:szCs w:val="20"/>
+                <w:lang w:val="en-AE" w:eastAsia="en-AE"/>
+              </w:rPr>
+              <w:t>Thk</w:t>
+            </w:r>
+            <w:proofErr w:type="spellEnd"/>
+            <w:r>
+              <w:rPr>
+                <w:rFonts w:asciiTheme="minorHAnsi" w:eastAsia="Times New Roman" w:hAnsiTheme="minorHAnsi" w:cstheme="minorHAnsi"/>
+                <w:color w:val="FFFFFF"/>
+                <w:sz w:val="20"/>
+                <w:szCs w:val="20"/>
+                <w:lang w:val="en-AE" w:eastAsia="en-AE"/>
+              </w:rPr>
+              <w:t xml:space="preserve"> (in)</w:t>
             </w:r>
           </w:p>
         </w:tc>
@@ -21753,7 +22436,29 @@
                 <w:szCs w:val="20"/>
                 <w:lang w:val="en-AE" w:eastAsia="en-AE"/>
               </w:rPr>
-              <w:t>{{joints_thirdPipe}}</w:t>
+              <w:t>{{</w:t>
+            </w:r>
+            <w:proofErr w:type="spellStart"/>
+            <w:r>
+              <w:rPr>
+                <w:rFonts w:asciiTheme="minorHAnsi" w:eastAsia="Times New Roman" w:hAnsiTheme="minorHAnsi" w:cstheme="minorHAnsi"/>
+                <w:color w:val="FFFFFF"/>
+                <w:sz w:val="20"/>
+                <w:szCs w:val="20"/>
+                <w:lang w:val="en-AE" w:eastAsia="en-AE"/>
+              </w:rPr>
+              <w:t>joints_thirdPipe</w:t>
+            </w:r>
+            <w:proofErr w:type="spellEnd"/>
+            <w:r>
+              <w:rPr>
+                <w:rFonts w:asciiTheme="minorHAnsi" w:eastAsia="Times New Roman" w:hAnsiTheme="minorHAnsi" w:cstheme="minorHAnsi"/>
+                <w:color w:val="FFFFFF"/>
+                <w:sz w:val="20"/>
+                <w:szCs w:val="20"/>
+                <w:lang w:val="en-AE" w:eastAsia="en-AE"/>
+              </w:rPr>
+              <w:t>}}</w:t>
             </w:r>
           </w:p>
         </w:tc>
@@ -21901,7 +22606,29 @@
                 <w:szCs w:val="20"/>
                 <w:lang w:val="en-AE" w:eastAsia="en-AE"/>
               </w:rPr>
-              <w:t>Nom Thk (in)</w:t>
+              <w:t xml:space="preserve">Nom </w:t>
+            </w:r>
+            <w:proofErr w:type="spellStart"/>
+            <w:r>
+              <w:rPr>
+                <w:rFonts w:asciiTheme="minorHAnsi" w:eastAsia="Times New Roman" w:hAnsiTheme="minorHAnsi" w:cstheme="minorHAnsi"/>
+                <w:color w:val="FFFFFF"/>
+                <w:sz w:val="20"/>
+                <w:szCs w:val="20"/>
+                <w:lang w:val="en-AE" w:eastAsia="en-AE"/>
+              </w:rPr>
+              <w:t>Thk</w:t>
+            </w:r>
+            <w:proofErr w:type="spellEnd"/>
+            <w:r>
+              <w:rPr>
+                <w:rFonts w:asciiTheme="minorHAnsi" w:eastAsia="Times New Roman" w:hAnsiTheme="minorHAnsi" w:cstheme="minorHAnsi"/>
+                <w:color w:val="FFFFFF"/>
+                <w:sz w:val="20"/>
+                <w:szCs w:val="20"/>
+                <w:lang w:val="en-AE" w:eastAsia="en-AE"/>
+              </w:rPr>
+              <w:t xml:space="preserve"> (in)</w:t>
             </w:r>
           </w:p>
         </w:tc>
@@ -21938,7 +22665,29 @@
                 <w:szCs w:val="20"/>
                 <w:lang w:val="en-AE" w:eastAsia="en-AE"/>
               </w:rPr>
-              <w:t>Min Thk (in)</w:t>
+              <w:t xml:space="preserve">Min </w:t>
+            </w:r>
+            <w:proofErr w:type="spellStart"/>
+            <w:r>
+              <w:rPr>
+                <w:rFonts w:asciiTheme="minorHAnsi" w:eastAsia="Times New Roman" w:hAnsiTheme="minorHAnsi" w:cstheme="minorHAnsi"/>
+                <w:color w:val="FFFFFF"/>
+                <w:sz w:val="20"/>
+                <w:szCs w:val="20"/>
+                <w:lang w:val="en-AE" w:eastAsia="en-AE"/>
+              </w:rPr>
+              <w:t>Thk</w:t>
+            </w:r>
+            <w:proofErr w:type="spellEnd"/>
+            <w:r>
+              <w:rPr>
+                <w:rFonts w:asciiTheme="minorHAnsi" w:eastAsia="Times New Roman" w:hAnsiTheme="minorHAnsi" w:cstheme="minorHAnsi"/>
+                <w:color w:val="FFFFFF"/>
+                <w:sz w:val="20"/>
+                <w:szCs w:val="20"/>
+                <w:lang w:val="en-AE" w:eastAsia="en-AE"/>
+              </w:rPr>
+              <w:t xml:space="preserve"> (in)</w:t>
             </w:r>
           </w:p>
         </w:tc>
@@ -22618,7 +23367,29 @@
                 <w:szCs w:val="20"/>
                 <w:lang w:val="en-AE" w:eastAsia="en-AE"/>
               </w:rPr>
-              <w:t>{{joints_fourthPipe}}</w:t>
+              <w:t>{{</w:t>
+            </w:r>
+            <w:proofErr w:type="spellStart"/>
+            <w:r>
+              <w:rPr>
+                <w:rFonts w:asciiTheme="minorHAnsi" w:eastAsia="Times New Roman" w:hAnsiTheme="minorHAnsi" w:cstheme="minorHAnsi"/>
+                <w:color w:val="FFFFFF"/>
+                <w:sz w:val="20"/>
+                <w:szCs w:val="20"/>
+                <w:lang w:val="en-AE" w:eastAsia="en-AE"/>
+              </w:rPr>
+              <w:t>joints_fourthPipe</w:t>
+            </w:r>
+            <w:proofErr w:type="spellEnd"/>
+            <w:r>
+              <w:rPr>
+                <w:rFonts w:asciiTheme="minorHAnsi" w:eastAsia="Times New Roman" w:hAnsiTheme="minorHAnsi" w:cstheme="minorHAnsi"/>
+                <w:color w:val="FFFFFF"/>
+                <w:sz w:val="20"/>
+                <w:szCs w:val="20"/>
+                <w:lang w:val="en-AE" w:eastAsia="en-AE"/>
+              </w:rPr>
+              <w:t>}}</w:t>
             </w:r>
           </w:p>
         </w:tc>
@@ -22766,7 +23537,29 @@
                 <w:szCs w:val="20"/>
                 <w:lang w:val="en-AE" w:eastAsia="en-AE"/>
               </w:rPr>
-              <w:t>Nom Thk (in)</w:t>
+              <w:t xml:space="preserve">Nom </w:t>
+            </w:r>
+            <w:proofErr w:type="spellStart"/>
+            <w:r>
+              <w:rPr>
+                <w:rFonts w:asciiTheme="minorHAnsi" w:eastAsia="Times New Roman" w:hAnsiTheme="minorHAnsi" w:cstheme="minorHAnsi"/>
+                <w:color w:val="FFFFFF"/>
+                <w:sz w:val="20"/>
+                <w:szCs w:val="20"/>
+                <w:lang w:val="en-AE" w:eastAsia="en-AE"/>
+              </w:rPr>
+              <w:t>Thk</w:t>
+            </w:r>
+            <w:proofErr w:type="spellEnd"/>
+            <w:r>
+              <w:rPr>
+                <w:rFonts w:asciiTheme="minorHAnsi" w:eastAsia="Times New Roman" w:hAnsiTheme="minorHAnsi" w:cstheme="minorHAnsi"/>
+                <w:color w:val="FFFFFF"/>
+                <w:sz w:val="20"/>
+                <w:szCs w:val="20"/>
+                <w:lang w:val="en-AE" w:eastAsia="en-AE"/>
+              </w:rPr>
+              <w:t xml:space="preserve"> (in)</w:t>
             </w:r>
           </w:p>
         </w:tc>
@@ -22803,7 +23596,29 @@
                 <w:szCs w:val="20"/>
                 <w:lang w:val="en-AE" w:eastAsia="en-AE"/>
               </w:rPr>
-              <w:t>Min Thk (in)</w:t>
+              <w:t xml:space="preserve">Min </w:t>
+            </w:r>
+            <w:proofErr w:type="spellStart"/>
+            <w:r>
+              <w:rPr>
+                <w:rFonts w:asciiTheme="minorHAnsi" w:eastAsia="Times New Roman" w:hAnsiTheme="minorHAnsi" w:cstheme="minorHAnsi"/>
+                <w:color w:val="FFFFFF"/>
+                <w:sz w:val="20"/>
+                <w:szCs w:val="20"/>
+                <w:lang w:val="en-AE" w:eastAsia="en-AE"/>
+              </w:rPr>
+              <w:t>Thk</w:t>
+            </w:r>
+            <w:proofErr w:type="spellEnd"/>
+            <w:r>
+              <w:rPr>
+                <w:rFonts w:asciiTheme="minorHAnsi" w:eastAsia="Times New Roman" w:hAnsiTheme="minorHAnsi" w:cstheme="minorHAnsi"/>
+                <w:color w:val="FFFFFF"/>
+                <w:sz w:val="20"/>
+                <w:szCs w:val="20"/>
+                <w:lang w:val="en-AE" w:eastAsia="en-AE"/>
+              </w:rPr>
+              <w:t xml:space="preserve"> (in)</w:t>
             </w:r>
           </w:p>
         </w:tc>
@@ -23314,7 +24129,7 @@
           </w:p>
         </w:tc>
       </w:tr>
-      <w:bookmarkEnd w:id="33"/>
+      <w:bookmarkEnd w:id="31"/>
     </w:tbl>
     <w:p>
       <w:pPr>
@@ -23383,7 +24198,29 @@
                 <w:szCs w:val="20"/>
                 <w:lang w:val="en-AE" w:eastAsia="en-AE"/>
               </w:rPr>
-              <w:t>{{joints_fifthPipe}}</w:t>
+              <w:t>{{</w:t>
+            </w:r>
+            <w:proofErr w:type="spellStart"/>
+            <w:r>
+              <w:rPr>
+                <w:rFonts w:asciiTheme="minorHAnsi" w:eastAsia="Times New Roman" w:hAnsiTheme="minorHAnsi" w:cstheme="minorHAnsi"/>
+                <w:color w:val="FFFFFF"/>
+                <w:sz w:val="20"/>
+                <w:szCs w:val="20"/>
+                <w:lang w:val="en-AE" w:eastAsia="en-AE"/>
+              </w:rPr>
+              <w:t>joints_fifthPipe</w:t>
+            </w:r>
+            <w:proofErr w:type="spellEnd"/>
+            <w:r>
+              <w:rPr>
+                <w:rFonts w:asciiTheme="minorHAnsi" w:eastAsia="Times New Roman" w:hAnsiTheme="minorHAnsi" w:cstheme="minorHAnsi"/>
+                <w:color w:val="FFFFFF"/>
+                <w:sz w:val="20"/>
+                <w:szCs w:val="20"/>
+                <w:lang w:val="en-AE" w:eastAsia="en-AE"/>
+              </w:rPr>
+              <w:t>}}</w:t>
             </w:r>
           </w:p>
         </w:tc>
@@ -23531,7 +24368,29 @@
                 <w:szCs w:val="20"/>
                 <w:lang w:val="en-AE" w:eastAsia="en-AE"/>
               </w:rPr>
-              <w:t>Nom Thk (in)</w:t>
+              <w:t xml:space="preserve">Nom </w:t>
+            </w:r>
+            <w:proofErr w:type="spellStart"/>
+            <w:r>
+              <w:rPr>
+                <w:rFonts w:asciiTheme="minorHAnsi" w:eastAsia="Times New Roman" w:hAnsiTheme="minorHAnsi" w:cstheme="minorHAnsi"/>
+                <w:color w:val="FFFFFF"/>
+                <w:sz w:val="20"/>
+                <w:szCs w:val="20"/>
+                <w:lang w:val="en-AE" w:eastAsia="en-AE"/>
+              </w:rPr>
+              <w:t>Thk</w:t>
+            </w:r>
+            <w:proofErr w:type="spellEnd"/>
+            <w:r>
+              <w:rPr>
+                <w:rFonts w:asciiTheme="minorHAnsi" w:eastAsia="Times New Roman" w:hAnsiTheme="minorHAnsi" w:cstheme="minorHAnsi"/>
+                <w:color w:val="FFFFFF"/>
+                <w:sz w:val="20"/>
+                <w:szCs w:val="20"/>
+                <w:lang w:val="en-AE" w:eastAsia="en-AE"/>
+              </w:rPr>
+              <w:t xml:space="preserve"> (in)</w:t>
             </w:r>
           </w:p>
         </w:tc>
@@ -23568,7 +24427,29 @@
                 <w:szCs w:val="20"/>
                 <w:lang w:val="en-AE" w:eastAsia="en-AE"/>
               </w:rPr>
-              <w:t>Min Thk (in)</w:t>
+              <w:t xml:space="preserve">Min </w:t>
+            </w:r>
+            <w:proofErr w:type="spellStart"/>
+            <w:r>
+              <w:rPr>
+                <w:rFonts w:asciiTheme="minorHAnsi" w:eastAsia="Times New Roman" w:hAnsiTheme="minorHAnsi" w:cstheme="minorHAnsi"/>
+                <w:color w:val="FFFFFF"/>
+                <w:sz w:val="20"/>
+                <w:szCs w:val="20"/>
+                <w:lang w:val="en-AE" w:eastAsia="en-AE"/>
+              </w:rPr>
+              <w:t>Thk</w:t>
+            </w:r>
+            <w:proofErr w:type="spellEnd"/>
+            <w:r>
+              <w:rPr>
+                <w:rFonts w:asciiTheme="minorHAnsi" w:eastAsia="Times New Roman" w:hAnsiTheme="minorHAnsi" w:cstheme="minorHAnsi"/>
+                <w:color w:val="FFFFFF"/>
+                <w:sz w:val="20"/>
+                <w:szCs w:val="20"/>
+                <w:lang w:val="en-AE" w:eastAsia="en-AE"/>
+              </w:rPr>
+              <w:t xml:space="preserve"> (in)</w:t>
             </w:r>
           </w:p>
         </w:tc>
@@ -24146,7 +25027,29 @@
                 <w:szCs w:val="20"/>
                 <w:lang w:val="en-AE" w:eastAsia="en-AE"/>
               </w:rPr>
-              <w:t>{{joints_sixthPipe}}</w:t>
+              <w:t>{{</w:t>
+            </w:r>
+            <w:proofErr w:type="spellStart"/>
+            <w:r>
+              <w:rPr>
+                <w:rFonts w:asciiTheme="minorHAnsi" w:eastAsia="Times New Roman" w:hAnsiTheme="minorHAnsi" w:cstheme="minorHAnsi"/>
+                <w:color w:val="FFFFFF"/>
+                <w:sz w:val="20"/>
+                <w:szCs w:val="20"/>
+                <w:lang w:val="en-AE" w:eastAsia="en-AE"/>
+              </w:rPr>
+              <w:t>joints_sixthPipe</w:t>
+            </w:r>
+            <w:proofErr w:type="spellEnd"/>
+            <w:r>
+              <w:rPr>
+                <w:rFonts w:asciiTheme="minorHAnsi" w:eastAsia="Times New Roman" w:hAnsiTheme="minorHAnsi" w:cstheme="minorHAnsi"/>
+                <w:color w:val="FFFFFF"/>
+                <w:sz w:val="20"/>
+                <w:szCs w:val="20"/>
+                <w:lang w:val="en-AE" w:eastAsia="en-AE"/>
+              </w:rPr>
+              <w:t>}}</w:t>
             </w:r>
           </w:p>
         </w:tc>
@@ -24294,7 +25197,29 @@
                 <w:szCs w:val="20"/>
                 <w:lang w:val="en-AE" w:eastAsia="en-AE"/>
               </w:rPr>
-              <w:t>Nom Thk (in)</w:t>
+              <w:t xml:space="preserve">Nom </w:t>
+            </w:r>
+            <w:proofErr w:type="spellStart"/>
+            <w:r>
+              <w:rPr>
+                <w:rFonts w:asciiTheme="minorHAnsi" w:eastAsia="Times New Roman" w:hAnsiTheme="minorHAnsi" w:cstheme="minorHAnsi"/>
+                <w:color w:val="FFFFFF"/>
+                <w:sz w:val="20"/>
+                <w:szCs w:val="20"/>
+                <w:lang w:val="en-AE" w:eastAsia="en-AE"/>
+              </w:rPr>
+              <w:t>Thk</w:t>
+            </w:r>
+            <w:proofErr w:type="spellEnd"/>
+            <w:r>
+              <w:rPr>
+                <w:rFonts w:asciiTheme="minorHAnsi" w:eastAsia="Times New Roman" w:hAnsiTheme="minorHAnsi" w:cstheme="minorHAnsi"/>
+                <w:color w:val="FFFFFF"/>
+                <w:sz w:val="20"/>
+                <w:szCs w:val="20"/>
+                <w:lang w:val="en-AE" w:eastAsia="en-AE"/>
+              </w:rPr>
+              <w:t xml:space="preserve"> (in)</w:t>
             </w:r>
           </w:p>
         </w:tc>
@@ -24331,7 +25256,29 @@
                 <w:szCs w:val="20"/>
                 <w:lang w:val="en-AE" w:eastAsia="en-AE"/>
               </w:rPr>
-              <w:t>Min Thk (in)</w:t>
+              <w:t xml:space="preserve">Min </w:t>
+            </w:r>
+            <w:proofErr w:type="spellStart"/>
+            <w:r>
+              <w:rPr>
+                <w:rFonts w:asciiTheme="minorHAnsi" w:eastAsia="Times New Roman" w:hAnsiTheme="minorHAnsi" w:cstheme="minorHAnsi"/>
+                <w:color w:val="FFFFFF"/>
+                <w:sz w:val="20"/>
+                <w:szCs w:val="20"/>
+                <w:lang w:val="en-AE" w:eastAsia="en-AE"/>
+              </w:rPr>
+              <w:t>Thk</w:t>
+            </w:r>
+            <w:proofErr w:type="spellEnd"/>
+            <w:r>
+              <w:rPr>
+                <w:rFonts w:asciiTheme="minorHAnsi" w:eastAsia="Times New Roman" w:hAnsiTheme="minorHAnsi" w:cstheme="minorHAnsi"/>
+                <w:color w:val="FFFFFF"/>
+                <w:sz w:val="20"/>
+                <w:szCs w:val="20"/>
+                <w:lang w:val="en-AE" w:eastAsia="en-AE"/>
+              </w:rPr>
+              <w:t xml:space="preserve"> (in)</w:t>
             </w:r>
           </w:p>
         </w:tc>
@@ -24879,8 +25826,8 @@
           <w:color w:val="auto"/>
         </w:rPr>
       </w:pPr>
-      <w:bookmarkStart w:id="34" w:name="_Toc109846278"/>
-      <w:bookmarkStart w:id="35" w:name="_Toc230601035"/>
+      <w:bookmarkStart w:id="32" w:name="_Toc109846278"/>
+      <w:bookmarkStart w:id="33" w:name="_Toc230601035"/>
       <w:r>
         <w:rPr>
           <w:noProof/>
@@ -25045,9 +25992,9 @@
         </w:rPr>
         <w:t>Metal Loss Pie Chart Summary</w:t>
       </w:r>
-      <w:bookmarkStart w:id="36" w:name="_Toc26181282"/>
-      <w:bookmarkEnd w:id="34"/>
-      <w:bookmarkEnd w:id="35"/>
+      <w:bookmarkStart w:id="34" w:name="_Toc26181282"/>
+      <w:bookmarkEnd w:id="32"/>
+      <w:bookmarkEnd w:id="33"/>
     </w:p>
     <w:p>
       <w:pPr>
@@ -25445,7 +26392,7 @@
         </w:rPr>
         <w:t xml:space="preserve"> - Metal Loss Pie Chart Summary</w:t>
       </w:r>
-      <w:bookmarkEnd w:id="36"/>
+      <w:bookmarkEnd w:id="34"/>
     </w:p>
     <w:p>
       <w:pPr>
@@ -25481,7 +26428,7 @@
           <w:color w:val="auto"/>
         </w:rPr>
       </w:pPr>
-      <w:bookmarkStart w:id="37" w:name="_Toc230601036"/>
+      <w:bookmarkStart w:id="35" w:name="_Toc230601036"/>
       <w:r>
         <w:rPr>
           <w:color w:val="auto"/>
@@ -25489,7 +26436,7 @@
         <w:lastRenderedPageBreak/>
         <w:t>Quality Control</w:t>
       </w:r>
-      <w:bookmarkEnd w:id="37"/>
+      <w:bookmarkEnd w:id="35"/>
     </w:p>
     <w:p>
       <w:pPr>
@@ -25518,7 +26465,7 @@
           <w:lang w:eastAsia="zh-CN"/>
         </w:rPr>
       </w:pPr>
-      <w:bookmarkStart w:id="38" w:name="OLE_LINK15"/>
+      <w:bookmarkStart w:id="36" w:name="OLE_LINK15"/>
       <w:r>
         <w:rPr>
           <w:rFonts w:asciiTheme="minorBidi" w:hAnsiTheme="minorBidi"/>
@@ -25686,7 +26633,7 @@
         <w:t>.</w:t>
       </w:r>
     </w:p>
-    <w:bookmarkEnd w:id="38"/>
+    <w:bookmarkEnd w:id="36"/>
     <w:p>
       <w:pPr>
         <w:pStyle w:val="ListParagraph"/>
@@ -26307,7 +27254,7 @@
         </w:rPr>
         <w:lastRenderedPageBreak/>
         <w:drawing>
-          <wp:anchor distT="0" distB="0" distL="114300" distR="114300" simplePos="0" relativeHeight="251649536" behindDoc="0" locked="0" layoutInCell="1" allowOverlap="1" wp14:anchorId="084BCEFC" wp14:editId="49770CEA">
+          <wp:anchor distT="0" distB="0" distL="114300" distR="114300" simplePos="0" relativeHeight="251649536" behindDoc="0" locked="0" layoutInCell="1" allowOverlap="1" wp14:anchorId="084BCEFC" wp14:editId="442B8D51">
             <wp:simplePos x="0" y="0"/>
             <wp:positionH relativeFrom="column">
               <wp:posOffset>255270</wp:posOffset>
@@ -26464,9 +27411,9 @@
           <w:color w:val="auto"/>
         </w:rPr>
       </w:pPr>
-      <w:bookmarkStart w:id="39" w:name="_Toc230601037"/>
-      <w:bookmarkStart w:id="40" w:name="_Toc22679771"/>
-      <w:bookmarkStart w:id="41" w:name="_Toc23528007"/>
+      <w:bookmarkStart w:id="37" w:name="_Toc230601037"/>
+      <w:bookmarkStart w:id="38" w:name="_Toc22679771"/>
+      <w:bookmarkStart w:id="39" w:name="_Toc23528007"/>
       <w:r>
         <w:rPr>
           <w:color w:val="auto"/>
@@ -26474,9 +27421,9 @@
         <w:lastRenderedPageBreak/>
         <w:t>Well Completion Diagram</w:t>
       </w:r>
-      <w:bookmarkStart w:id="42" w:name="_Toc26181286"/>
-      <w:bookmarkStart w:id="43" w:name="_Hlk136060395"/>
-      <w:bookmarkEnd w:id="39"/>
+      <w:bookmarkStart w:id="40" w:name="_Toc26181286"/>
+      <w:bookmarkStart w:id="41" w:name="_Hlk136060395"/>
+      <w:bookmarkEnd w:id="37"/>
     </w:p>
     <w:tbl>
       <w:tblPr>
@@ -26549,13 +27496,13 @@
         </w:rPr>
         <w:t xml:space="preserve"> - Well Cross Section Plot</w:t>
       </w:r>
-      <w:bookmarkEnd w:id="6"/>
-      <w:bookmarkEnd w:id="5"/>
       <w:bookmarkEnd w:id="4"/>
+      <w:bookmarkEnd w:id="3"/>
+      <w:bookmarkEnd w:id="2"/>
+      <w:bookmarkEnd w:id="38"/>
+      <w:bookmarkEnd w:id="39"/>
       <w:bookmarkEnd w:id="40"/>
       <w:bookmarkEnd w:id="41"/>
-      <w:bookmarkEnd w:id="42"/>
-      <w:bookmarkEnd w:id="43"/>
     </w:p>
     <w:p>
       <w:pPr>
@@ -26564,7 +27511,7 @@
           <w:color w:val="auto"/>
         </w:rPr>
       </w:pPr>
-      <w:bookmarkStart w:id="44" w:name="_Toc230601038"/>
+      <w:bookmarkStart w:id="42" w:name="_Toc230601038"/>
       <w:r>
         <w:rPr>
           <w:color w:val="auto"/>
@@ -26577,7 +27524,7 @@
         </w:rPr>
         <w:t xml:space="preserve"> Diagram</w:t>
       </w:r>
-      <w:bookmarkEnd w:id="44"/>
+      <w:bookmarkEnd w:id="42"/>
     </w:p>
     <w:tbl>
       <w:tblPr>
@@ -26613,7 +27560,15 @@
               <w:jc w:val="center"/>
             </w:pPr>
             <w:r>
-              <w:t>{{ts}}</w:t>
+              <w:t>{{</w:t>
+            </w:r>
+            <w:proofErr w:type="spellStart"/>
+            <w:r>
+              <w:t>ts</w:t>
+            </w:r>
+            <w:proofErr w:type="spellEnd"/>
+            <w:r>
+              <w:t>}}</w:t>
             </w:r>
           </w:p>
         </w:tc>
@@ -26956,7 +27911,7 @@
               <w:szCs w:val="20"/>
             </w:rPr>
           </w:pPr>
-          <w:bookmarkStart w:id="2" w:name="_Hlk26340721"/>
+          <w:bookmarkStart w:id="0" w:name="_Hlk26340721"/>
         </w:p>
       </w:tc>
     </w:tr>
@@ -26981,7 +27936,7 @@
         </w:p>
       </w:tc>
     </w:tr>
-    <w:bookmarkEnd w:id="2"/>
+    <w:bookmarkEnd w:id="0"/>
   </w:tbl>
   <w:p>
     <w:pPr>
@@ -27362,7 +28317,23 @@
         <w:sz w:val="20"/>
         <w:szCs w:val="20"/>
       </w:rPr>
-      <w:t>HRDH_1702_1</w:t>
+      <w:t>{{</w:t>
+    </w:r>
+    <w:proofErr w:type="spellStart"/>
+    <w:r>
+      <w:rPr>
+        <w:sz w:val="20"/>
+        <w:szCs w:val="20"/>
+      </w:rPr>
+      <w:t>well_name</w:t>
+    </w:r>
+    <w:proofErr w:type="spellEnd"/>
+    <w:r>
+      <w:rPr>
+        <w:sz w:val="20"/>
+        <w:szCs w:val="20"/>
+      </w:rPr>
+      <w:t>}}</w:t>
     </w:r>
   </w:p>
   <w:p>
@@ -27440,35 +28411,23 @@
         <w:sz w:val="20"/>
         <w:szCs w:val="20"/>
       </w:rPr>
-      <w:t>15</w:t>
+      <w:t>{{</w:t>
     </w:r>
+    <w:proofErr w:type="spellStart"/>
     <w:r>
       <w:rPr>
         <w:sz w:val="20"/>
         <w:szCs w:val="20"/>
       </w:rPr>
-      <w:t>-</w:t>
+      <w:t>log_date</w:t>
     </w:r>
+    <w:proofErr w:type="spellEnd"/>
     <w:r>
       <w:rPr>
         <w:sz w:val="20"/>
         <w:szCs w:val="20"/>
       </w:rPr>
-      <w:t>May</w:t>
-    </w:r>
-    <w:r>
-      <w:rPr>
-        <w:sz w:val="20"/>
-        <w:szCs w:val="20"/>
-      </w:rPr>
-      <w:t>-202</w:t>
-    </w:r>
-    <w:r>
-      <w:rPr>
-        <w:sz w:val="20"/>
-        <w:szCs w:val="20"/>
-      </w:rPr>
-      <w:t>6</w:t>
+      <w:t>}}</w:t>
     </w:r>
   </w:p>
 </w:hdr>
@@ -34517,6 +35476,25 @@
 </file>
 
 <file path=customXml/item1.xml><?xml version="1.0" encoding="utf-8"?>
+<p:properties xmlns:p="http://schemas.microsoft.com/office/2006/metadata/properties" xmlns:xsi="http://www.w3.org/2001/XMLSchema-instance" xmlns:pc="http://schemas.microsoft.com/office/infopath/2007/PartnerControls">
+  <documentManagement/>
+</p:properties>
+</file>
+
+<file path=customXml/item2.xml><?xml version="1.0" encoding="utf-8"?>
+<b:Sources xmlns:b="http://schemas.openxmlformats.org/officeDocument/2006/bibliography" xmlns="http://schemas.openxmlformats.org/officeDocument/2006/bibliography" SelectedStyle="\APASixthEditionOfficeOnline.xsl" StyleName="APA" Version="6"/>
+</file>
+
+<file path=customXml/item3.xml><?xml version="1.0" encoding="utf-8"?>
+<?mso-contentType ?>
+<FormTemplates xmlns="http://schemas.microsoft.com/sharepoint/v3/contenttype/forms">
+  <Display>DocumentLibraryForm</Display>
+  <Edit>DocumentLibraryForm</Edit>
+  <New>DocumentLibraryForm</New>
+</FormTemplates>
+</file>
+
+<file path=customXml/item4.xml><?xml version="1.0" encoding="utf-8"?>
 <ct:contentTypeSchema xmlns:ct="http://schemas.microsoft.com/office/2006/metadata/contentType" xmlns:ma="http://schemas.microsoft.com/office/2006/metadata/properties/metaAttributes" ct:_="" ma:_="" ma:contentTypeName="Document" ma:contentTypeID="0x0101007BECBE631466E146A5A60A7FBFAB5446" ma:contentTypeVersion="8" ma:contentTypeDescription="Create a new document." ma:contentTypeScope="" ma:versionID="0f5e4eafd5d92c80c155f2206804de7f">
   <xsd:schema xmlns:xsd="http://www.w3.org/2001/XMLSchema" xmlns:xs="http://www.w3.org/2001/XMLSchema" xmlns:p="http://schemas.microsoft.com/office/2006/metadata/properties" xmlns:ns2="eb10c264-7177-4f90-96c4-984f47b9cc69" targetNamespace="http://schemas.microsoft.com/office/2006/metadata/properties" ma:root="true" ma:fieldsID="244178858aeb020dd8df612c45093a22" ns2:_="">
     <xsd:import namespace="eb10c264-7177-4f90-96c4-984f47b9cc69"/>
@@ -34688,26 +35666,32 @@
 </ct:contentTypeSchema>
 </file>
 
-<file path=customXml/item2.xml><?xml version="1.0" encoding="utf-8"?>
-<?mso-contentType ?>
-<FormTemplates xmlns="http://schemas.microsoft.com/sharepoint/v3/contenttype/forms">
-  <Display>DocumentLibraryForm</Display>
-  <Edit>DocumentLibraryForm</Edit>
-  <New>DocumentLibraryForm</New>
-</FormTemplates>
+<file path=customXml/itemProps1.xml><?xml version="1.0" encoding="utf-8"?>
+<ds:datastoreItem xmlns:ds="http://schemas.openxmlformats.org/officeDocument/2006/customXml" ds:itemID="{74A46DB4-35AB-4E89-AE84-AAE4879E018C}">
+  <ds:schemaRefs>
+    <ds:schemaRef ds:uri="http://schemas.microsoft.com/office/2006/metadata/properties"/>
+    <ds:schemaRef ds:uri="http://schemas.microsoft.com/office/infopath/2007/PartnerControls"/>
+  </ds:schemaRefs>
+</ds:datastoreItem>
 </file>
 
-<file path=customXml/item3.xml><?xml version="1.0" encoding="utf-8"?>
-<b:Sources xmlns:b="http://schemas.openxmlformats.org/officeDocument/2006/bibliography" xmlns="http://schemas.openxmlformats.org/officeDocument/2006/bibliography" SelectedStyle="\APASixthEditionOfficeOnline.xsl" StyleName="APA" Version="6"/>
+<file path=customXml/itemProps2.xml><?xml version="1.0" encoding="utf-8"?>
+<ds:datastoreItem xmlns:ds="http://schemas.openxmlformats.org/officeDocument/2006/customXml" ds:itemID="{2F984F2C-3394-4807-BB5C-769B95DB81F6}">
+  <ds:schemaRefs>
+    <ds:schemaRef ds:uri="http://schemas.openxmlformats.org/officeDocument/2006/bibliography"/>
+  </ds:schemaRefs>
+</ds:datastoreItem>
 </file>
 
-<file path=customXml/item4.xml><?xml version="1.0" encoding="utf-8"?>
-<p:properties xmlns:p="http://schemas.microsoft.com/office/2006/metadata/properties" xmlns:xsi="http://www.w3.org/2001/XMLSchema-instance" xmlns:pc="http://schemas.microsoft.com/office/infopath/2007/PartnerControls">
-  <documentManagement/>
-</p:properties>
+<file path=customXml/itemProps3.xml><?xml version="1.0" encoding="utf-8"?>
+<ds:datastoreItem xmlns:ds="http://schemas.openxmlformats.org/officeDocument/2006/customXml" ds:itemID="{79696F61-4EFA-4208-9DA2-098D4828C9DB}">
+  <ds:schemaRefs>
+    <ds:schemaRef ds:uri="http://schemas.microsoft.com/sharepoint/v3/contenttype/forms"/>
+  </ds:schemaRefs>
+</ds:datastoreItem>
 </file>
 
-<file path=customXml/itemProps1.xml><?xml version="1.0" encoding="utf-8"?>
+<file path=customXml/itemProps4.xml><?xml version="1.0" encoding="utf-8"?>
 <ds:datastoreItem xmlns:ds="http://schemas.openxmlformats.org/officeDocument/2006/customXml" ds:itemID="{2E26228A-8175-49C1-B0E8-F5B0407DC3F6}">
   <ds:schemaRefs>
     <ds:schemaRef ds:uri="http://schemas.microsoft.com/office/2006/metadata/contentType"/>
@@ -34723,29 +35707,4 @@
     <ds:schemaRef ds:uri="http://schemas.microsoft.com/internal/obd"/>
   </ds:schemaRefs>
 </ds:datastoreItem>
-</file>
-
-<file path=customXml/itemProps2.xml><?xml version="1.0" encoding="utf-8"?>
-<ds:datastoreItem xmlns:ds="http://schemas.openxmlformats.org/officeDocument/2006/customXml" ds:itemID="{79696F61-4EFA-4208-9DA2-098D4828C9DB}">
-  <ds:schemaRefs>
-    <ds:schemaRef ds:uri="http://schemas.microsoft.com/sharepoint/v3/contenttype/forms"/>
-  </ds:schemaRefs>
-</ds:datastoreItem>
-</file>
-
-<file path=customXml/itemProps3.xml><?xml version="1.0" encoding="utf-8"?>
-<ds:datastoreItem xmlns:ds="http://schemas.openxmlformats.org/officeDocument/2006/customXml" ds:itemID="{2F984F2C-3394-4807-BB5C-769B95DB81F6}">
-  <ds:schemaRefs>
-    <ds:schemaRef ds:uri="http://schemas.openxmlformats.org/officeDocument/2006/bibliography"/>
-  </ds:schemaRefs>
-</ds:datastoreItem>
-</file>
-
-<file path=customXml/itemProps4.xml><?xml version="1.0" encoding="utf-8"?>
-<ds:datastoreItem xmlns:ds="http://schemas.openxmlformats.org/officeDocument/2006/customXml" ds:itemID="{74A46DB4-35AB-4E89-AE84-AAE4879E018C}">
-  <ds:schemaRefs>
-    <ds:schemaRef ds:uri="http://schemas.microsoft.com/office/2006/metadata/properties"/>
-    <ds:schemaRef ds:uri="http://schemas.microsoft.com/office/infopath/2007/PartnerControls"/>
-  </ds:schemaRefs>
-</ds:datastoreItem>
 </file>